--- a/src/3_TP_mockito_bancaire.docx
+++ b/src/3_TP_mockito_bancaire.docx
@@ -179,18 +179,7 @@
           <w:sz w:val="22"/>
           <w:shd w:fill="auto" w:val="clear"/>
         </w:rPr>
-        <w:t xml:space="preserve"> services de notation de cr</w:t>
-      </w:r>
-      <w:r>
-        <w:rPr>
-          <w:rFonts w:ascii="Arial" w:hAnsi="Arial" w:cs="Arial" w:eastAsia="Arial"/>
-          <w:color w:val="auto"/>
-          <w:spacing w:val="0"/>
-          <w:position w:val="0"/>
-          <w:sz w:val="22"/>
-          <w:shd w:fill="auto" w:val="clear"/>
-        </w:rPr>
-        <w:t xml:space="preserve">édit, APIs bancaires, repositories de base de données.</w:t>
+        <w:t xml:space="preserve"> services de notation de crédit, APIs bancaires, repositories de base de données.</w:t>
       </w:r>
     </w:p>
     <w:p>
@@ -283,19 +272,7 @@
           <w:sz w:val="28"/>
           <w:shd w:fill="auto" w:val="clear"/>
         </w:rPr>
-        <w:t xml:space="preserve"> </w:t>
-      </w:r>
-      <w:r>
-        <w:rPr>
-          <w:rFonts w:ascii="Arial" w:hAnsi="Arial" w:cs="Arial" w:eastAsia="Arial"/>
-          <w:b/>
-          <w:color w:val="1E3A5F"/>
-          <w:spacing w:val="0"/>
-          <w:position w:val="0"/>
-          <w:sz w:val="28"/>
-          <w:shd w:fill="auto" w:val="clear"/>
-        </w:rPr>
-        <w:t xml:space="preserve">évolution de l'application bancaire</w:t>
+        <w:t xml:space="preserve"> évolution de l'application bancaire</w:t>
       </w:r>
     </w:p>
     <w:p>
@@ -361,7 +338,6 @@
                 <w:spacing w:val="0"/>
                 <w:position w:val="0"/>
                 <w:sz w:val="22"/>
-                <w:shd w:fill="auto" w:val="clear"/>
               </w:rPr>
             </w:pPr>
             <w:r>
@@ -403,7 +379,6 @@
                 <w:spacing w:val="0"/>
                 <w:position w:val="0"/>
                 <w:sz w:val="22"/>
-                <w:shd w:fill="auto" w:val="clear"/>
               </w:rPr>
             </w:pPr>
             <w:r>
@@ -445,7 +420,6 @@
                 <w:spacing w:val="0"/>
                 <w:position w:val="0"/>
                 <w:sz w:val="22"/>
-                <w:shd w:fill="auto" w:val="clear"/>
               </w:rPr>
             </w:pPr>
             <w:r>
@@ -492,7 +466,6 @@
               <w:rPr>
                 <w:spacing w:val="0"/>
                 <w:position w:val="0"/>
-                <w:shd w:fill="auto" w:val="clear"/>
               </w:rPr>
             </w:pPr>
             <w:r>
@@ -532,7 +505,6 @@
               <w:rPr>
                 <w:spacing w:val="0"/>
                 <w:position w:val="0"/>
-                <w:shd w:fill="auto" w:val="clear"/>
               </w:rPr>
             </w:pPr>
             <w:r>
@@ -572,7 +544,6 @@
               <w:rPr>
                 <w:spacing w:val="0"/>
                 <w:position w:val="0"/>
-                <w:shd w:fill="auto" w:val="clear"/>
               </w:rPr>
             </w:pPr>
             <w:r>
@@ -618,7 +589,6 @@
               <w:rPr>
                 <w:spacing w:val="0"/>
                 <w:position w:val="0"/>
-                <w:shd w:fill="auto" w:val="clear"/>
               </w:rPr>
             </w:pPr>
             <w:r>
@@ -658,7 +628,6 @@
               <w:rPr>
                 <w:spacing w:val="0"/>
                 <w:position w:val="0"/>
-                <w:shd w:fill="auto" w:val="clear"/>
               </w:rPr>
             </w:pPr>
             <w:r>
@@ -698,7 +667,6 @@
               <w:rPr>
                 <w:spacing w:val="0"/>
                 <w:position w:val="0"/>
-                <w:shd w:fill="auto" w:val="clear"/>
               </w:rPr>
             </w:pPr>
             <w:r>
@@ -744,7 +712,6 @@
               <w:rPr>
                 <w:spacing w:val="0"/>
                 <w:position w:val="0"/>
-                <w:shd w:fill="auto" w:val="clear"/>
               </w:rPr>
             </w:pPr>
             <w:r>
@@ -784,7 +751,6 @@
               <w:rPr>
                 <w:spacing w:val="0"/>
                 <w:position w:val="0"/>
-                <w:shd w:fill="auto" w:val="clear"/>
               </w:rPr>
             </w:pPr>
             <w:r>
@@ -824,7 +790,6 @@
               <w:rPr>
                 <w:spacing w:val="0"/>
                 <w:position w:val="0"/>
-                <w:shd w:fill="auto" w:val="clear"/>
               </w:rPr>
             </w:pPr>
             <w:r>
@@ -870,7 +835,6 @@
               <w:rPr>
                 <w:spacing w:val="0"/>
                 <w:position w:val="0"/>
-                <w:shd w:fill="auto" w:val="clear"/>
               </w:rPr>
             </w:pPr>
             <w:r>
@@ -910,7 +874,6 @@
               <w:rPr>
                 <w:spacing w:val="0"/>
                 <w:position w:val="0"/>
-                <w:shd w:fill="auto" w:val="clear"/>
               </w:rPr>
             </w:pPr>
             <w:r>
@@ -950,7 +913,6 @@
               <w:rPr>
                 <w:spacing w:val="0"/>
                 <w:position w:val="0"/>
-                <w:shd w:fill="auto" w:val="clear"/>
               </w:rPr>
             </w:pPr>
             <w:r>
@@ -984,18 +946,7 @@
                 <w:sz w:val="21"/>
                 <w:shd w:fill="auto" w:val="clear"/>
               </w:rPr>
-              <w:t xml:space="preserve"> inchang</w:t>
-            </w:r>
-            <w:r>
-              <w:rPr>
-                <w:rFonts w:ascii="Arial" w:hAnsi="Arial" w:cs="Arial" w:eastAsia="Arial"/>
-                <w:color w:val="1E293B"/>
-                <w:spacing w:val="0"/>
-                <w:position w:val="0"/>
-                <w:sz w:val="21"/>
-                <w:shd w:fill="auto" w:val="clear"/>
-              </w:rPr>
-              <w:t xml:space="preserve">é</w:t>
+              <w:t xml:space="preserve"> inchangé</w:t>
             </w:r>
           </w:p>
         </w:tc>
@@ -1078,7 +1029,6 @@
                 <w:spacing w:val="0"/>
                 <w:position w:val="0"/>
                 <w:sz w:val="22"/>
-                <w:shd w:fill="auto" w:val="clear"/>
               </w:rPr>
             </w:pPr>
             <w:r>
@@ -1198,7 +1148,6 @@
                 <w:spacing w:val="0"/>
                 <w:position w:val="0"/>
                 <w:sz w:val="22"/>
-                <w:shd w:fill="auto" w:val="clear"/>
               </w:rPr>
             </w:pPr>
             <w:r>
@@ -1309,7 +1258,6 @@
               <w:rPr>
                 <w:spacing w:val="0"/>
                 <w:position w:val="0"/>
-                <w:shd w:fill="auto" w:val="clear"/>
               </w:rPr>
             </w:pPr>
             <w:r>
@@ -1391,19 +1339,7 @@
           <w:sz w:val="28"/>
           <w:shd w:fill="auto" w:val="clear"/>
         </w:rPr>
-        <w:t xml:space="preserve"> D</w:t>
-      </w:r>
-      <w:r>
-        <w:rPr>
-          <w:rFonts w:ascii="Arial" w:hAnsi="Arial" w:cs="Arial" w:eastAsia="Arial"/>
-          <w:b/>
-          <w:color w:val="1E3A5F"/>
-          <w:spacing w:val="0"/>
-          <w:position w:val="0"/>
-          <w:sz w:val="28"/>
-          <w:shd w:fill="auto" w:val="clear"/>
-        </w:rPr>
-        <w:t xml:space="preserve">épendance Maven</w:t>
+        <w:t xml:space="preserve"> Dépendance Maven</w:t>
       </w:r>
     </w:p>
     <w:p>
@@ -1466,7 +1402,6 @@
               <w:rPr>
                 <w:spacing w:val="0"/>
                 <w:position w:val="0"/>
-                <w:shd w:fill="auto" w:val="clear"/>
               </w:rPr>
             </w:pPr>
             <w:r>
@@ -1512,7 +1447,6 @@
               <w:rPr>
                 <w:spacing w:val="0"/>
                 <w:position w:val="0"/>
-                <w:shd w:fill="auto" w:val="clear"/>
               </w:rPr>
             </w:pPr>
             <w:r>
@@ -1580,7 +1514,6 @@
               <w:rPr>
                 <w:spacing w:val="0"/>
                 <w:position w:val="0"/>
-                <w:shd w:fill="auto" w:val="clear"/>
               </w:rPr>
             </w:pPr>
             <w:r>
@@ -1664,7 +1597,6 @@
               <w:rPr>
                 <w:spacing w:val="0"/>
                 <w:position w:val="0"/>
-                <w:shd w:fill="auto" w:val="clear"/>
               </w:rPr>
             </w:pPr>
             <w:r>
@@ -1698,52 +1630,40 @@
                 <w:sz w:val="19"/>
                 <w:shd w:fill="auto" w:val="clear"/>
               </w:rPr>
-              <w:t xml:space="preserve"> d</w:t>
-            </w:r>
-            <w:r>
-              <w:rPr>
-                <w:rFonts w:ascii="Courier New" w:hAnsi="Courier New" w:cs="Courier New" w:eastAsia="Courier New"/>
-                <w:color w:val="E6EDF3"/>
-                <w:spacing w:val="0"/>
-                <w:position w:val="0"/>
-                <w:sz w:val="19"/>
-                <w:shd w:fill="auto" w:val="clear"/>
-              </w:rPr>
-              <w:t xml:space="preserve">éjà présent --&gt;</w:t>
-            </w:r>
-          </w:p>
-        </w:tc>
-      </w:tr>
-      <w:tr>
-        <w:trPr>
-          <w:trHeight w:val="1" w:hRule="atLeast"/>
-          <w:jc w:val="left"/>
-        </w:trPr>
-        <w:tc>
-          <w:tcPr>
-            <w:tcW w:w="9360" w:type="dxa"/>
-            <w:tcBorders>
-              <w:top w:val="single" w:color="ffffff" w:sz="0"/>
-              <w:left w:val="single" w:color="836967" w:sz="6"/>
-              <w:bottom w:val="single" w:color="ffffff" w:sz="0"/>
-              <w:right w:val="single" w:color="30363d" w:sz="4"/>
-            </w:tcBorders>
-            <w:shd w:color="auto" w:fill="0d1117" w:val="clear"/>
-            <w:tcMar>
-              <w:left w:w="160" w:type="dxa"/>
-              <w:right w:w="160" w:type="dxa"/>
-            </w:tcMar>
-            <w:vAlign w:val="top"/>
-          </w:tcPr>
-          <w:p>
-            <w:pPr>
-              <w:spacing w:before="0" w:after="0" w:line="240"/>
-              <w:ind w:right="0" w:left="0" w:firstLine="0"/>
-              <w:jc w:val="left"/>
-              <w:rPr>
-                <w:spacing w:val="0"/>
-                <w:position w:val="0"/>
-                <w:shd w:fill="auto" w:val="clear"/>
+              <w:t xml:space="preserve"> déjà présent --&gt;</w:t>
+            </w:r>
+          </w:p>
+        </w:tc>
+      </w:tr>
+      <w:tr>
+        <w:trPr>
+          <w:trHeight w:val="1" w:hRule="atLeast"/>
+          <w:jc w:val="left"/>
+        </w:trPr>
+        <w:tc>
+          <w:tcPr>
+            <w:tcW w:w="9360" w:type="dxa"/>
+            <w:tcBorders>
+              <w:top w:val="single" w:color="ffffff" w:sz="0"/>
+              <w:left w:val="single" w:color="836967" w:sz="6"/>
+              <w:bottom w:val="single" w:color="ffffff" w:sz="0"/>
+              <w:right w:val="single" w:color="30363d" w:sz="4"/>
+            </w:tcBorders>
+            <w:shd w:color="auto" w:fill="0d1117" w:val="clear"/>
+            <w:tcMar>
+              <w:left w:w="160" w:type="dxa"/>
+              <w:right w:w="160" w:type="dxa"/>
+            </w:tcMar>
+            <w:vAlign w:val="top"/>
+          </w:tcPr>
+          <w:p>
+            <w:pPr>
+              <w:spacing w:before="0" w:after="0" w:line="240"/>
+              <w:ind w:right="0" w:left="0" w:firstLine="0"/>
+              <w:jc w:val="left"/>
+              <w:rPr>
+                <w:spacing w:val="0"/>
+                <w:position w:val="0"/>
               </w:rPr>
             </w:pPr>
             <w:r>
@@ -1789,7 +1709,6 @@
               <w:rPr>
                 <w:spacing w:val="0"/>
                 <w:position w:val="0"/>
-                <w:shd w:fill="auto" w:val="clear"/>
               </w:rPr>
             </w:pPr>
             <w:r>
@@ -1835,7 +1754,6 @@
               <w:rPr>
                 <w:spacing w:val="0"/>
                 <w:position w:val="0"/>
-                <w:shd w:fill="auto" w:val="clear"/>
               </w:rPr>
             </w:pPr>
             <w:r>
@@ -1881,7 +1799,6 @@
               <w:rPr>
                 <w:spacing w:val="0"/>
                 <w:position w:val="0"/>
-                <w:shd w:fill="auto" w:val="clear"/>
               </w:rPr>
             </w:pPr>
             <w:r>
@@ -1927,7 +1844,6 @@
               <w:rPr>
                 <w:spacing w:val="0"/>
                 <w:position w:val="0"/>
-                <w:shd w:fill="auto" w:val="clear"/>
               </w:rPr>
             </w:pPr>
             <w:r>
@@ -1973,7 +1889,6 @@
               <w:rPr>
                 <w:spacing w:val="0"/>
                 <w:position w:val="0"/>
-                <w:shd w:fill="auto" w:val="clear"/>
               </w:rPr>
             </w:pPr>
             <w:r>
@@ -2057,7 +1972,6 @@
               <w:rPr>
                 <w:spacing w:val="0"/>
                 <w:position w:val="0"/>
-                <w:shd w:fill="auto" w:val="clear"/>
               </w:rPr>
             </w:pPr>
             <w:r>
@@ -2091,52 +2005,40 @@
                 <w:sz w:val="19"/>
                 <w:shd w:fill="auto" w:val="clear"/>
               </w:rPr>
-              <w:t xml:space="preserve"> </w:t>
-            </w:r>
-            <w:r>
-              <w:rPr>
-                <w:rFonts w:ascii="Courier New" w:hAnsi="Courier New" w:cs="Courier New" w:eastAsia="Courier New"/>
-                <w:color w:val="E6EDF3"/>
-                <w:spacing w:val="0"/>
-                <w:position w:val="0"/>
-                <w:sz w:val="19"/>
-                <w:shd w:fill="auto" w:val="clear"/>
-              </w:rPr>
-              <w:t xml:space="preserve">à ajouter --&gt;</w:t>
-            </w:r>
-          </w:p>
-        </w:tc>
-      </w:tr>
-      <w:tr>
-        <w:trPr>
-          <w:trHeight w:val="1" w:hRule="atLeast"/>
-          <w:jc w:val="left"/>
-        </w:trPr>
-        <w:tc>
-          <w:tcPr>
-            <w:tcW w:w="9360" w:type="dxa"/>
-            <w:tcBorders>
-              <w:top w:val="single" w:color="ffffff" w:sz="0"/>
-              <w:left w:val="single" w:color="836967" w:sz="6"/>
-              <w:bottom w:val="single" w:color="ffffff" w:sz="0"/>
-              <w:right w:val="single" w:color="30363d" w:sz="4"/>
-            </w:tcBorders>
-            <w:shd w:color="auto" w:fill="0d1117" w:val="clear"/>
-            <w:tcMar>
-              <w:left w:w="160" w:type="dxa"/>
-              <w:right w:w="160" w:type="dxa"/>
-            </w:tcMar>
-            <w:vAlign w:val="top"/>
-          </w:tcPr>
-          <w:p>
-            <w:pPr>
-              <w:spacing w:before="0" w:after="0" w:line="240"/>
-              <w:ind w:right="0" w:left="0" w:firstLine="0"/>
-              <w:jc w:val="left"/>
-              <w:rPr>
-                <w:spacing w:val="0"/>
-                <w:position w:val="0"/>
-                <w:shd w:fill="auto" w:val="clear"/>
+              <w:t xml:space="preserve"> à ajouter --&gt;</w:t>
+            </w:r>
+          </w:p>
+        </w:tc>
+      </w:tr>
+      <w:tr>
+        <w:trPr>
+          <w:trHeight w:val="1" w:hRule="atLeast"/>
+          <w:jc w:val="left"/>
+        </w:trPr>
+        <w:tc>
+          <w:tcPr>
+            <w:tcW w:w="9360" w:type="dxa"/>
+            <w:tcBorders>
+              <w:top w:val="single" w:color="ffffff" w:sz="0"/>
+              <w:left w:val="single" w:color="836967" w:sz="6"/>
+              <w:bottom w:val="single" w:color="ffffff" w:sz="0"/>
+              <w:right w:val="single" w:color="30363d" w:sz="4"/>
+            </w:tcBorders>
+            <w:shd w:color="auto" w:fill="0d1117" w:val="clear"/>
+            <w:tcMar>
+              <w:left w:w="160" w:type="dxa"/>
+              <w:right w:w="160" w:type="dxa"/>
+            </w:tcMar>
+            <w:vAlign w:val="top"/>
+          </w:tcPr>
+          <w:p>
+            <w:pPr>
+              <w:spacing w:before="0" w:after="0" w:line="240"/>
+              <w:ind w:right="0" w:left="0" w:firstLine="0"/>
+              <w:jc w:val="left"/>
+              <w:rPr>
+                <w:spacing w:val="0"/>
+                <w:position w:val="0"/>
               </w:rPr>
             </w:pPr>
             <w:r>
@@ -2182,7 +2084,6 @@
               <w:rPr>
                 <w:spacing w:val="0"/>
                 <w:position w:val="0"/>
-                <w:shd w:fill="auto" w:val="clear"/>
               </w:rPr>
             </w:pPr>
             <w:r>
@@ -2228,7 +2129,6 @@
               <w:rPr>
                 <w:spacing w:val="0"/>
                 <w:position w:val="0"/>
-                <w:shd w:fill="auto" w:val="clear"/>
               </w:rPr>
             </w:pPr>
             <w:r>
@@ -2274,7 +2174,6 @@
               <w:rPr>
                 <w:spacing w:val="0"/>
                 <w:position w:val="0"/>
-                <w:shd w:fill="auto" w:val="clear"/>
               </w:rPr>
             </w:pPr>
             <w:r>
@@ -2320,7 +2219,6 @@
               <w:rPr>
                 <w:spacing w:val="0"/>
                 <w:position w:val="0"/>
-                <w:shd w:fill="auto" w:val="clear"/>
               </w:rPr>
             </w:pPr>
             <w:r>
@@ -2366,7 +2264,6 @@
               <w:rPr>
                 <w:spacing w:val="0"/>
                 <w:position w:val="0"/>
-                <w:shd w:fill="auto" w:val="clear"/>
               </w:rPr>
             </w:pPr>
             <w:r>
@@ -2450,7 +2347,6 @@
               <w:rPr>
                 <w:spacing w:val="0"/>
                 <w:position w:val="0"/>
-                <w:shd w:fill="auto" w:val="clear"/>
               </w:rPr>
             </w:pPr>
             <w:r>
@@ -2532,19 +2428,7 @@
           <w:sz w:val="28"/>
           <w:shd w:fill="auto" w:val="clear"/>
         </w:rPr>
-        <w:t xml:space="preserve"> Nouveaux fichiers </w:t>
-      </w:r>
-      <w:r>
-        <w:rPr>
-          <w:rFonts w:ascii="Arial" w:hAnsi="Arial" w:cs="Arial" w:eastAsia="Arial"/>
-          <w:b/>
-          <w:color w:val="1E3A5F"/>
-          <w:spacing w:val="0"/>
-          <w:position w:val="0"/>
-          <w:sz w:val="28"/>
-          <w:shd w:fill="auto" w:val="clear"/>
-        </w:rPr>
-        <w:t xml:space="preserve">à créer</w:t>
+        <w:t xml:space="preserve"> Nouveaux fichiers à créer</w:t>
       </w:r>
     </w:p>
     <w:p>
@@ -2607,7 +2491,6 @@
               <w:rPr>
                 <w:spacing w:val="0"/>
                 <w:position w:val="0"/>
-                <w:shd w:fill="auto" w:val="clear"/>
               </w:rPr>
             </w:pPr>
             <w:r>
@@ -2653,7 +2536,6 @@
               <w:rPr>
                 <w:spacing w:val="0"/>
                 <w:position w:val="0"/>
-                <w:shd w:fill="auto" w:val="clear"/>
               </w:rPr>
             </w:pPr>
             <w:r>
@@ -2687,52 +2569,40 @@
                 <w:sz w:val="19"/>
                 <w:shd w:fill="auto" w:val="clear"/>
               </w:rPr>
-              <w:t xml:space="preserve"> interface (d</w:t>
-            </w:r>
-            <w:r>
-              <w:rPr>
-                <w:rFonts w:ascii="Courier New" w:hAnsi="Courier New" w:cs="Courier New" w:eastAsia="Courier New"/>
-                <w:color w:val="E6EDF3"/>
-                <w:spacing w:val="0"/>
-                <w:position w:val="0"/>
-                <w:sz w:val="19"/>
-                <w:shd w:fill="auto" w:val="clear"/>
-              </w:rPr>
-              <w:t xml:space="preserve">épendance externe)</w:t>
-            </w:r>
-          </w:p>
-        </w:tc>
-      </w:tr>
-      <w:tr>
-        <w:trPr>
-          <w:trHeight w:val="1" w:hRule="atLeast"/>
-          <w:jc w:val="left"/>
-        </w:trPr>
-        <w:tc>
-          <w:tcPr>
-            <w:tcW w:w="9360" w:type="dxa"/>
-            <w:tcBorders>
-              <w:top w:val="single" w:color="ffffff" w:sz="0"/>
-              <w:left w:val="single" w:color="836967" w:sz="6"/>
-              <w:bottom w:val="single" w:color="ffffff" w:sz="0"/>
-              <w:right w:val="single" w:color="30363d" w:sz="4"/>
-            </w:tcBorders>
-            <w:shd w:color="auto" w:fill="0d1117" w:val="clear"/>
-            <w:tcMar>
-              <w:left w:w="160" w:type="dxa"/>
-              <w:right w:w="160" w:type="dxa"/>
-            </w:tcMar>
-            <w:vAlign w:val="top"/>
-          </w:tcPr>
-          <w:p>
-            <w:pPr>
-              <w:spacing w:before="0" w:after="0" w:line="240"/>
-              <w:ind w:right="0" w:left="0" w:firstLine="0"/>
-              <w:jc w:val="left"/>
-              <w:rPr>
-                <w:spacing w:val="0"/>
-                <w:position w:val="0"/>
-                <w:shd w:fill="auto" w:val="clear"/>
+              <w:t xml:space="preserve"> interface (dépendance externe)</w:t>
+            </w:r>
+          </w:p>
+        </w:tc>
+      </w:tr>
+      <w:tr>
+        <w:trPr>
+          <w:trHeight w:val="1" w:hRule="atLeast"/>
+          <w:jc w:val="left"/>
+        </w:trPr>
+        <w:tc>
+          <w:tcPr>
+            <w:tcW w:w="9360" w:type="dxa"/>
+            <w:tcBorders>
+              <w:top w:val="single" w:color="ffffff" w:sz="0"/>
+              <w:left w:val="single" w:color="836967" w:sz="6"/>
+              <w:bottom w:val="single" w:color="ffffff" w:sz="0"/>
+              <w:right w:val="single" w:color="30363d" w:sz="4"/>
+            </w:tcBorders>
+            <w:shd w:color="auto" w:fill="0d1117" w:val="clear"/>
+            <w:tcMar>
+              <w:left w:w="160" w:type="dxa"/>
+              <w:right w:w="160" w:type="dxa"/>
+            </w:tcMar>
+            <w:vAlign w:val="top"/>
+          </w:tcPr>
+          <w:p>
+            <w:pPr>
+              <w:spacing w:before="0" w:after="0" w:line="240"/>
+              <w:ind w:right="0" w:left="0" w:firstLine="0"/>
+              <w:jc w:val="left"/>
+              <w:rPr>
+                <w:spacing w:val="0"/>
+                <w:position w:val="0"/>
               </w:rPr>
             </w:pPr>
             <w:r>
@@ -2816,7 +2686,6 @@
               <w:rPr>
                 <w:spacing w:val="0"/>
                 <w:position w:val="0"/>
-                <w:shd w:fill="auto" w:val="clear"/>
               </w:rPr>
             </w:pPr>
             <w:r>
@@ -2862,7 +2731,6 @@
               <w:rPr>
                 <w:spacing w:val="0"/>
                 <w:position w:val="0"/>
-                <w:shd w:fill="auto" w:val="clear"/>
               </w:rPr>
             </w:pPr>
             <w:r>
@@ -2908,7 +2776,6 @@
               <w:rPr>
                 <w:spacing w:val="0"/>
                 <w:position w:val="0"/>
-                <w:shd w:fill="auto" w:val="clear"/>
               </w:rPr>
             </w:pPr>
             <w:r>
@@ -2954,7 +2821,6 @@
               <w:rPr>
                 <w:spacing w:val="0"/>
                 <w:position w:val="0"/>
-                <w:shd w:fill="auto" w:val="clear"/>
               </w:rPr>
             </w:pPr>
             <w:r>
@@ -3021,7 +2887,6 @@
               <w:rPr>
                 <w:spacing w:val="0"/>
                 <w:position w:val="0"/>
-                <w:shd w:fill="auto" w:val="clear"/>
               </w:rPr>
             </w:pPr>
             <w:r>
@@ -3067,7 +2932,6 @@
               <w:rPr>
                 <w:spacing w:val="0"/>
                 <w:position w:val="0"/>
-                <w:shd w:fill="auto" w:val="clear"/>
               </w:rPr>
             </w:pPr>
             <w:r>
@@ -3135,7 +2999,6 @@
               <w:rPr>
                 <w:spacing w:val="0"/>
                 <w:position w:val="0"/>
-                <w:shd w:fill="auto" w:val="clear"/>
               </w:rPr>
             </w:pPr>
             <w:r>
@@ -3219,7 +3082,6 @@
               <w:rPr>
                 <w:spacing w:val="0"/>
                 <w:position w:val="0"/>
-                <w:shd w:fill="auto" w:val="clear"/>
               </w:rPr>
             </w:pPr>
             <w:r>
@@ -3265,7 +3127,6 @@
               <w:rPr>
                 <w:spacing w:val="0"/>
                 <w:position w:val="0"/>
-                <w:shd w:fill="auto" w:val="clear"/>
               </w:rPr>
             </w:pPr>
             <w:r>
@@ -3311,7 +3172,6 @@
               <w:rPr>
                 <w:spacing w:val="0"/>
                 <w:position w:val="0"/>
-                <w:shd w:fill="auto" w:val="clear"/>
               </w:rPr>
             </w:pPr>
             <w:r>
@@ -3378,7 +3238,6 @@
               <w:rPr>
                 <w:spacing w:val="0"/>
                 <w:position w:val="0"/>
-                <w:shd w:fill="auto" w:val="clear"/>
               </w:rPr>
             </w:pPr>
             <w:r>
@@ -3424,7 +3283,6 @@
               <w:rPr>
                 <w:spacing w:val="0"/>
                 <w:position w:val="0"/>
-                <w:shd w:fill="auto" w:val="clear"/>
               </w:rPr>
             </w:pPr>
             <w:r>
@@ -3458,52 +3316,40 @@
                 <w:sz w:val="19"/>
                 <w:shd w:fill="auto" w:val="clear"/>
               </w:rPr>
-              <w:t xml:space="preserve"> classe </w:t>
-            </w:r>
-            <w:r>
-              <w:rPr>
-                <w:rFonts w:ascii="Courier New" w:hAnsi="Courier New" w:cs="Courier New" w:eastAsia="Courier New"/>
-                <w:color w:val="E6EDF3"/>
-                <w:spacing w:val="0"/>
-                <w:position w:val="0"/>
-                <w:sz w:val="19"/>
-                <w:shd w:fill="auto" w:val="clear"/>
-              </w:rPr>
-              <w:t xml:space="preserve">à tester</w:t>
-            </w:r>
-          </w:p>
-        </w:tc>
-      </w:tr>
-      <w:tr>
-        <w:trPr>
-          <w:trHeight w:val="1" w:hRule="atLeast"/>
-          <w:jc w:val="left"/>
-        </w:trPr>
-        <w:tc>
-          <w:tcPr>
-            <w:tcW w:w="9360" w:type="dxa"/>
-            <w:tcBorders>
-              <w:top w:val="single" w:color="ffffff" w:sz="0"/>
-              <w:left w:val="single" w:color="836967" w:sz="6"/>
-              <w:bottom w:val="single" w:color="ffffff" w:sz="0"/>
-              <w:right w:val="single" w:color="30363d" w:sz="4"/>
-            </w:tcBorders>
-            <w:shd w:color="auto" w:fill="0d1117" w:val="clear"/>
-            <w:tcMar>
-              <w:left w:w="160" w:type="dxa"/>
-              <w:right w:w="160" w:type="dxa"/>
-            </w:tcMar>
-            <w:vAlign w:val="top"/>
-          </w:tcPr>
-          <w:p>
-            <w:pPr>
-              <w:spacing w:before="0" w:after="0" w:line="240"/>
-              <w:ind w:right="0" w:left="0" w:firstLine="0"/>
-              <w:jc w:val="left"/>
-              <w:rPr>
-                <w:spacing w:val="0"/>
-                <w:position w:val="0"/>
-                <w:shd w:fill="auto" w:val="clear"/>
+              <w:t xml:space="preserve"> classe à tester</w:t>
+            </w:r>
+          </w:p>
+        </w:tc>
+      </w:tr>
+      <w:tr>
+        <w:trPr>
+          <w:trHeight w:val="1" w:hRule="atLeast"/>
+          <w:jc w:val="left"/>
+        </w:trPr>
+        <w:tc>
+          <w:tcPr>
+            <w:tcW w:w="9360" w:type="dxa"/>
+            <w:tcBorders>
+              <w:top w:val="single" w:color="ffffff" w:sz="0"/>
+              <w:left w:val="single" w:color="836967" w:sz="6"/>
+              <w:bottom w:val="single" w:color="ffffff" w:sz="0"/>
+              <w:right w:val="single" w:color="30363d" w:sz="4"/>
+            </w:tcBorders>
+            <w:shd w:color="auto" w:fill="0d1117" w:val="clear"/>
+            <w:tcMar>
+              <w:left w:w="160" w:type="dxa"/>
+              <w:right w:w="160" w:type="dxa"/>
+            </w:tcMar>
+            <w:vAlign w:val="top"/>
+          </w:tcPr>
+          <w:p>
+            <w:pPr>
+              <w:spacing w:before="0" w:after="0" w:line="240"/>
+              <w:ind w:right="0" w:left="0" w:firstLine="0"/>
+              <w:jc w:val="left"/>
+              <w:rPr>
+                <w:spacing w:val="0"/>
+                <w:position w:val="0"/>
               </w:rPr>
             </w:pPr>
             <w:r>
@@ -3587,7 +3433,6 @@
               <w:rPr>
                 <w:spacing w:val="0"/>
                 <w:position w:val="0"/>
-                <w:shd w:fill="auto" w:val="clear"/>
               </w:rPr>
             </w:pPr>
             <w:r>
@@ -3671,7 +3516,6 @@
               <w:rPr>
                 <w:spacing w:val="0"/>
                 <w:position w:val="0"/>
-                <w:shd w:fill="auto" w:val="clear"/>
               </w:rPr>
             </w:pPr>
             <w:r>
@@ -3717,7 +3561,6 @@
               <w:rPr>
                 <w:spacing w:val="0"/>
                 <w:position w:val="0"/>
-                <w:shd w:fill="auto" w:val="clear"/>
               </w:rPr>
             </w:pPr>
             <w:r>
@@ -3801,7 +3644,6 @@
               <w:rPr>
                 <w:spacing w:val="0"/>
                 <w:position w:val="0"/>
-                <w:shd w:fill="auto" w:val="clear"/>
               </w:rPr>
             </w:pPr>
             <w:r>
@@ -3835,52 +3677,40 @@
                 <w:sz w:val="19"/>
                 <w:shd w:fill="auto" w:val="clear"/>
               </w:rPr>
-              <w:t xml:space="preserve"> favorise la testabilit</w:t>
-            </w:r>
-            <w:r>
-              <w:rPr>
-                <w:rFonts w:ascii="Courier New" w:hAnsi="Courier New" w:cs="Courier New" w:eastAsia="Courier New"/>
-                <w:color w:val="E6EDF3"/>
-                <w:spacing w:val="0"/>
-                <w:position w:val="0"/>
-                <w:sz w:val="19"/>
-                <w:shd w:fill="auto" w:val="clear"/>
-              </w:rPr>
-              <w:t xml:space="preserve">é</w:t>
-            </w:r>
-          </w:p>
-        </w:tc>
-      </w:tr>
-      <w:tr>
-        <w:trPr>
-          <w:trHeight w:val="1" w:hRule="atLeast"/>
-          <w:jc w:val="left"/>
-        </w:trPr>
-        <w:tc>
-          <w:tcPr>
-            <w:tcW w:w="9360" w:type="dxa"/>
-            <w:tcBorders>
-              <w:top w:val="single" w:color="ffffff" w:sz="0"/>
-              <w:left w:val="single" w:color="836967" w:sz="6"/>
-              <w:bottom w:val="single" w:color="ffffff" w:sz="0"/>
-              <w:right w:val="single" w:color="30363d" w:sz="4"/>
-            </w:tcBorders>
-            <w:shd w:color="auto" w:fill="0d1117" w:val="clear"/>
-            <w:tcMar>
-              <w:left w:w="160" w:type="dxa"/>
-              <w:right w:w="160" w:type="dxa"/>
-            </w:tcMar>
-            <w:vAlign w:val="top"/>
-          </w:tcPr>
-          <w:p>
-            <w:pPr>
-              <w:spacing w:before="0" w:after="0" w:line="240"/>
-              <w:ind w:right="0" w:left="0" w:firstLine="0"/>
-              <w:jc w:val="left"/>
-              <w:rPr>
-                <w:spacing w:val="0"/>
-                <w:position w:val="0"/>
-                <w:shd w:fill="auto" w:val="clear"/>
+              <w:t xml:space="preserve"> favorise la testabilité</w:t>
+            </w:r>
+          </w:p>
+        </w:tc>
+      </w:tr>
+      <w:tr>
+        <w:trPr>
+          <w:trHeight w:val="1" w:hRule="atLeast"/>
+          <w:jc w:val="left"/>
+        </w:trPr>
+        <w:tc>
+          <w:tcPr>
+            <w:tcW w:w="9360" w:type="dxa"/>
+            <w:tcBorders>
+              <w:top w:val="single" w:color="ffffff" w:sz="0"/>
+              <w:left w:val="single" w:color="836967" w:sz="6"/>
+              <w:bottom w:val="single" w:color="ffffff" w:sz="0"/>
+              <w:right w:val="single" w:color="30363d" w:sz="4"/>
+            </w:tcBorders>
+            <w:shd w:color="auto" w:fill="0d1117" w:val="clear"/>
+            <w:tcMar>
+              <w:left w:w="160" w:type="dxa"/>
+              <w:right w:w="160" w:type="dxa"/>
+            </w:tcMar>
+            <w:vAlign w:val="top"/>
+          </w:tcPr>
+          <w:p>
+            <w:pPr>
+              <w:spacing w:before="0" w:after="0" w:line="240"/>
+              <w:ind w:right="0" w:left="0" w:firstLine="0"/>
+              <w:jc w:val="left"/>
+              <w:rPr>
+                <w:spacing w:val="0"/>
+                <w:position w:val="0"/>
               </w:rPr>
             </w:pPr>
             <w:r>
@@ -3926,7 +3756,6 @@
               <w:rPr>
                 <w:spacing w:val="0"/>
                 <w:position w:val="0"/>
-                <w:shd w:fill="auto" w:val="clear"/>
               </w:rPr>
             </w:pPr>
             <w:r>
@@ -3972,7 +3801,6 @@
               <w:rPr>
                 <w:spacing w:val="0"/>
                 <w:position w:val="0"/>
-                <w:shd w:fill="auto" w:val="clear"/>
               </w:rPr>
             </w:pPr>
             <w:r>
@@ -4018,7 +3846,6 @@
               <w:rPr>
                 <w:spacing w:val="0"/>
                 <w:position w:val="0"/>
-                <w:shd w:fill="auto" w:val="clear"/>
               </w:rPr>
             </w:pPr>
             <w:r>
@@ -4064,7 +3891,6 @@
               <w:rPr>
                 <w:spacing w:val="0"/>
                 <w:position w:val="0"/>
-                <w:shd w:fill="auto" w:val="clear"/>
               </w:rPr>
             </w:pPr>
             <w:r>
@@ -4148,7 +3974,6 @@
               <w:rPr>
                 <w:spacing w:val="0"/>
                 <w:position w:val="0"/>
-                <w:shd w:fill="auto" w:val="clear"/>
               </w:rPr>
             </w:pPr>
             <w:r>
@@ -4194,7 +4019,6 @@
               <w:rPr>
                 <w:spacing w:val="0"/>
                 <w:position w:val="0"/>
-                <w:shd w:fill="auto" w:val="clear"/>
               </w:rPr>
             </w:pPr>
             <w:r>
@@ -4240,7 +4064,6 @@
               <w:rPr>
                 <w:spacing w:val="0"/>
                 <w:position w:val="0"/>
-                <w:shd w:fill="auto" w:val="clear"/>
               </w:rPr>
             </w:pPr>
             <w:r>
@@ -4286,7 +4109,6 @@
               <w:rPr>
                 <w:spacing w:val="0"/>
                 <w:position w:val="0"/>
-                <w:shd w:fill="auto" w:val="clear"/>
               </w:rPr>
             </w:pPr>
             <w:r>
@@ -4332,7 +4154,6 @@
               <w:rPr>
                 <w:spacing w:val="0"/>
                 <w:position w:val="0"/>
-                <w:shd w:fill="auto" w:val="clear"/>
               </w:rPr>
             </w:pPr>
             <w:r>
@@ -4378,7 +4199,6 @@
               <w:rPr>
                 <w:spacing w:val="0"/>
                 <w:position w:val="0"/>
-                <w:shd w:fill="auto" w:val="clear"/>
               </w:rPr>
             </w:pPr>
             <w:r>
@@ -4424,7 +4244,6 @@
               <w:rPr>
                 <w:spacing w:val="0"/>
                 <w:position w:val="0"/>
-                <w:shd w:fill="auto" w:val="clear"/>
               </w:rPr>
             </w:pPr>
             <w:r>
@@ -4508,7 +4327,6 @@
               <w:rPr>
                 <w:spacing w:val="0"/>
                 <w:position w:val="0"/>
-                <w:shd w:fill="auto" w:val="clear"/>
               </w:rPr>
             </w:pPr>
             <w:r>
@@ -4554,7 +4372,6 @@
               <w:rPr>
                 <w:spacing w:val="0"/>
                 <w:position w:val="0"/>
-                <w:shd w:fill="auto" w:val="clear"/>
               </w:rPr>
             </w:pPr>
             <w:r>
@@ -4600,7 +4417,6 @@
               <w:rPr>
                 <w:spacing w:val="0"/>
                 <w:position w:val="0"/>
-                <w:shd w:fill="auto" w:val="clear"/>
               </w:rPr>
             </w:pPr>
             <w:r>
@@ -4646,7 +4462,6 @@
               <w:rPr>
                 <w:spacing w:val="0"/>
                 <w:position w:val="0"/>
-                <w:shd w:fill="auto" w:val="clear"/>
               </w:rPr>
             </w:pPr>
             <w:r>
@@ -4692,7 +4507,6 @@
               <w:rPr>
                 <w:spacing w:val="0"/>
                 <w:position w:val="0"/>
-                <w:shd w:fill="auto" w:val="clear"/>
               </w:rPr>
             </w:pPr>
             <w:r>
@@ -4738,7 +4552,6 @@
               <w:rPr>
                 <w:spacing w:val="0"/>
                 <w:position w:val="0"/>
-                <w:shd w:fill="auto" w:val="clear"/>
               </w:rPr>
             </w:pPr>
             <w:r>
@@ -4784,7 +4597,6 @@
               <w:rPr>
                 <w:spacing w:val="0"/>
                 <w:position w:val="0"/>
-                <w:shd w:fill="auto" w:val="clear"/>
               </w:rPr>
             </w:pPr>
             <w:r>
@@ -4830,7 +4642,6 @@
               <w:rPr>
                 <w:spacing w:val="0"/>
                 <w:position w:val="0"/>
-                <w:shd w:fill="auto" w:val="clear"/>
               </w:rPr>
             </w:pPr>
             <w:r>
@@ -4876,7 +4687,6 @@
               <w:rPr>
                 <w:spacing w:val="0"/>
                 <w:position w:val="0"/>
-                <w:shd w:fill="auto" w:val="clear"/>
               </w:rPr>
             </w:pPr>
             <w:r>
@@ -4969,7 +4779,6 @@
               <w:rPr>
                 <w:spacing w:val="0"/>
                 <w:position w:val="0"/>
-                <w:shd w:fill="auto" w:val="clear"/>
               </w:rPr>
             </w:pPr>
             <w:r>
@@ -5003,52 +4812,40 @@
                 <w:sz w:val="18"/>
                 <w:shd w:fill="auto" w:val="clear"/>
               </w:rPr>
-              <w:t xml:space="preserve"> mise </w:t>
-            </w:r>
-            <w:r>
-              <w:rPr>
-                <w:rFonts w:ascii="Courier New" w:hAnsi="Courier New" w:cs="Courier New" w:eastAsia="Courier New"/>
-                <w:color w:val="94A3B8"/>
-                <w:spacing w:val="0"/>
-                <w:position w:val="0"/>
-                <w:sz w:val="18"/>
-                <w:shd w:fill="auto" w:val="clear"/>
-              </w:rPr>
-              <w:t xml:space="preserve">à jour</w:t>
-            </w:r>
-          </w:p>
-        </w:tc>
-      </w:tr>
-      <w:tr>
-        <w:trPr>
-          <w:trHeight w:val="1" w:hRule="atLeast"/>
-          <w:jc w:val="left"/>
-        </w:trPr>
-        <w:tc>
-          <w:tcPr>
-            <w:tcW w:w="9360" w:type="dxa"/>
-            <w:tcBorders>
-              <w:top w:val="single" w:color="ffffff" w:sz="0"/>
-              <w:left w:val="single" w:color="836967" w:sz="6"/>
-              <w:bottom w:val="single" w:color="ffffff" w:sz="0"/>
-              <w:right w:val="single" w:color="30363d" w:sz="4"/>
-            </w:tcBorders>
-            <w:shd w:color="auto" w:fill="0d1117" w:val="clear"/>
-            <w:tcMar>
-              <w:left w:w="160" w:type="dxa"/>
-              <w:right w:w="160" w:type="dxa"/>
-            </w:tcMar>
-            <w:vAlign w:val="top"/>
-          </w:tcPr>
-          <w:p>
-            <w:pPr>
-              <w:spacing w:before="0" w:after="0" w:line="240"/>
-              <w:ind w:right="0" w:left="0" w:firstLine="0"/>
-              <w:jc w:val="left"/>
-              <w:rPr>
-                <w:spacing w:val="0"/>
-                <w:position w:val="0"/>
-                <w:shd w:fill="auto" w:val="clear"/>
+              <w:t xml:space="preserve"> mise à jour</w:t>
+            </w:r>
+          </w:p>
+        </w:tc>
+      </w:tr>
+      <w:tr>
+        <w:trPr>
+          <w:trHeight w:val="1" w:hRule="atLeast"/>
+          <w:jc w:val="left"/>
+        </w:trPr>
+        <w:tc>
+          <w:tcPr>
+            <w:tcW w:w="9360" w:type="dxa"/>
+            <w:tcBorders>
+              <w:top w:val="single" w:color="ffffff" w:sz="0"/>
+              <w:left w:val="single" w:color="836967" w:sz="6"/>
+              <w:bottom w:val="single" w:color="ffffff" w:sz="0"/>
+              <w:right w:val="single" w:color="30363d" w:sz="4"/>
+            </w:tcBorders>
+            <w:shd w:color="auto" w:fill="0d1117" w:val="clear"/>
+            <w:tcMar>
+              <w:left w:w="160" w:type="dxa"/>
+              <w:right w:w="160" w:type="dxa"/>
+            </w:tcMar>
+            <w:vAlign w:val="top"/>
+          </w:tcPr>
+          <w:p>
+            <w:pPr>
+              <w:spacing w:before="0" w:after="0" w:line="240"/>
+              <w:ind w:right="0" w:left="0" w:firstLine="0"/>
+              <w:jc w:val="left"/>
+              <w:rPr>
+                <w:spacing w:val="0"/>
+                <w:position w:val="0"/>
               </w:rPr>
             </w:pPr>
             <w:r>
@@ -5082,52 +4879,40 @@
                 <w:sz w:val="19"/>
                 <w:shd w:fill="auto" w:val="clear"/>
               </w:rPr>
-              <w:t xml:space="preserve"> version mise </w:t>
-            </w:r>
-            <w:r>
-              <w:rPr>
-                <w:rFonts w:ascii="Courier New" w:hAnsi="Courier New" w:cs="Courier New" w:eastAsia="Courier New"/>
-                <w:color w:val="E6EDF3"/>
-                <w:spacing w:val="0"/>
-                <w:position w:val="0"/>
-                <w:sz w:val="19"/>
-                <w:shd w:fill="auto" w:val="clear"/>
-              </w:rPr>
-              <w:t xml:space="preserve">à jour avec AuditLogger</w:t>
-            </w:r>
-          </w:p>
-        </w:tc>
-      </w:tr>
-      <w:tr>
-        <w:trPr>
-          <w:trHeight w:val="1" w:hRule="atLeast"/>
-          <w:jc w:val="left"/>
-        </w:trPr>
-        <w:tc>
-          <w:tcPr>
-            <w:tcW w:w="9360" w:type="dxa"/>
-            <w:tcBorders>
-              <w:top w:val="single" w:color="ffffff" w:sz="0"/>
-              <w:left w:val="single" w:color="836967" w:sz="6"/>
-              <w:bottom w:val="single" w:color="ffffff" w:sz="0"/>
-              <w:right w:val="single" w:color="30363d" w:sz="4"/>
-            </w:tcBorders>
-            <w:shd w:color="auto" w:fill="0d1117" w:val="clear"/>
-            <w:tcMar>
-              <w:left w:w="160" w:type="dxa"/>
-              <w:right w:w="160" w:type="dxa"/>
-            </w:tcMar>
-            <w:vAlign w:val="top"/>
-          </w:tcPr>
-          <w:p>
-            <w:pPr>
-              <w:spacing w:before="0" w:after="0" w:line="240"/>
-              <w:ind w:right="0" w:left="0" w:firstLine="0"/>
-              <w:jc w:val="left"/>
-              <w:rPr>
-                <w:spacing w:val="0"/>
-                <w:position w:val="0"/>
-                <w:shd w:fill="auto" w:val="clear"/>
+              <w:t xml:space="preserve"> version mise à jour avec AuditLogger</w:t>
+            </w:r>
+          </w:p>
+        </w:tc>
+      </w:tr>
+      <w:tr>
+        <w:trPr>
+          <w:trHeight w:val="1" w:hRule="atLeast"/>
+          <w:jc w:val="left"/>
+        </w:trPr>
+        <w:tc>
+          <w:tcPr>
+            <w:tcW w:w="9360" w:type="dxa"/>
+            <w:tcBorders>
+              <w:top w:val="single" w:color="ffffff" w:sz="0"/>
+              <w:left w:val="single" w:color="836967" w:sz="6"/>
+              <w:bottom w:val="single" w:color="ffffff" w:sz="0"/>
+              <w:right w:val="single" w:color="30363d" w:sz="4"/>
+            </w:tcBorders>
+            <w:shd w:color="auto" w:fill="0d1117" w:val="clear"/>
+            <w:tcMar>
+              <w:left w:w="160" w:type="dxa"/>
+              <w:right w:w="160" w:type="dxa"/>
+            </w:tcMar>
+            <w:vAlign w:val="top"/>
+          </w:tcPr>
+          <w:p>
+            <w:pPr>
+              <w:spacing w:before="0" w:after="0" w:line="240"/>
+              <w:ind w:right="0" w:left="0" w:firstLine="0"/>
+              <w:jc w:val="left"/>
+              <w:rPr>
+                <w:spacing w:val="0"/>
+                <w:position w:val="0"/>
               </w:rPr>
             </w:pPr>
             <w:r>
@@ -5211,7 +4996,6 @@
               <w:rPr>
                 <w:spacing w:val="0"/>
                 <w:position w:val="0"/>
-                <w:shd w:fill="auto" w:val="clear"/>
               </w:rPr>
             </w:pPr>
             <w:r>
@@ -5295,7 +5079,6 @@
               <w:rPr>
                 <w:spacing w:val="0"/>
                 <w:position w:val="0"/>
-                <w:shd w:fill="auto" w:val="clear"/>
               </w:rPr>
             </w:pPr>
             <w:r>
@@ -5341,7 +5124,6 @@
               <w:rPr>
                 <w:spacing w:val="0"/>
                 <w:position w:val="0"/>
-                <w:shd w:fill="auto" w:val="clear"/>
               </w:rPr>
             </w:pPr>
             <w:r>
@@ -5387,7 +5169,6 @@
               <w:rPr>
                 <w:spacing w:val="0"/>
                 <w:position w:val="0"/>
-                <w:shd w:fill="auto" w:val="clear"/>
               </w:rPr>
             </w:pPr>
             <w:r>
@@ -5471,7 +5252,6 @@
               <w:rPr>
                 <w:spacing w:val="0"/>
                 <w:position w:val="0"/>
-                <w:shd w:fill="auto" w:val="clear"/>
               </w:rPr>
             </w:pPr>
             <w:r>
@@ -5517,7 +5297,6 @@
               <w:rPr>
                 <w:spacing w:val="0"/>
                 <w:position w:val="0"/>
-                <w:shd w:fill="auto" w:val="clear"/>
               </w:rPr>
             </w:pPr>
             <w:r>
@@ -5563,7 +5342,6 @@
               <w:rPr>
                 <w:spacing w:val="0"/>
                 <w:position w:val="0"/>
-                <w:shd w:fill="auto" w:val="clear"/>
               </w:rPr>
             </w:pPr>
             <w:r>
@@ -5609,7 +5387,6 @@
               <w:rPr>
                 <w:spacing w:val="0"/>
                 <w:position w:val="0"/>
-                <w:shd w:fill="auto" w:val="clear"/>
               </w:rPr>
             </w:pPr>
             <w:r>
@@ -5655,7 +5432,6 @@
               <w:rPr>
                 <w:spacing w:val="0"/>
                 <w:position w:val="0"/>
-                <w:shd w:fill="auto" w:val="clear"/>
               </w:rPr>
             </w:pPr>
             <w:r>
@@ -5701,7 +5477,6 @@
               <w:rPr>
                 <w:spacing w:val="0"/>
                 <w:position w:val="0"/>
-                <w:shd w:fill="auto" w:val="clear"/>
               </w:rPr>
             </w:pPr>
             <w:r>
@@ -5785,7 +5560,6 @@
               <w:rPr>
                 <w:spacing w:val="0"/>
                 <w:position w:val="0"/>
-                <w:shd w:fill="auto" w:val="clear"/>
               </w:rPr>
             </w:pPr>
             <w:r>
@@ -5831,7 +5605,6 @@
               <w:rPr>
                 <w:spacing w:val="0"/>
                 <w:position w:val="0"/>
-                <w:shd w:fill="auto" w:val="clear"/>
               </w:rPr>
             </w:pPr>
             <w:r>
@@ -5877,7 +5650,6 @@
               <w:rPr>
                 <w:spacing w:val="0"/>
                 <w:position w:val="0"/>
-                <w:shd w:fill="auto" w:val="clear"/>
               </w:rPr>
             </w:pPr>
             <w:r>
@@ -5923,7 +5695,6 @@
               <w:rPr>
                 <w:spacing w:val="0"/>
                 <w:position w:val="0"/>
-                <w:shd w:fill="auto" w:val="clear"/>
               </w:rPr>
             </w:pPr>
             <w:r>
@@ -5969,7 +5740,6 @@
               <w:rPr>
                 <w:spacing w:val="0"/>
                 <w:position w:val="0"/>
-                <w:shd w:fill="auto" w:val="clear"/>
               </w:rPr>
             </w:pPr>
             <w:r>
@@ -6015,7 +5785,6 @@
               <w:rPr>
                 <w:spacing w:val="0"/>
                 <w:position w:val="0"/>
-                <w:shd w:fill="auto" w:val="clear"/>
               </w:rPr>
             </w:pPr>
             <w:r>
@@ -6099,7 +5868,6 @@
               <w:rPr>
                 <w:spacing w:val="0"/>
                 <w:position w:val="0"/>
-                <w:shd w:fill="auto" w:val="clear"/>
               </w:rPr>
             </w:pPr>
             <w:r>
@@ -6145,7 +5913,6 @@
               <w:rPr>
                 <w:spacing w:val="0"/>
                 <w:position w:val="0"/>
-                <w:shd w:fill="auto" w:val="clear"/>
               </w:rPr>
             </w:pPr>
             <w:r>
@@ -6191,7 +5958,6 @@
               <w:rPr>
                 <w:spacing w:val="0"/>
                 <w:position w:val="0"/>
-                <w:shd w:fill="auto" w:val="clear"/>
               </w:rPr>
             </w:pPr>
             <w:r>
@@ -6237,7 +6003,6 @@
               <w:rPr>
                 <w:spacing w:val="0"/>
                 <w:position w:val="0"/>
-                <w:shd w:fill="auto" w:val="clear"/>
               </w:rPr>
             </w:pPr>
             <w:r>
@@ -6283,7 +6048,6 @@
               <w:rPr>
                 <w:spacing w:val="0"/>
                 <w:position w:val="0"/>
-                <w:shd w:fill="auto" w:val="clear"/>
               </w:rPr>
             </w:pPr>
             <w:r>
@@ -6329,7 +6093,6 @@
               <w:rPr>
                 <w:spacing w:val="0"/>
                 <w:position w:val="0"/>
-                <w:shd w:fill="auto" w:val="clear"/>
               </w:rPr>
             </w:pPr>
             <w:r>
@@ -6375,7 +6138,6 @@
               <w:rPr>
                 <w:spacing w:val="0"/>
                 <w:position w:val="0"/>
-                <w:shd w:fill="auto" w:val="clear"/>
               </w:rPr>
             </w:pPr>
             <w:r>
@@ -6421,7 +6183,6 @@
               <w:rPr>
                 <w:spacing w:val="0"/>
                 <w:position w:val="0"/>
-                <w:shd w:fill="auto" w:val="clear"/>
               </w:rPr>
             </w:pPr>
             <w:r>
@@ -6505,7 +6266,6 @@
               <w:rPr>
                 <w:spacing w:val="0"/>
                 <w:position w:val="0"/>
-                <w:shd w:fill="auto" w:val="clear"/>
               </w:rPr>
             </w:pPr>
             <w:r>
@@ -6551,7 +6311,6 @@
               <w:rPr>
                 <w:spacing w:val="0"/>
                 <w:position w:val="0"/>
-                <w:shd w:fill="auto" w:val="clear"/>
               </w:rPr>
             </w:pPr>
             <w:r>
@@ -6597,7 +6356,6 @@
               <w:rPr>
                 <w:spacing w:val="0"/>
                 <w:position w:val="0"/>
-                <w:shd w:fill="auto" w:val="clear"/>
               </w:rPr>
             </w:pPr>
             <w:r>
@@ -6692,7 +6450,6 @@
                 <w:spacing w:val="0"/>
                 <w:position w:val="0"/>
                 <w:sz w:val="22"/>
-                <w:shd w:fill="auto" w:val="clear"/>
               </w:rPr>
             </w:pPr>
             <w:r>
@@ -6838,7 +6595,6 @@
                 <w:spacing w:val="0"/>
                 <w:position w:val="0"/>
                 <w:sz w:val="22"/>
-                <w:shd w:fill="auto" w:val="clear"/>
               </w:rPr>
             </w:pPr>
             <w:r>
@@ -6949,7 +6705,6 @@
               <w:rPr>
                 <w:spacing w:val="0"/>
                 <w:position w:val="0"/>
-                <w:shd w:fill="auto" w:val="clear"/>
               </w:rPr>
             </w:pPr>
             <w:r>
@@ -7094,7 +6849,6 @@
               <w:rPr>
                 <w:spacing w:val="0"/>
                 <w:position w:val="0"/>
-                <w:shd w:fill="auto" w:val="clear"/>
               </w:rPr>
             </w:pPr>
             <w:r>
@@ -7128,52 +6882,40 @@
                 <w:sz w:val="18"/>
                 <w:shd w:fill="auto" w:val="clear"/>
               </w:rPr>
-              <w:t xml:space="preserve"> structure de d</w:t>
-            </w:r>
-            <w:r>
-              <w:rPr>
-                <w:rFonts w:ascii="Courier New" w:hAnsi="Courier New" w:cs="Courier New" w:eastAsia="Courier New"/>
-                <w:color w:val="94A3B8"/>
-                <w:spacing w:val="0"/>
-                <w:position w:val="0"/>
-                <w:sz w:val="18"/>
-                <w:shd w:fill="auto" w:val="clear"/>
-              </w:rPr>
-              <w:t xml:space="preserve">épart</w:t>
-            </w:r>
-          </w:p>
-        </w:tc>
-      </w:tr>
-      <w:tr>
-        <w:trPr>
-          <w:trHeight w:val="1" w:hRule="atLeast"/>
-          <w:jc w:val="left"/>
-        </w:trPr>
-        <w:tc>
-          <w:tcPr>
-            <w:tcW w:w="9360" w:type="dxa"/>
-            <w:tcBorders>
-              <w:top w:val="single" w:color="ffffff" w:sz="0"/>
-              <w:left w:val="single" w:color="836967" w:sz="6"/>
-              <w:bottom w:val="single" w:color="ffffff" w:sz="0"/>
-              <w:right w:val="single" w:color="30363d" w:sz="4"/>
-            </w:tcBorders>
-            <w:shd w:color="auto" w:fill="0d1117" w:val="clear"/>
-            <w:tcMar>
-              <w:left w:w="160" w:type="dxa"/>
-              <w:right w:w="160" w:type="dxa"/>
-            </w:tcMar>
-            <w:vAlign w:val="top"/>
-          </w:tcPr>
-          <w:p>
-            <w:pPr>
-              <w:spacing w:before="0" w:after="0" w:line="240"/>
-              <w:ind w:right="0" w:left="0" w:firstLine="0"/>
-              <w:jc w:val="left"/>
-              <w:rPr>
-                <w:spacing w:val="0"/>
-                <w:position w:val="0"/>
-                <w:shd w:fill="auto" w:val="clear"/>
+              <w:t xml:space="preserve"> structure de départ</w:t>
+            </w:r>
+          </w:p>
+        </w:tc>
+      </w:tr>
+      <w:tr>
+        <w:trPr>
+          <w:trHeight w:val="1" w:hRule="atLeast"/>
+          <w:jc w:val="left"/>
+        </w:trPr>
+        <w:tc>
+          <w:tcPr>
+            <w:tcW w:w="9360" w:type="dxa"/>
+            <w:tcBorders>
+              <w:top w:val="single" w:color="ffffff" w:sz="0"/>
+              <w:left w:val="single" w:color="836967" w:sz="6"/>
+              <w:bottom w:val="single" w:color="ffffff" w:sz="0"/>
+              <w:right w:val="single" w:color="30363d" w:sz="4"/>
+            </w:tcBorders>
+            <w:shd w:color="auto" w:fill="0d1117" w:val="clear"/>
+            <w:tcMar>
+              <w:left w:w="160" w:type="dxa"/>
+              <w:right w:w="160" w:type="dxa"/>
+            </w:tcMar>
+            <w:vAlign w:val="top"/>
+          </w:tcPr>
+          <w:p>
+            <w:pPr>
+              <w:spacing w:before="0" w:after="0" w:line="240"/>
+              <w:ind w:right="0" w:left="0" w:firstLine="0"/>
+              <w:jc w:val="left"/>
+              <w:rPr>
+                <w:spacing w:val="0"/>
+                <w:position w:val="0"/>
               </w:rPr>
             </w:pPr>
             <w:r>
@@ -7257,7 +6999,6 @@
               <w:rPr>
                 <w:spacing w:val="0"/>
                 <w:position w:val="0"/>
-                <w:shd w:fill="auto" w:val="clear"/>
               </w:rPr>
             </w:pPr>
             <w:r>
@@ -7303,7 +7044,6 @@
               <w:rPr>
                 <w:spacing w:val="0"/>
                 <w:position w:val="0"/>
-                <w:shd w:fill="auto" w:val="clear"/>
               </w:rPr>
             </w:pPr>
             <w:r>
@@ -7349,7 +7089,6 @@
               <w:rPr>
                 <w:spacing w:val="0"/>
                 <w:position w:val="0"/>
-                <w:shd w:fill="auto" w:val="clear"/>
               </w:rPr>
             </w:pPr>
             <w:r>
@@ -7395,7 +7134,6 @@
               <w:rPr>
                 <w:spacing w:val="0"/>
                 <w:position w:val="0"/>
-                <w:shd w:fill="auto" w:val="clear"/>
               </w:rPr>
             </w:pPr>
             <w:r>
@@ -7479,7 +7217,6 @@
               <w:rPr>
                 <w:spacing w:val="0"/>
                 <w:position w:val="0"/>
-                <w:shd w:fill="auto" w:val="clear"/>
               </w:rPr>
             </w:pPr>
             <w:r>
@@ -7525,7 +7262,6 @@
               <w:rPr>
                 <w:spacing w:val="0"/>
                 <w:position w:val="0"/>
-                <w:shd w:fill="auto" w:val="clear"/>
               </w:rPr>
             </w:pPr>
             <w:r>
@@ -7609,7 +7345,6 @@
               <w:rPr>
                 <w:spacing w:val="0"/>
                 <w:position w:val="0"/>
-                <w:shd w:fill="auto" w:val="clear"/>
               </w:rPr>
             </w:pPr>
             <w:r>
@@ -7655,7 +7390,6 @@
               <w:rPr>
                 <w:spacing w:val="0"/>
                 <w:position w:val="0"/>
-                <w:shd w:fill="auto" w:val="clear"/>
               </w:rPr>
             </w:pPr>
             <w:r>
@@ -7739,7 +7473,6 @@
               <w:rPr>
                 <w:spacing w:val="0"/>
                 <w:position w:val="0"/>
-                <w:shd w:fill="auto" w:val="clear"/>
               </w:rPr>
             </w:pPr>
             <w:r>
@@ -7785,7 +7518,6 @@
               <w:rPr>
                 <w:spacing w:val="0"/>
                 <w:position w:val="0"/>
-                <w:shd w:fill="auto" w:val="clear"/>
               </w:rPr>
             </w:pPr>
             <w:r>
@@ -7831,7 +7563,6 @@
               <w:rPr>
                 <w:spacing w:val="0"/>
                 <w:position w:val="0"/>
-                <w:shd w:fill="auto" w:val="clear"/>
               </w:rPr>
             </w:pPr>
             <w:r>
@@ -7915,7 +7646,6 @@
               <w:rPr>
                 <w:spacing w:val="0"/>
                 <w:position w:val="0"/>
-                <w:shd w:fill="auto" w:val="clear"/>
               </w:rPr>
             </w:pPr>
             <w:r>
@@ -7983,7 +7713,6 @@
               <w:rPr>
                 <w:spacing w:val="0"/>
                 <w:position w:val="0"/>
-                <w:shd w:fill="auto" w:val="clear"/>
               </w:rPr>
             </w:pPr>
             <w:r>
@@ -8078,7 +7807,6 @@
                 <w:spacing w:val="0"/>
                 <w:position w:val="0"/>
                 <w:sz w:val="22"/>
-                <w:shd w:fill="auto" w:val="clear"/>
               </w:rPr>
             </w:pPr>
             <w:r>
@@ -8171,7 +7899,6 @@
               <w:rPr>
                 <w:spacing w:val="0"/>
                 <w:position w:val="0"/>
-                <w:shd w:fill="auto" w:val="clear"/>
               </w:rPr>
             </w:pPr>
             <w:r>
@@ -8217,7 +7944,6 @@
               <w:rPr>
                 <w:spacing w:val="0"/>
                 <w:position w:val="0"/>
-                <w:shd w:fill="auto" w:val="clear"/>
               </w:rPr>
             </w:pPr>
             <w:r>
@@ -8263,7 +7989,6 @@
               <w:rPr>
                 <w:spacing w:val="0"/>
                 <w:position w:val="0"/>
-                <w:shd w:fill="auto" w:val="clear"/>
               </w:rPr>
             </w:pPr>
             <w:r>
@@ -8347,7 +8072,6 @@
               <w:rPr>
                 <w:spacing w:val="0"/>
                 <w:position w:val="0"/>
-                <w:shd w:fill="auto" w:val="clear"/>
               </w:rPr>
             </w:pPr>
             <w:r>
@@ -8393,7 +8117,6 @@
               <w:rPr>
                 <w:spacing w:val="0"/>
                 <w:position w:val="0"/>
-                <w:shd w:fill="auto" w:val="clear"/>
               </w:rPr>
             </w:pPr>
             <w:r>
@@ -8477,7 +8200,6 @@
               <w:rPr>
                 <w:spacing w:val="0"/>
                 <w:position w:val="0"/>
-                <w:shd w:fill="auto" w:val="clear"/>
               </w:rPr>
             </w:pPr>
             <w:r>
@@ -8561,7 +8283,6 @@
               <w:rPr>
                 <w:spacing w:val="0"/>
                 <w:position w:val="0"/>
-                <w:shd w:fill="auto" w:val="clear"/>
               </w:rPr>
             </w:pPr>
             <w:r>
@@ -8607,7 +8328,6 @@
               <w:rPr>
                 <w:spacing w:val="0"/>
                 <w:position w:val="0"/>
-                <w:shd w:fill="auto" w:val="clear"/>
               </w:rPr>
             </w:pPr>
             <w:r>
@@ -8653,7 +8373,6 @@
               <w:rPr>
                 <w:spacing w:val="0"/>
                 <w:position w:val="0"/>
-                <w:shd w:fill="auto" w:val="clear"/>
               </w:rPr>
             </w:pPr>
             <w:r>
@@ -8699,7 +8418,6 @@
               <w:rPr>
                 <w:spacing w:val="0"/>
                 <w:position w:val="0"/>
-                <w:shd w:fill="auto" w:val="clear"/>
               </w:rPr>
             </w:pPr>
             <w:r>
@@ -8783,7 +8501,6 @@
               <w:rPr>
                 <w:spacing w:val="0"/>
                 <w:position w:val="0"/>
-                <w:shd w:fill="auto" w:val="clear"/>
               </w:rPr>
             </w:pPr>
             <w:r>
@@ -8829,7 +8546,6 @@
               <w:rPr>
                 <w:spacing w:val="0"/>
                 <w:position w:val="0"/>
-                <w:shd w:fill="auto" w:val="clear"/>
               </w:rPr>
             </w:pPr>
             <w:r>
@@ -8974,7 +8690,6 @@
               <w:rPr>
                 <w:spacing w:val="0"/>
                 <w:position w:val="0"/>
-                <w:shd w:fill="auto" w:val="clear"/>
               </w:rPr>
             </w:pPr>
             <w:r>
@@ -9008,52 +8723,40 @@
                 <w:sz w:val="18"/>
                 <w:shd w:fill="auto" w:val="clear"/>
               </w:rPr>
-              <w:t xml:space="preserve"> </w:t>
-            </w:r>
-            <w:r>
-              <w:rPr>
-                <w:rFonts w:ascii="Courier New" w:hAnsi="Courier New" w:cs="Courier New" w:eastAsia="Courier New"/>
-                <w:color w:val="94A3B8"/>
-                <w:spacing w:val="0"/>
-                <w:position w:val="0"/>
-                <w:sz w:val="18"/>
-                <w:shd w:fill="auto" w:val="clear"/>
-              </w:rPr>
-              <w:t xml:space="preserve">à compléter</w:t>
-            </w:r>
-          </w:p>
-        </w:tc>
-      </w:tr>
-      <w:tr>
-        <w:trPr>
-          <w:trHeight w:val="1" w:hRule="atLeast"/>
-          <w:jc w:val="left"/>
-        </w:trPr>
-        <w:tc>
-          <w:tcPr>
-            <w:tcW w:w="9360" w:type="dxa"/>
-            <w:tcBorders>
-              <w:top w:val="single" w:color="ffffff" w:sz="0"/>
-              <w:left w:val="single" w:color="836967" w:sz="6"/>
-              <w:bottom w:val="single" w:color="ffffff" w:sz="0"/>
-              <w:right w:val="single" w:color="30363d" w:sz="4"/>
-            </w:tcBorders>
-            <w:shd w:color="auto" w:fill="0d1117" w:val="clear"/>
-            <w:tcMar>
-              <w:left w:w="160" w:type="dxa"/>
-              <w:right w:w="160" w:type="dxa"/>
-            </w:tcMar>
-            <w:vAlign w:val="top"/>
-          </w:tcPr>
-          <w:p>
-            <w:pPr>
-              <w:spacing w:before="0" w:after="0" w:line="240"/>
-              <w:ind w:right="0" w:left="0" w:firstLine="0"/>
-              <w:jc w:val="left"/>
-              <w:rPr>
-                <w:spacing w:val="0"/>
-                <w:position w:val="0"/>
-                <w:shd w:fill="auto" w:val="clear"/>
+              <w:t xml:space="preserve"> à compléter</w:t>
+            </w:r>
+          </w:p>
+        </w:tc>
+      </w:tr>
+      <w:tr>
+        <w:trPr>
+          <w:trHeight w:val="1" w:hRule="atLeast"/>
+          <w:jc w:val="left"/>
+        </w:trPr>
+        <w:tc>
+          <w:tcPr>
+            <w:tcW w:w="9360" w:type="dxa"/>
+            <w:tcBorders>
+              <w:top w:val="single" w:color="ffffff" w:sz="0"/>
+              <w:left w:val="single" w:color="836967" w:sz="6"/>
+              <w:bottom w:val="single" w:color="ffffff" w:sz="0"/>
+              <w:right w:val="single" w:color="30363d" w:sz="4"/>
+            </w:tcBorders>
+            <w:shd w:color="auto" w:fill="0d1117" w:val="clear"/>
+            <w:tcMar>
+              <w:left w:w="160" w:type="dxa"/>
+              <w:right w:w="160" w:type="dxa"/>
+            </w:tcMar>
+            <w:vAlign w:val="top"/>
+          </w:tcPr>
+          <w:p>
+            <w:pPr>
+              <w:spacing w:before="0" w:after="0" w:line="240"/>
+              <w:ind w:right="0" w:left="0" w:firstLine="0"/>
+              <w:jc w:val="left"/>
+              <w:rPr>
+                <w:spacing w:val="0"/>
+                <w:position w:val="0"/>
               </w:rPr>
             </w:pPr>
             <w:r>
@@ -9099,7 +8802,6 @@
               <w:rPr>
                 <w:spacing w:val="0"/>
                 <w:position w:val="0"/>
-                <w:shd w:fill="auto" w:val="clear"/>
               </w:rPr>
             </w:pPr>
             <w:r>
@@ -9145,7 +8847,6 @@
               <w:rPr>
                 <w:spacing w:val="0"/>
                 <w:position w:val="0"/>
-                <w:shd w:fill="auto" w:val="clear"/>
               </w:rPr>
             </w:pPr>
             <w:r>
@@ -9213,7 +8914,6 @@
               <w:rPr>
                 <w:spacing w:val="0"/>
                 <w:position w:val="0"/>
-                <w:shd w:fill="auto" w:val="clear"/>
               </w:rPr>
             </w:pPr>
             <w:r>
@@ -9259,7 +8959,6 @@
               <w:rPr>
                 <w:spacing w:val="0"/>
                 <w:position w:val="0"/>
-                <w:shd w:fill="auto" w:val="clear"/>
               </w:rPr>
             </w:pPr>
             <w:r>
@@ -9343,7 +9042,6 @@
               <w:rPr>
                 <w:spacing w:val="0"/>
                 <w:position w:val="0"/>
-                <w:shd w:fill="auto" w:val="clear"/>
               </w:rPr>
             </w:pPr>
             <w:r>
@@ -9389,7 +9087,6 @@
               <w:rPr>
                 <w:spacing w:val="0"/>
                 <w:position w:val="0"/>
-                <w:shd w:fill="auto" w:val="clear"/>
               </w:rPr>
             </w:pPr>
             <w:r>
@@ -9473,7 +9170,6 @@
               <w:rPr>
                 <w:spacing w:val="0"/>
                 <w:position w:val="0"/>
-                <w:shd w:fill="auto" w:val="clear"/>
               </w:rPr>
             </w:pPr>
             <w:r>
@@ -9519,7 +9215,6 @@
               <w:rPr>
                 <w:spacing w:val="0"/>
                 <w:position w:val="0"/>
-                <w:shd w:fill="auto" w:val="clear"/>
               </w:rPr>
             </w:pPr>
             <w:r>
@@ -9565,7 +9260,6 @@
               <w:rPr>
                 <w:spacing w:val="0"/>
                 <w:position w:val="0"/>
-                <w:shd w:fill="auto" w:val="clear"/>
               </w:rPr>
             </w:pPr>
             <w:r>
@@ -9649,7 +9343,6 @@
               <w:rPr>
                 <w:spacing w:val="0"/>
                 <w:position w:val="0"/>
-                <w:shd w:fill="auto" w:val="clear"/>
               </w:rPr>
             </w:pPr>
             <w:r>
@@ -9695,7 +9388,6 @@
               <w:rPr>
                 <w:spacing w:val="0"/>
                 <w:position w:val="0"/>
-                <w:shd w:fill="auto" w:val="clear"/>
               </w:rPr>
             </w:pPr>
             <w:r>
@@ -9741,7 +9433,6 @@
               <w:rPr>
                 <w:spacing w:val="0"/>
                 <w:position w:val="0"/>
-                <w:shd w:fill="auto" w:val="clear"/>
               </w:rPr>
             </w:pPr>
             <w:r>
@@ -9787,7 +9478,6 @@
               <w:rPr>
                 <w:spacing w:val="0"/>
                 <w:position w:val="0"/>
-                <w:shd w:fill="auto" w:val="clear"/>
               </w:rPr>
             </w:pPr>
             <w:r>
@@ -9833,7 +9523,6 @@
               <w:rPr>
                 <w:spacing w:val="0"/>
                 <w:position w:val="0"/>
-                <w:shd w:fill="auto" w:val="clear"/>
               </w:rPr>
             </w:pPr>
             <w:r>
@@ -10720,19 +10409,7 @@
           <w:sz w:val="28"/>
           <w:shd w:fill="auto" w:val="clear"/>
         </w:rPr>
-        <w:t xml:space="preserve"> Cas du client blacklist</w:t>
-      </w:r>
-      <w:r>
-        <w:rPr>
-          <w:rFonts w:ascii="Arial" w:hAnsi="Arial" w:cs="Arial" w:eastAsia="Arial"/>
-          <w:b/>
-          <w:color w:val="1E3A5F"/>
-          <w:spacing w:val="0"/>
-          <w:position w:val="0"/>
-          <w:sz w:val="28"/>
-          <w:shd w:fill="auto" w:val="clear"/>
-        </w:rPr>
-        <w:t xml:space="preserve">é</w:t>
+        <w:t xml:space="preserve"> Cas du client blacklisté</w:t>
       </w:r>
     </w:p>
     <w:p>
@@ -10795,7 +10472,6 @@
               <w:rPr>
                 <w:spacing w:val="0"/>
                 <w:position w:val="0"/>
-                <w:shd w:fill="auto" w:val="clear"/>
               </w:rPr>
             </w:pPr>
             <w:r>
@@ -10829,52 +10505,40 @@
                 <w:sz w:val="18"/>
                 <w:shd w:fill="auto" w:val="clear"/>
               </w:rPr>
-              <w:t xml:space="preserve"> </w:t>
-            </w:r>
-            <w:r>
-              <w:rPr>
-                <w:rFonts w:ascii="Courier New" w:hAnsi="Courier New" w:cs="Courier New" w:eastAsia="Courier New"/>
-                <w:color w:val="94A3B8"/>
-                <w:spacing w:val="0"/>
-                <w:position w:val="0"/>
-                <w:sz w:val="18"/>
-                <w:shd w:fill="auto" w:val="clear"/>
-              </w:rPr>
-              <w:t xml:space="preserve">à écrire</w:t>
-            </w:r>
-          </w:p>
-        </w:tc>
-      </w:tr>
-      <w:tr>
-        <w:trPr>
-          <w:trHeight w:val="1" w:hRule="atLeast"/>
-          <w:jc w:val="left"/>
-        </w:trPr>
-        <w:tc>
-          <w:tcPr>
-            <w:tcW w:w="9360" w:type="dxa"/>
-            <w:tcBorders>
-              <w:top w:val="single" w:color="ffffff" w:sz="0"/>
-              <w:left w:val="single" w:color="836967" w:sz="6"/>
-              <w:bottom w:val="single" w:color="ffffff" w:sz="0"/>
-              <w:right w:val="single" w:color="30363d" w:sz="4"/>
-            </w:tcBorders>
-            <w:shd w:color="auto" w:fill="0d1117" w:val="clear"/>
-            <w:tcMar>
-              <w:left w:w="160" w:type="dxa"/>
-              <w:right w:w="160" w:type="dxa"/>
-            </w:tcMar>
-            <w:vAlign w:val="top"/>
-          </w:tcPr>
-          <w:p>
-            <w:pPr>
-              <w:spacing w:before="0" w:after="0" w:line="240"/>
-              <w:ind w:right="0" w:left="0" w:firstLine="0"/>
-              <w:jc w:val="left"/>
-              <w:rPr>
-                <w:spacing w:val="0"/>
-                <w:position w:val="0"/>
-                <w:shd w:fill="auto" w:val="clear"/>
+              <w:t xml:space="preserve"> à écrire</w:t>
+            </w:r>
+          </w:p>
+        </w:tc>
+      </w:tr>
+      <w:tr>
+        <w:trPr>
+          <w:trHeight w:val="1" w:hRule="atLeast"/>
+          <w:jc w:val="left"/>
+        </w:trPr>
+        <w:tc>
+          <w:tcPr>
+            <w:tcW w:w="9360" w:type="dxa"/>
+            <w:tcBorders>
+              <w:top w:val="single" w:color="ffffff" w:sz="0"/>
+              <w:left w:val="single" w:color="836967" w:sz="6"/>
+              <w:bottom w:val="single" w:color="ffffff" w:sz="0"/>
+              <w:right w:val="single" w:color="30363d" w:sz="4"/>
+            </w:tcBorders>
+            <w:shd w:color="auto" w:fill="0d1117" w:val="clear"/>
+            <w:tcMar>
+              <w:left w:w="160" w:type="dxa"/>
+              <w:right w:w="160" w:type="dxa"/>
+            </w:tcMar>
+            <w:vAlign w:val="top"/>
+          </w:tcPr>
+          <w:p>
+            <w:pPr>
+              <w:spacing w:before="0" w:after="0" w:line="240"/>
+              <w:ind w:right="0" w:left="0" w:firstLine="0"/>
+              <w:jc w:val="left"/>
+              <w:rPr>
+                <w:spacing w:val="0"/>
+                <w:position w:val="0"/>
               </w:rPr>
             </w:pPr>
             <w:r>
@@ -10920,7 +10584,6 @@
               <w:rPr>
                 <w:spacing w:val="0"/>
                 <w:position w:val="0"/>
-                <w:shd w:fill="auto" w:val="clear"/>
               </w:rPr>
             </w:pPr>
             <w:r>
@@ -10966,7 +10629,6 @@
               <w:rPr>
                 <w:spacing w:val="0"/>
                 <w:position w:val="0"/>
-                <w:shd w:fill="auto" w:val="clear"/>
               </w:rPr>
             </w:pPr>
             <w:r>
@@ -11034,7 +10696,6 @@
               <w:rPr>
                 <w:spacing w:val="0"/>
                 <w:position w:val="0"/>
-                <w:shd w:fill="auto" w:val="clear"/>
               </w:rPr>
             </w:pPr>
             <w:r>
@@ -11068,52 +10729,40 @@
                 <w:sz w:val="19"/>
                 <w:shd w:fill="auto" w:val="clear"/>
               </w:rPr>
-              <w:t xml:space="preserve"> v</w:t>
-            </w:r>
-            <w:r>
-              <w:rPr>
-                <w:rFonts w:ascii="Courier New" w:hAnsi="Courier New" w:cs="Courier New" w:eastAsia="Courier New"/>
-                <w:color w:val="E6EDF3"/>
-                <w:spacing w:val="0"/>
-                <w:position w:val="0"/>
-                <w:sz w:val="19"/>
-                <w:shd w:fill="auto" w:val="clear"/>
-              </w:rPr>
-              <w:t xml:space="preserve">érifier que getScore() n'est JAMAIS appelé</w:t>
-            </w:r>
-          </w:p>
-        </w:tc>
-      </w:tr>
-      <w:tr>
-        <w:trPr>
-          <w:trHeight w:val="1" w:hRule="atLeast"/>
-          <w:jc w:val="left"/>
-        </w:trPr>
-        <w:tc>
-          <w:tcPr>
-            <w:tcW w:w="9360" w:type="dxa"/>
-            <w:tcBorders>
-              <w:top w:val="single" w:color="ffffff" w:sz="0"/>
-              <w:left w:val="single" w:color="836967" w:sz="6"/>
-              <w:bottom w:val="single" w:color="ffffff" w:sz="0"/>
-              <w:right w:val="single" w:color="30363d" w:sz="4"/>
-            </w:tcBorders>
-            <w:shd w:color="auto" w:fill="0d1117" w:val="clear"/>
-            <w:tcMar>
-              <w:left w:w="160" w:type="dxa"/>
-              <w:right w:w="160" w:type="dxa"/>
-            </w:tcMar>
-            <w:vAlign w:val="top"/>
-          </w:tcPr>
-          <w:p>
-            <w:pPr>
-              <w:spacing w:before="0" w:after="0" w:line="240"/>
-              <w:ind w:right="0" w:left="0" w:firstLine="0"/>
-              <w:jc w:val="left"/>
-              <w:rPr>
-                <w:spacing w:val="0"/>
-                <w:position w:val="0"/>
-                <w:shd w:fill="auto" w:val="clear"/>
+              <w:t xml:space="preserve"> vérifier que getScore() n'est JAMAIS appelé</w:t>
+            </w:r>
+          </w:p>
+        </w:tc>
+      </w:tr>
+      <w:tr>
+        <w:trPr>
+          <w:trHeight w:val="1" w:hRule="atLeast"/>
+          <w:jc w:val="left"/>
+        </w:trPr>
+        <w:tc>
+          <w:tcPr>
+            <w:tcW w:w="9360" w:type="dxa"/>
+            <w:tcBorders>
+              <w:top w:val="single" w:color="ffffff" w:sz="0"/>
+              <w:left w:val="single" w:color="836967" w:sz="6"/>
+              <w:bottom w:val="single" w:color="ffffff" w:sz="0"/>
+              <w:right w:val="single" w:color="30363d" w:sz="4"/>
+            </w:tcBorders>
+            <w:shd w:color="auto" w:fill="0d1117" w:val="clear"/>
+            <w:tcMar>
+              <w:left w:w="160" w:type="dxa"/>
+              <w:right w:w="160" w:type="dxa"/>
+            </w:tcMar>
+            <w:vAlign w:val="top"/>
+          </w:tcPr>
+          <w:p>
+            <w:pPr>
+              <w:spacing w:before="0" w:after="0" w:line="240"/>
+              <w:ind w:right="0" w:left="0" w:firstLine="0"/>
+              <w:jc w:val="left"/>
+              <w:rPr>
+                <w:spacing w:val="0"/>
+                <w:position w:val="0"/>
               </w:rPr>
             </w:pPr>
             <w:r>
@@ -11159,7 +10808,6 @@
               <w:rPr>
                 <w:spacing w:val="0"/>
                 <w:position w:val="0"/>
-                <w:shd w:fill="auto" w:val="clear"/>
               </w:rPr>
             </w:pPr>
             <w:r>
@@ -11205,7 +10853,6 @@
               <w:rPr>
                 <w:spacing w:val="0"/>
                 <w:position w:val="0"/>
-                <w:shd w:fill="auto" w:val="clear"/>
               </w:rPr>
             </w:pPr>
             <w:r>
@@ -11289,7 +10936,6 @@
               <w:rPr>
                 <w:spacing w:val="0"/>
                 <w:position w:val="0"/>
-                <w:shd w:fill="auto" w:val="clear"/>
               </w:rPr>
             </w:pPr>
             <w:r>
@@ -11335,7 +10981,6 @@
               <w:rPr>
                 <w:spacing w:val="0"/>
                 <w:position w:val="0"/>
-                <w:shd w:fill="auto" w:val="clear"/>
               </w:rPr>
             </w:pPr>
             <w:r>
@@ -11381,7 +11026,6 @@
               <w:rPr>
                 <w:spacing w:val="0"/>
                 <w:position w:val="0"/>
-                <w:shd w:fill="auto" w:val="clear"/>
               </w:rPr>
             </w:pPr>
             <w:r>
@@ -11449,7 +11093,6 @@
               <w:rPr>
                 <w:spacing w:val="0"/>
                 <w:position w:val="0"/>
-                <w:shd w:fill="auto" w:val="clear"/>
               </w:rPr>
             </w:pPr>
             <w:r>
@@ -11483,52 +11126,40 @@
                 <w:sz w:val="19"/>
                 <w:shd w:fill="auto" w:val="clear"/>
               </w:rPr>
-              <w:t xml:space="preserve"> tenter un pr</w:t>
-            </w:r>
-            <w:r>
-              <w:rPr>
-                <w:rFonts w:ascii="Courier New" w:hAnsi="Courier New" w:cs="Courier New" w:eastAsia="Courier New"/>
-                <w:color w:val="E6EDF3"/>
-                <w:spacing w:val="0"/>
-                <w:position w:val="0"/>
-                <w:sz w:val="19"/>
-                <w:shd w:fill="auto" w:val="clear"/>
-              </w:rPr>
-              <w:t xml:space="preserve">êt de 60000 (max = 50000)</w:t>
-            </w:r>
-          </w:p>
-        </w:tc>
-      </w:tr>
-      <w:tr>
-        <w:trPr>
-          <w:trHeight w:val="1" w:hRule="atLeast"/>
-          <w:jc w:val="left"/>
-        </w:trPr>
-        <w:tc>
-          <w:tcPr>
-            <w:tcW w:w="9360" w:type="dxa"/>
-            <w:tcBorders>
-              <w:top w:val="single" w:color="ffffff" w:sz="0"/>
-              <w:left w:val="single" w:color="836967" w:sz="6"/>
-              <w:bottom w:val="single" w:color="ffffff" w:sz="0"/>
-              <w:right w:val="single" w:color="30363d" w:sz="4"/>
-            </w:tcBorders>
-            <w:shd w:color="auto" w:fill="0d1117" w:val="clear"/>
-            <w:tcMar>
-              <w:left w:w="160" w:type="dxa"/>
-              <w:right w:w="160" w:type="dxa"/>
-            </w:tcMar>
-            <w:vAlign w:val="top"/>
-          </w:tcPr>
-          <w:p>
-            <w:pPr>
-              <w:spacing w:before="0" w:after="0" w:line="240"/>
-              <w:ind w:right="0" w:left="0" w:firstLine="0"/>
-              <w:jc w:val="left"/>
-              <w:rPr>
-                <w:spacing w:val="0"/>
-                <w:position w:val="0"/>
-                <w:shd w:fill="auto" w:val="clear"/>
+              <w:t xml:space="preserve"> tenter un prêt de 60000 (max = 50000)</w:t>
+            </w:r>
+          </w:p>
+        </w:tc>
+      </w:tr>
+      <w:tr>
+        <w:trPr>
+          <w:trHeight w:val="1" w:hRule="atLeast"/>
+          <w:jc w:val="left"/>
+        </w:trPr>
+        <w:tc>
+          <w:tcPr>
+            <w:tcW w:w="9360" w:type="dxa"/>
+            <w:tcBorders>
+              <w:top w:val="single" w:color="ffffff" w:sz="0"/>
+              <w:left w:val="single" w:color="836967" w:sz="6"/>
+              <w:bottom w:val="single" w:color="ffffff" w:sz="0"/>
+              <w:right w:val="single" w:color="30363d" w:sz="4"/>
+            </w:tcBorders>
+            <w:shd w:color="auto" w:fill="0d1117" w:val="clear"/>
+            <w:tcMar>
+              <w:left w:w="160" w:type="dxa"/>
+              <w:right w:w="160" w:type="dxa"/>
+            </w:tcMar>
+            <w:vAlign w:val="top"/>
+          </w:tcPr>
+          <w:p>
+            <w:pPr>
+              <w:spacing w:before="0" w:after="0" w:line="240"/>
+              <w:ind w:right="0" w:left="0" w:firstLine="0"/>
+              <w:jc w:val="left"/>
+              <w:rPr>
+                <w:spacing w:val="0"/>
+                <w:position w:val="0"/>
               </w:rPr>
             </w:pPr>
             <w:r>
@@ -11562,52 +11193,40 @@
                 <w:sz w:val="19"/>
                 <w:shd w:fill="auto" w:val="clear"/>
               </w:rPr>
-              <w:t xml:space="preserve"> asserter que le r</w:t>
-            </w:r>
-            <w:r>
-              <w:rPr>
-                <w:rFonts w:ascii="Courier New" w:hAnsi="Courier New" w:cs="Courier New" w:eastAsia="Courier New"/>
-                <w:color w:val="E6EDF3"/>
-                <w:spacing w:val="0"/>
-                <w:position w:val="0"/>
-                <w:sz w:val="19"/>
-                <w:shd w:fill="auto" w:val="clear"/>
-              </w:rPr>
-              <w:t xml:space="preserve">ésultat est false</w:t>
-            </w:r>
-          </w:p>
-        </w:tc>
-      </w:tr>
-      <w:tr>
-        <w:trPr>
-          <w:trHeight w:val="1" w:hRule="atLeast"/>
-          <w:jc w:val="left"/>
-        </w:trPr>
-        <w:tc>
-          <w:tcPr>
-            <w:tcW w:w="9360" w:type="dxa"/>
-            <w:tcBorders>
-              <w:top w:val="single" w:color="ffffff" w:sz="0"/>
-              <w:left w:val="single" w:color="836967" w:sz="6"/>
-              <w:bottom w:val="single" w:color="ffffff" w:sz="0"/>
-              <w:right w:val="single" w:color="30363d" w:sz="4"/>
-            </w:tcBorders>
-            <w:shd w:color="auto" w:fill="0d1117" w:val="clear"/>
-            <w:tcMar>
-              <w:left w:w="160" w:type="dxa"/>
-              <w:right w:w="160" w:type="dxa"/>
-            </w:tcMar>
-            <w:vAlign w:val="top"/>
-          </w:tcPr>
-          <w:p>
-            <w:pPr>
-              <w:spacing w:before="0" w:after="0" w:line="240"/>
-              <w:ind w:right="0" w:left="0" w:firstLine="0"/>
-              <w:jc w:val="left"/>
-              <w:rPr>
-                <w:spacing w:val="0"/>
-                <w:position w:val="0"/>
-                <w:shd w:fill="auto" w:val="clear"/>
+              <w:t xml:space="preserve"> asserter que le résultat est false</w:t>
+            </w:r>
+          </w:p>
+        </w:tc>
+      </w:tr>
+      <w:tr>
+        <w:trPr>
+          <w:trHeight w:val="1" w:hRule="atLeast"/>
+          <w:jc w:val="left"/>
+        </w:trPr>
+        <w:tc>
+          <w:tcPr>
+            <w:tcW w:w="9360" w:type="dxa"/>
+            <w:tcBorders>
+              <w:top w:val="single" w:color="ffffff" w:sz="0"/>
+              <w:left w:val="single" w:color="836967" w:sz="6"/>
+              <w:bottom w:val="single" w:color="ffffff" w:sz="0"/>
+              <w:right w:val="single" w:color="30363d" w:sz="4"/>
+            </w:tcBorders>
+            <w:shd w:color="auto" w:fill="0d1117" w:val="clear"/>
+            <w:tcMar>
+              <w:left w:w="160" w:type="dxa"/>
+              <w:right w:w="160" w:type="dxa"/>
+            </w:tcMar>
+            <w:vAlign w:val="top"/>
+          </w:tcPr>
+          <w:p>
+            <w:pPr>
+              <w:spacing w:before="0" w:after="0" w:line="240"/>
+              <w:ind w:right="0" w:left="0" w:firstLine="0"/>
+              <w:jc w:val="left"/>
+              <w:rPr>
+                <w:spacing w:val="0"/>
+                <w:position w:val="0"/>
               </w:rPr>
             </w:pPr>
             <w:r>
@@ -11690,6 +11309,62 @@
           <w:shd w:fill="auto" w:val="clear"/>
         </w:rPr>
         <w:t xml:space="preserve"> Partie 1.3</w:t>
+      </w:r>
+    </w:p>
+    <w:p>
+      <w:pPr>
+        <w:numPr>
+          <w:ilvl w:val="0"/>
+          <w:numId w:val="456"/>
+        </w:numPr>
+        <w:spacing w:before="0" w:after="80" w:line="240"/>
+        <w:ind w:right="0" w:left="720" w:hanging="360"/>
+        <w:jc w:val="left"/>
+        <w:rPr>
+          <w:rFonts w:ascii="Arial" w:hAnsi="Arial" w:cs="Arial" w:eastAsia="Arial"/>
+          <w:color w:val="auto"/>
+          <w:spacing w:val="0"/>
+          <w:position w:val="0"/>
+          <w:sz w:val="22"/>
+          <w:shd w:fill="auto" w:val="clear"/>
+        </w:rPr>
+      </w:pPr>
+      <w:r>
+        <w:rPr>
+          <w:rFonts w:ascii="Arial" w:hAnsi="Arial" w:cs="Arial" w:eastAsia="Arial"/>
+          <w:color w:val="auto"/>
+          <w:spacing w:val="0"/>
+          <w:position w:val="0"/>
+          <w:sz w:val="22"/>
+          <w:shd w:fill="auto" w:val="clear"/>
+        </w:rPr>
+        <w:t xml:space="preserve">Pourquoi est-il important de vérifier que getScore() n'est pas appelé quand le client est blacklisté ?</w:t>
+      </w:r>
+    </w:p>
+    <w:p>
+      <w:pPr>
+        <w:spacing w:before="0" w:after="80" w:line="240"/>
+        <w:ind w:right="0" w:left="0" w:firstLine="0"/>
+        <w:jc w:val="left"/>
+        <w:rPr>
+          <w:rFonts w:ascii="Arial" w:hAnsi="Arial" w:cs="Arial" w:eastAsia="Arial"/>
+          <w:color w:val="auto"/>
+          <w:spacing w:val="0"/>
+          <w:position w:val="0"/>
+          <w:sz w:val="22"/>
+          <w:shd w:fill="auto" w:val="clear"/>
+        </w:rPr>
+      </w:pPr>
+      <w:r>
+        <w:rPr>
+          <w:rFonts w:ascii="Arial" w:hAnsi="Arial" w:cs="Arial" w:eastAsia="Arial"/>
+          <w:color w:val="auto"/>
+          <w:spacing w:val="0"/>
+          <w:position w:val="0"/>
+          <w:sz w:val="22"/>
+          <w:shd w:fill="auto" w:val="clear"/>
+        </w:rPr>
+        <w:t xml:space="preserve">C'est un test de comportement, pas seulement de résultat. Si demain quelqu'un modifie approveLoan et appelle getScore() même pour un client blacklisté, le test le détectera. </w:t>
       </w:r>
     </w:p>
     <w:p>
@@ -11719,7 +11394,7 @@
           <w:sz w:val="22"/>
           <w:shd w:fill="auto" w:val="clear"/>
         </w:rPr>
-        <w:t xml:space="preserve">Pourquoi est-il important de vérifier que getScore() n'est pas appelé quand le client est blacklisté ?</w:t>
+        <w:t xml:space="preserve">Quelle est la différence entre verify(mock, never()) et verify(mock, times(0)) ?</w:t>
       </w:r>
     </w:p>
     <w:p>
@@ -11745,18 +11420,9 @@
           <w:sz w:val="22"/>
           <w:shd w:fill="auto" w:val="clear"/>
         </w:rPr>
-        <w:t xml:space="preserve">C'est un test de comportement, pas seulement de résultat. Si demain quelqu'un modifie approveLoan et appelle getScore() même pour un client blacklisté, le test le détectera. </w:t>
-      </w:r>
-    </w:p>
-    <w:p>
-      <w:pPr>
-        <w:numPr>
-          <w:ilvl w:val="0"/>
-          <w:numId w:val="460"/>
-        </w:numPr>
-        <w:spacing w:before="0" w:after="80" w:line="240"/>
-        <w:ind w:right="0" w:left="720" w:hanging="360"/>
-        <w:jc w:val="left"/>
+        <w:t xml:space="preserve">Techniquement ils sont équivalents </w:t>
+      </w:r>
+      <w:r>
         <w:rPr>
           <w:rFonts w:ascii="Arial" w:hAnsi="Arial" w:cs="Arial" w:eastAsia="Arial"/>
           <w:color w:val="auto"/>
@@ -11765,7 +11431,8 @@
           <w:sz w:val="22"/>
           <w:shd w:fill="auto" w:val="clear"/>
         </w:rPr>
-      </w:pPr>
+        <w:t xml:space="preserve">—</w:t>
+      </w:r>
       <w:r>
         <w:rPr>
           <w:rFonts w:ascii="Arial" w:hAnsi="Arial" w:cs="Arial" w:eastAsia="Arial"/>
@@ -11775,55 +11442,7 @@
           <w:sz w:val="22"/>
           <w:shd w:fill="auto" w:val="clear"/>
         </w:rPr>
-        <w:t xml:space="preserve">Quelle est la différence entre verify(mock, never()) et verify(mock, times(0)) ?</w:t>
-      </w:r>
-    </w:p>
-    <w:p>
-      <w:pPr>
-        <w:spacing w:before="0" w:after="80" w:line="240"/>
-        <w:ind w:right="0" w:left="0" w:firstLine="0"/>
-        <w:jc w:val="left"/>
-        <w:rPr>
-          <w:rFonts w:ascii="Arial" w:hAnsi="Arial" w:cs="Arial" w:eastAsia="Arial"/>
-          <w:color w:val="auto"/>
-          <w:spacing w:val="0"/>
-          <w:position w:val="0"/>
-          <w:sz w:val="22"/>
-          <w:shd w:fill="auto" w:val="clear"/>
-        </w:rPr>
-      </w:pPr>
-      <w:r>
-        <w:rPr>
-          <w:rFonts w:ascii="Arial" w:hAnsi="Arial" w:cs="Arial" w:eastAsia="Arial"/>
-          <w:color w:val="auto"/>
-          <w:spacing w:val="0"/>
-          <w:position w:val="0"/>
-          <w:sz w:val="22"/>
-          <w:shd w:fill="auto" w:val="clear"/>
-        </w:rPr>
-        <w:t xml:space="preserve">Techniquement ils sont équivalents </w:t>
-      </w:r>
-      <w:r>
-        <w:rPr>
-          <w:rFonts w:ascii="Arial" w:hAnsi="Arial" w:cs="Arial" w:eastAsia="Arial"/>
-          <w:color w:val="auto"/>
-          <w:spacing w:val="0"/>
-          <w:position w:val="0"/>
-          <w:sz w:val="22"/>
-          <w:shd w:fill="auto" w:val="clear"/>
-        </w:rPr>
-        <w:t xml:space="preserve">— les deux v</w:t>
-      </w:r>
-      <w:r>
-        <w:rPr>
-          <w:rFonts w:ascii="Arial" w:hAnsi="Arial" w:cs="Arial" w:eastAsia="Arial"/>
-          <w:color w:val="auto"/>
-          <w:spacing w:val="0"/>
-          <w:position w:val="0"/>
-          <w:sz w:val="22"/>
-          <w:shd w:fill="auto" w:val="clear"/>
-        </w:rPr>
-        <w:t xml:space="preserve">érifient que la méthode n'a jamais été appelée. La différence est sémantique : never() exprime clairement l'intention ("cette méthode ne doit jamais être appelée"), tandis que times(0) est moins lisible</w:t>
+        <w:t xml:space="preserve"> les deux vérifient que la méthode n'a jamais été appelée. La différence est sémantique : never() exprime clairement l'intention ("cette méthode ne doit jamais être appelée"), tandis que times(0) est moins lisible</w:t>
       </w:r>
     </w:p>
     <w:p>
@@ -11916,19 +11535,7 @@
           <w:sz w:val="36"/>
           <w:shd w:fill="auto" w:val="clear"/>
         </w:rPr>
-        <w:t xml:space="preserve"> V</w:t>
-      </w:r>
-      <w:r>
-        <w:rPr>
-          <w:rFonts w:ascii="Arial" w:hAnsi="Arial" w:cs="Arial" w:eastAsia="Arial"/>
-          <w:b/>
-          <w:color w:val="1E3A5F"/>
-          <w:spacing w:val="0"/>
-          <w:position w:val="0"/>
-          <w:sz w:val="36"/>
-          <w:shd w:fill="auto" w:val="clear"/>
-        </w:rPr>
-        <w:t xml:space="preserve">érifier les interactions avec verify()</w:t>
+        <w:t xml:space="preserve"> Vérifier les interactions avec verify()</w:t>
       </w:r>
     </w:p>
     <w:tbl>
@@ -11966,7 +11573,6 @@
                 <w:spacing w:val="0"/>
                 <w:position w:val="0"/>
                 <w:sz w:val="22"/>
-                <w:shd w:fill="auto" w:val="clear"/>
               </w:rPr>
             </w:pPr>
             <w:r>
@@ -12009,7 +11615,7 @@
             <w:pPr>
               <w:numPr>
                 <w:ilvl w:val="0"/>
-                <w:numId w:val="468"/>
+                <w:numId w:val="466"/>
               </w:numPr>
               <w:spacing w:before="0" w:after="60" w:line="240"/>
               <w:ind w:right="0" w:left="720" w:hanging="360"/>
@@ -12039,7 +11645,7 @@
             <w:pPr>
               <w:numPr>
                 <w:ilvl w:val="0"/>
-                <w:numId w:val="468"/>
+                <w:numId w:val="466"/>
               </w:numPr>
               <w:spacing w:before="0" w:after="60" w:line="240"/>
               <w:ind w:right="0" w:left="720" w:hanging="360"/>
@@ -12069,7 +11675,7 @@
             <w:pPr>
               <w:numPr>
                 <w:ilvl w:val="0"/>
-                <w:numId w:val="468"/>
+                <w:numId w:val="466"/>
               </w:numPr>
               <w:spacing w:before="0" w:after="60" w:line="240"/>
               <w:ind w:right="0" w:left="720" w:hanging="360"/>
@@ -12077,7 +11683,6 @@
               <w:rPr>
                 <w:spacing w:val="0"/>
                 <w:position w:val="0"/>
-                <w:shd w:fill="auto" w:val="clear"/>
               </w:rPr>
             </w:pPr>
             <w:r>
@@ -12244,7 +11849,6 @@
               <w:rPr>
                 <w:spacing w:val="0"/>
                 <w:position w:val="0"/>
-                <w:shd w:fill="auto" w:val="clear"/>
               </w:rPr>
             </w:pPr>
             <w:r>
@@ -12290,7 +11894,6 @@
               <w:rPr>
                 <w:spacing w:val="0"/>
                 <w:position w:val="0"/>
-                <w:shd w:fill="auto" w:val="clear"/>
               </w:rPr>
             </w:pPr>
             <w:r>
@@ -12374,7 +11977,6 @@
               <w:rPr>
                 <w:spacing w:val="0"/>
                 <w:position w:val="0"/>
-                <w:shd w:fill="auto" w:val="clear"/>
               </w:rPr>
             </w:pPr>
             <w:r>
@@ -12420,7 +12022,6 @@
               <w:rPr>
                 <w:spacing w:val="0"/>
                 <w:position w:val="0"/>
-                <w:shd w:fill="auto" w:val="clear"/>
               </w:rPr>
             </w:pPr>
             <w:r>
@@ -12466,7 +12067,6 @@
               <w:rPr>
                 <w:spacing w:val="0"/>
                 <w:position w:val="0"/>
-                <w:shd w:fill="auto" w:val="clear"/>
               </w:rPr>
             </w:pPr>
             <w:r>
@@ -12512,7 +12112,6 @@
               <w:rPr>
                 <w:spacing w:val="0"/>
                 <w:position w:val="0"/>
-                <w:shd w:fill="auto" w:val="clear"/>
               </w:rPr>
             </w:pPr>
             <w:r>
@@ -12558,7 +12157,6 @@
               <w:rPr>
                 <w:spacing w:val="0"/>
                 <w:position w:val="0"/>
-                <w:shd w:fill="auto" w:val="clear"/>
               </w:rPr>
             </w:pPr>
             <w:r>
@@ -12604,7 +12202,6 @@
               <w:rPr>
                 <w:spacing w:val="0"/>
                 <w:position w:val="0"/>
-                <w:shd w:fill="auto" w:val="clear"/>
               </w:rPr>
             </w:pPr>
             <w:r>
@@ -12688,7 +12285,6 @@
               <w:rPr>
                 <w:spacing w:val="0"/>
                 <w:position w:val="0"/>
-                <w:shd w:fill="auto" w:val="clear"/>
               </w:rPr>
             </w:pPr>
             <w:r>
@@ -12734,7 +12330,6 @@
               <w:rPr>
                 <w:spacing w:val="0"/>
                 <w:position w:val="0"/>
-                <w:shd w:fill="auto" w:val="clear"/>
               </w:rPr>
             </w:pPr>
             <w:r>
@@ -12818,7 +12413,6 @@
               <w:rPr>
                 <w:spacing w:val="0"/>
                 <w:position w:val="0"/>
-                <w:shd w:fill="auto" w:val="clear"/>
               </w:rPr>
             </w:pPr>
             <w:r>
@@ -12864,7 +12458,6 @@
               <w:rPr>
                 <w:spacing w:val="0"/>
                 <w:position w:val="0"/>
-                <w:shd w:fill="auto" w:val="clear"/>
               </w:rPr>
             </w:pPr>
             <w:r>
@@ -12948,7 +12541,6 @@
               <w:rPr>
                 <w:spacing w:val="0"/>
                 <w:position w:val="0"/>
-                <w:shd w:fill="auto" w:val="clear"/>
               </w:rPr>
             </w:pPr>
             <w:r>
@@ -13032,7 +12624,6 @@
               <w:rPr>
                 <w:spacing w:val="0"/>
                 <w:position w:val="0"/>
-                <w:shd w:fill="auto" w:val="clear"/>
               </w:rPr>
             </w:pPr>
             <w:r>
@@ -13078,7 +12669,6 @@
               <w:rPr>
                 <w:spacing w:val="0"/>
                 <w:position w:val="0"/>
-                <w:shd w:fill="auto" w:val="clear"/>
               </w:rPr>
             </w:pPr>
             <w:r>
@@ -13124,7 +12714,6 @@
               <w:rPr>
                 <w:spacing w:val="0"/>
                 <w:position w:val="0"/>
-                <w:shd w:fill="auto" w:val="clear"/>
               </w:rPr>
             </w:pPr>
             <w:r>
@@ -13170,7 +12759,6 @@
               <w:rPr>
                 <w:spacing w:val="0"/>
                 <w:position w:val="0"/>
-                <w:shd w:fill="auto" w:val="clear"/>
               </w:rPr>
             </w:pPr>
             <w:r>
@@ -13254,7 +12842,6 @@
               <w:rPr>
                 <w:spacing w:val="0"/>
                 <w:position w:val="0"/>
-                <w:shd w:fill="auto" w:val="clear"/>
               </w:rPr>
             </w:pPr>
             <w:r>
@@ -13300,7 +12887,6 @@
               <w:rPr>
                 <w:spacing w:val="0"/>
                 <w:position w:val="0"/>
-                <w:shd w:fill="auto" w:val="clear"/>
               </w:rPr>
             </w:pPr>
             <w:r>
@@ -13346,7 +12932,6 @@
               <w:rPr>
                 <w:spacing w:val="0"/>
                 <w:position w:val="0"/>
-                <w:shd w:fill="auto" w:val="clear"/>
               </w:rPr>
             </w:pPr>
             <w:r>
@@ -13430,7 +13015,6 @@
               <w:rPr>
                 <w:spacing w:val="0"/>
                 <w:position w:val="0"/>
-                <w:shd w:fill="auto" w:val="clear"/>
               </w:rPr>
             </w:pPr>
             <w:r>
@@ -13476,7 +13060,6 @@
               <w:rPr>
                 <w:spacing w:val="0"/>
                 <w:position w:val="0"/>
-                <w:shd w:fill="auto" w:val="clear"/>
               </w:rPr>
             </w:pPr>
             <w:r>
@@ -13522,7 +13105,6 @@
               <w:rPr>
                 <w:spacing w:val="0"/>
                 <w:position w:val="0"/>
-                <w:shd w:fill="auto" w:val="clear"/>
               </w:rPr>
             </w:pPr>
             <w:r>
@@ -13568,7 +13150,6 @@
               <w:rPr>
                 <w:spacing w:val="0"/>
                 <w:position w:val="0"/>
-                <w:shd w:fill="auto" w:val="clear"/>
               </w:rPr>
             </w:pPr>
             <w:r>
@@ -13652,7 +13233,6 @@
               <w:rPr>
                 <w:spacing w:val="0"/>
                 <w:position w:val="0"/>
-                <w:shd w:fill="auto" w:val="clear"/>
               </w:rPr>
             </w:pPr>
             <w:r>
@@ -13698,7 +13278,6 @@
               <w:rPr>
                 <w:spacing w:val="0"/>
                 <w:position w:val="0"/>
-                <w:shd w:fill="auto" w:val="clear"/>
               </w:rPr>
             </w:pPr>
             <w:r>
@@ -13744,7 +13323,6 @@
               <w:rPr>
                 <w:spacing w:val="0"/>
                 <w:position w:val="0"/>
-                <w:shd w:fill="auto" w:val="clear"/>
               </w:rPr>
             </w:pPr>
             <w:r>
@@ -13828,7 +13406,6 @@
               <w:rPr>
                 <w:spacing w:val="0"/>
                 <w:position w:val="0"/>
-                <w:shd w:fill="auto" w:val="clear"/>
               </w:rPr>
             </w:pPr>
             <w:r>
@@ -13874,7 +13451,6 @@
               <w:rPr>
                 <w:spacing w:val="0"/>
                 <w:position w:val="0"/>
-                <w:shd w:fill="auto" w:val="clear"/>
               </w:rPr>
             </w:pPr>
             <w:r>
@@ -13958,7 +13534,6 @@
               <w:rPr>
                 <w:spacing w:val="0"/>
                 <w:position w:val="0"/>
-                <w:shd w:fill="auto" w:val="clear"/>
               </w:rPr>
             </w:pPr>
             <w:r>
@@ -14004,7 +13579,6 @@
               <w:rPr>
                 <w:spacing w:val="0"/>
                 <w:position w:val="0"/>
-                <w:shd w:fill="auto" w:val="clear"/>
               </w:rPr>
             </w:pPr>
             <w:r>
@@ -14050,7 +13624,6 @@
               <w:rPr>
                 <w:spacing w:val="0"/>
                 <w:position w:val="0"/>
-                <w:shd w:fill="auto" w:val="clear"/>
               </w:rPr>
             </w:pPr>
             <w:r>
@@ -14096,7 +13669,6 @@
               <w:rPr>
                 <w:spacing w:val="0"/>
                 <w:position w:val="0"/>
-                <w:shd w:fill="auto" w:val="clear"/>
               </w:rPr>
             </w:pPr>
             <w:r>
@@ -14142,7 +13714,6 @@
               <w:rPr>
                 <w:spacing w:val="0"/>
                 <w:position w:val="0"/>
-                <w:shd w:fill="auto" w:val="clear"/>
               </w:rPr>
             </w:pPr>
             <w:r>
@@ -14188,7 +13759,6 @@
               <w:rPr>
                 <w:spacing w:val="0"/>
                 <w:position w:val="0"/>
-                <w:shd w:fill="auto" w:val="clear"/>
               </w:rPr>
             </w:pPr>
             <w:r>
@@ -14234,7 +13804,6 @@
               <w:rPr>
                 <w:spacing w:val="0"/>
                 <w:position w:val="0"/>
-                <w:shd w:fill="auto" w:val="clear"/>
               </w:rPr>
             </w:pPr>
             <w:r>
@@ -14379,7 +13948,6 @@
               <w:rPr>
                 <w:spacing w:val="0"/>
                 <w:position w:val="0"/>
-                <w:shd w:fill="auto" w:val="clear"/>
               </w:rPr>
             </w:pPr>
             <w:r>
@@ -14425,7 +13993,6 @@
               <w:rPr>
                 <w:spacing w:val="0"/>
                 <w:position w:val="0"/>
-                <w:shd w:fill="auto" w:val="clear"/>
               </w:rPr>
             </w:pPr>
             <w:r>
@@ -14493,7 +14060,6 @@
               <w:rPr>
                 <w:spacing w:val="0"/>
                 <w:position w:val="0"/>
-                <w:shd w:fill="auto" w:val="clear"/>
               </w:rPr>
             </w:pPr>
             <w:r>
@@ -14577,7 +14143,6 @@
               <w:rPr>
                 <w:spacing w:val="0"/>
                 <w:position w:val="0"/>
-                <w:shd w:fill="auto" w:val="clear"/>
               </w:rPr>
             </w:pPr>
             <w:r>
@@ -14645,7 +14210,6 @@
               <w:rPr>
                 <w:spacing w:val="0"/>
                 <w:position w:val="0"/>
-                <w:shd w:fill="auto" w:val="clear"/>
               </w:rPr>
             </w:pPr>
             <w:r>
@@ -14729,7 +14293,6 @@
               <w:rPr>
                 <w:spacing w:val="0"/>
                 <w:position w:val="0"/>
-                <w:shd w:fill="auto" w:val="clear"/>
               </w:rPr>
             </w:pPr>
             <w:r>
@@ -14763,52 +14326,40 @@
                 <w:sz w:val="19"/>
                 <w:shd w:fill="auto" w:val="clear"/>
               </w:rPr>
-              <w:t xml:space="preserve"> </w:t>
-            </w:r>
-            <w:r>
-              <w:rPr>
-                <w:rFonts w:ascii="Courier New" w:hAnsi="Courier New" w:cs="Courier New" w:eastAsia="Courier New"/>
-                <w:color w:val="E6EDF3"/>
-                <w:spacing w:val="0"/>
-                <w:position w:val="0"/>
-                <w:sz w:val="19"/>
-                <w:shd w:fill="auto" w:val="clear"/>
-              </w:rPr>
-              <w:t xml:space="preserve">équivalent à la valeur exacte, utile en combinaison</w:t>
-            </w:r>
-          </w:p>
-        </w:tc>
-      </w:tr>
-      <w:tr>
-        <w:trPr>
-          <w:trHeight w:val="1" w:hRule="atLeast"/>
-          <w:jc w:val="left"/>
-        </w:trPr>
-        <w:tc>
-          <w:tcPr>
-            <w:tcW w:w="9360" w:type="dxa"/>
-            <w:tcBorders>
-              <w:top w:val="single" w:color="ffffff" w:sz="0"/>
-              <w:left w:val="single" w:color="836967" w:sz="6"/>
-              <w:bottom w:val="single" w:color="ffffff" w:sz="0"/>
-              <w:right w:val="single" w:color="30363d" w:sz="4"/>
-            </w:tcBorders>
-            <w:shd w:color="auto" w:fill="0d1117" w:val="clear"/>
-            <w:tcMar>
-              <w:left w:w="160" w:type="dxa"/>
-              <w:right w:w="160" w:type="dxa"/>
-            </w:tcMar>
-            <w:vAlign w:val="top"/>
-          </w:tcPr>
-          <w:p>
-            <w:pPr>
-              <w:spacing w:before="0" w:after="0" w:line="240"/>
-              <w:ind w:right="0" w:left="0" w:firstLine="0"/>
-              <w:jc w:val="left"/>
-              <w:rPr>
-                <w:spacing w:val="0"/>
-                <w:position w:val="0"/>
-                <w:shd w:fill="auto" w:val="clear"/>
+              <w:t xml:space="preserve"> équivalent à la valeur exacte, utile en combinaison</w:t>
+            </w:r>
+          </w:p>
+        </w:tc>
+      </w:tr>
+      <w:tr>
+        <w:trPr>
+          <w:trHeight w:val="1" w:hRule="atLeast"/>
+          <w:jc w:val="left"/>
+        </w:trPr>
+        <w:tc>
+          <w:tcPr>
+            <w:tcW w:w="9360" w:type="dxa"/>
+            <w:tcBorders>
+              <w:top w:val="single" w:color="ffffff" w:sz="0"/>
+              <w:left w:val="single" w:color="836967" w:sz="6"/>
+              <w:bottom w:val="single" w:color="ffffff" w:sz="0"/>
+              <w:right w:val="single" w:color="30363d" w:sz="4"/>
+            </w:tcBorders>
+            <w:shd w:color="auto" w:fill="0d1117" w:val="clear"/>
+            <w:tcMar>
+              <w:left w:w="160" w:type="dxa"/>
+              <w:right w:w="160" w:type="dxa"/>
+            </w:tcMar>
+            <w:vAlign w:val="top"/>
+          </w:tcPr>
+          <w:p>
+            <w:pPr>
+              <w:spacing w:before="0" w:after="0" w:line="240"/>
+              <w:ind w:right="0" w:left="0" w:firstLine="0"/>
+              <w:jc w:val="left"/>
+              <w:rPr>
+                <w:spacing w:val="0"/>
+                <w:position w:val="0"/>
               </w:rPr>
             </w:pPr>
             <w:r>
@@ -14892,7 +14443,6 @@
               <w:rPr>
                 <w:spacing w:val="0"/>
                 <w:position w:val="0"/>
-                <w:shd w:fill="auto" w:val="clear"/>
               </w:rPr>
             </w:pPr>
             <w:r>
@@ -14938,7 +14488,6 @@
               <w:rPr>
                 <w:spacing w:val="0"/>
                 <w:position w:val="0"/>
-                <w:shd w:fill="auto" w:val="clear"/>
               </w:rPr>
             </w:pPr>
             <w:r>
@@ -15022,7 +14571,6 @@
               <w:rPr>
                 <w:spacing w:val="0"/>
                 <w:position w:val="0"/>
-                <w:shd w:fill="auto" w:val="clear"/>
               </w:rPr>
             </w:pPr>
             <w:r>
@@ -15068,7 +14616,6 @@
               <w:rPr>
                 <w:spacing w:val="0"/>
                 <w:position w:val="0"/>
-                <w:shd w:fill="auto" w:val="clear"/>
               </w:rPr>
             </w:pPr>
             <w:r>
@@ -15114,7 +14661,6 @@
               <w:rPr>
                 <w:spacing w:val="0"/>
                 <w:position w:val="0"/>
-                <w:shd w:fill="auto" w:val="clear"/>
               </w:rPr>
             </w:pPr>
             <w:r>
@@ -15182,7 +14728,6 @@
               <w:rPr>
                 <w:spacing w:val="0"/>
                 <w:position w:val="0"/>
-                <w:shd w:fill="auto" w:val="clear"/>
               </w:rPr>
             </w:pPr>
             <w:r>
@@ -15293,7 +14838,7 @@
       <w:pPr>
         <w:numPr>
           <w:ilvl w:val="0"/>
-          <w:numId w:val="608"/>
+          <w:numId w:val="606"/>
         </w:numPr>
         <w:spacing w:before="0" w:after="80" w:line="240"/>
         <w:ind w:right="0" w:left="720" w:hanging="360"/>
@@ -15624,6 +15169,63 @@
           <w:shd w:fill="auto" w:val="clear"/>
         </w:rPr>
       </w:pPr>
+    </w:p>
+    <w:p>
+      <w:pPr>
+        <w:numPr>
+          <w:ilvl w:val="0"/>
+          <w:numId w:val="609"/>
+        </w:numPr>
+        <w:spacing w:before="0" w:after="80" w:line="240"/>
+        <w:ind w:right="0" w:left="720" w:hanging="360"/>
+        <w:jc w:val="left"/>
+        <w:rPr>
+          <w:rFonts w:ascii="Arial" w:hAnsi="Arial" w:cs="Arial" w:eastAsia="Arial"/>
+          <w:color w:val="auto"/>
+          <w:spacing w:val="0"/>
+          <w:position w:val="0"/>
+          <w:sz w:val="22"/>
+          <w:shd w:fill="auto" w:val="clear"/>
+        </w:rPr>
+      </w:pPr>
+      <w:r>
+        <w:rPr>
+          <w:rFonts w:ascii="Arial" w:hAnsi="Arial" w:cs="Arial" w:eastAsia="Arial"/>
+          <w:color w:val="auto"/>
+          <w:spacing w:val="0"/>
+          <w:position w:val="0"/>
+          <w:sz w:val="22"/>
+          <w:shd w:fill="auto" w:val="clear"/>
+        </w:rPr>
+        <w:t xml:space="preserve">Quelle est la différence entre anyString() et any(String.class) ?</w:t>
+      </w:r>
+    </w:p>
+    <w:p>
+      <w:pPr>
+        <w:spacing w:before="0" w:after="80" w:line="240"/>
+        <w:ind w:right="0" w:left="0" w:firstLine="0"/>
+        <w:jc w:val="left"/>
+        <w:rPr>
+          <w:rFonts w:ascii="Arial" w:hAnsi="Arial" w:cs="Arial" w:eastAsia="Arial"/>
+          <w:color w:val="auto"/>
+          <w:spacing w:val="0"/>
+          <w:position w:val="0"/>
+          <w:sz w:val="22"/>
+          <w:shd w:fill="auto" w:val="clear"/>
+        </w:rPr>
+      </w:pPr>
+      <w:r>
+        <w:rPr>
+          <w:rFonts w:ascii="Arial" w:hAnsi="Arial" w:cs="Arial" w:eastAsia="Arial"/>
+          <w:b/>
+          <w:color w:val="auto"/>
+          <w:spacing w:val="0"/>
+          <w:position w:val="0"/>
+          <w:sz w:val="22"/>
+          <w:shd w:fill="auto" w:val="clear"/>
+        </w:rPr>
+        <w:t xml:space="preserve">ils sont quasi-équivalents, mais avec une différence : anyString() refuse null (il n'accepte que des vraies chaînes), tandis que any(String.class) accepte</w:t>
+      </w:r>
     </w:p>
     <w:p>
       <w:pPr>
@@ -15652,63 +15254,6 @@
           <w:sz w:val="22"/>
           <w:shd w:fill="auto" w:val="clear"/>
         </w:rPr>
-        <w:t xml:space="preserve">Quelle est la différence entre anyString() et any(String.class) ?</w:t>
-      </w:r>
-    </w:p>
-    <w:p>
-      <w:pPr>
-        <w:spacing w:before="0" w:after="80" w:line="240"/>
-        <w:ind w:right="0" w:left="0" w:firstLine="0"/>
-        <w:jc w:val="left"/>
-        <w:rPr>
-          <w:rFonts w:ascii="Arial" w:hAnsi="Arial" w:cs="Arial" w:eastAsia="Arial"/>
-          <w:color w:val="auto"/>
-          <w:spacing w:val="0"/>
-          <w:position w:val="0"/>
-          <w:sz w:val="22"/>
-          <w:shd w:fill="auto" w:val="clear"/>
-        </w:rPr>
-      </w:pPr>
-      <w:r>
-        <w:rPr>
-          <w:rFonts w:ascii="Arial" w:hAnsi="Arial" w:cs="Arial" w:eastAsia="Arial"/>
-          <w:b/>
-          <w:color w:val="auto"/>
-          <w:spacing w:val="0"/>
-          <w:position w:val="0"/>
-          <w:sz w:val="22"/>
-          <w:shd w:fill="auto" w:val="clear"/>
-        </w:rPr>
-        <w:t xml:space="preserve">ils sont quasi-équivalents, mais avec une différence : anyString() refuse null (il n'accepte que des vraies chaînes), tandis que any(String.class) accepte</w:t>
-      </w:r>
-    </w:p>
-    <w:p>
-      <w:pPr>
-        <w:numPr>
-          <w:ilvl w:val="0"/>
-          <w:numId w:val="613"/>
-        </w:numPr>
-        <w:spacing w:before="0" w:after="80" w:line="240"/>
-        <w:ind w:right="0" w:left="720" w:hanging="360"/>
-        <w:jc w:val="left"/>
-        <w:rPr>
-          <w:rFonts w:ascii="Arial" w:hAnsi="Arial" w:cs="Arial" w:eastAsia="Arial"/>
-          <w:color w:val="auto"/>
-          <w:spacing w:val="0"/>
-          <w:position w:val="0"/>
-          <w:sz w:val="22"/>
-          <w:shd w:fill="auto" w:val="clear"/>
-        </w:rPr>
-      </w:pPr>
-      <w:r>
-        <w:rPr>
-          <w:rFonts w:ascii="Arial" w:hAnsi="Arial" w:cs="Arial" w:eastAsia="Arial"/>
-          <w:color w:val="auto"/>
-          <w:spacing w:val="0"/>
-          <w:position w:val="0"/>
-          <w:sz w:val="22"/>
-          <w:shd w:fill="auto" w:val="clear"/>
-        </w:rPr>
         <w:t xml:space="preserve">Ajoutez un test qui vérifie que logger est appelé 2 fois si on fait 2 dépôts successifs. Utilisez verify(logger, times(2)).</w:t>
       </w:r>
     </w:p>
@@ -16150,7 +15695,19 @@
           <w:sz w:val="28"/>
           <w:shd w:fill="auto" w:val="clear"/>
         </w:rPr>
-        <w:t xml:space="preserve"> InOrder : vérifier l'ordre des appels</w:t>
+        <w:t xml:space="preserve"> InOrder : v</w:t>
+      </w:r>
+      <w:r>
+        <w:rPr>
+          <w:rFonts w:ascii="Arial" w:hAnsi="Arial" w:cs="Arial" w:eastAsia="Arial"/>
+          <w:b/>
+          <w:color w:val="1E3A5F"/>
+          <w:spacing w:val="0"/>
+          <w:position w:val="0"/>
+          <w:sz w:val="28"/>
+          <w:shd w:fill="auto" w:val="clear"/>
+        </w:rPr>
+        <w:t xml:space="preserve">érifier l'ordre des appels</w:t>
       </w:r>
     </w:p>
     <w:tbl>
@@ -16187,7 +15744,6 @@
               <w:rPr>
                 <w:spacing w:val="0"/>
                 <w:position w:val="0"/>
-                <w:shd w:fill="auto" w:val="clear"/>
               </w:rPr>
             </w:pPr>
             <w:r>
@@ -16255,7 +15811,6 @@
               <w:rPr>
                 <w:spacing w:val="0"/>
                 <w:position w:val="0"/>
-                <w:shd w:fill="auto" w:val="clear"/>
               </w:rPr>
             </w:pPr>
             <w:r>
@@ -16301,7 +15856,6 @@
               <w:rPr>
                 <w:spacing w:val="0"/>
                 <w:position w:val="0"/>
-                <w:shd w:fill="auto" w:val="clear"/>
               </w:rPr>
             </w:pPr>
             <w:r>
@@ -16347,7 +15901,6 @@
               <w:rPr>
                 <w:spacing w:val="0"/>
                 <w:position w:val="0"/>
-                <w:shd w:fill="auto" w:val="clear"/>
               </w:rPr>
             </w:pPr>
             <w:r>
@@ -16393,7 +15946,6 @@
               <w:rPr>
                 <w:spacing w:val="0"/>
                 <w:position w:val="0"/>
-                <w:shd w:fill="auto" w:val="clear"/>
               </w:rPr>
             </w:pPr>
             <w:r>
@@ -16477,7 +16029,6 @@
               <w:rPr>
                 <w:spacing w:val="0"/>
                 <w:position w:val="0"/>
-                <w:shd w:fill="auto" w:val="clear"/>
               </w:rPr>
             </w:pPr>
             <w:r>
@@ -16523,7 +16074,6 @@
               <w:rPr>
                 <w:spacing w:val="0"/>
                 <w:position w:val="0"/>
-                <w:shd w:fill="auto" w:val="clear"/>
               </w:rPr>
             </w:pPr>
             <w:r>
@@ -16569,7 +16119,6 @@
               <w:rPr>
                 <w:spacing w:val="0"/>
                 <w:position w:val="0"/>
-                <w:shd w:fill="auto" w:val="clear"/>
               </w:rPr>
             </w:pPr>
             <w:r>
@@ -16615,7 +16164,6 @@
               <w:rPr>
                 <w:spacing w:val="0"/>
                 <w:position w:val="0"/>
-                <w:shd w:fill="auto" w:val="clear"/>
               </w:rPr>
             </w:pPr>
             <w:r>
@@ -16661,7 +16209,6 @@
               <w:rPr>
                 <w:spacing w:val="0"/>
                 <w:position w:val="0"/>
-                <w:shd w:fill="auto" w:val="clear"/>
               </w:rPr>
             </w:pPr>
             <w:r>
@@ -16750,7 +16297,7 @@
       <w:pPr>
         <w:numPr>
           <w:ilvl w:val="0"/>
-          <w:numId w:val="644"/>
+          <w:numId w:val="641"/>
         </w:numPr>
         <w:spacing w:before="0" w:after="80" w:line="240"/>
         <w:ind w:right="0" w:left="720" w:hanging="360"/>
@@ -16799,8 +16346,7 @@
           <w:sz w:val="22"/>
           <w:shd w:fill="auto" w:val="clear"/>
         </w:rPr>
-        <w:t xml:space="preserve">InOrder vérifie strictement l'ordre des appels. Si le code appelle DEPOSIT puis WITHDRAW, mais que ton inOrder.verify() attend WITHDRAW en premier, Mockito échoue immédiatement </w:t>
-        <w:t xml:space="preserve"> </w:t>
+        <w:t xml:space="preserve">InOrder vérifie strictement l'ordre des appels. Si le code appelle DEPOSIT puis WITHDRAW, mais que ton inOrder.verify() attend WITHDRAW en premier, Mockito échoue immédiatement  </w:t>
       </w:r>
     </w:p>
     <w:p>
@@ -16905,7 +16451,6 @@
                 <w:spacing w:val="0"/>
                 <w:position w:val="0"/>
                 <w:sz w:val="22"/>
-                <w:shd w:fill="auto" w:val="clear"/>
               </w:rPr>
             </w:pPr>
             <w:r>
@@ -16948,7 +16493,7 @@
             <w:pPr>
               <w:numPr>
                 <w:ilvl w:val="0"/>
-                <w:numId w:val="651"/>
+                <w:numId w:val="648"/>
               </w:numPr>
               <w:spacing w:before="0" w:after="60" w:line="240"/>
               <w:ind w:right="0" w:left="720" w:hanging="360"/>
@@ -16978,7 +16523,7 @@
             <w:pPr>
               <w:numPr>
                 <w:ilvl w:val="0"/>
-                <w:numId w:val="651"/>
+                <w:numId w:val="648"/>
               </w:numPr>
               <w:spacing w:before="0" w:after="60" w:line="240"/>
               <w:ind w:right="0" w:left="720" w:hanging="360"/>
@@ -17008,7 +16553,7 @@
             <w:pPr>
               <w:numPr>
                 <w:ilvl w:val="0"/>
-                <w:numId w:val="651"/>
+                <w:numId w:val="648"/>
               </w:numPr>
               <w:spacing w:before="0" w:after="60" w:line="240"/>
               <w:ind w:right="0" w:left="720" w:hanging="360"/>
@@ -17016,7 +16561,6 @@
               <w:rPr>
                 <w:spacing w:val="0"/>
                 <w:position w:val="0"/>
-                <w:shd w:fill="auto" w:val="clear"/>
               </w:rPr>
             </w:pPr>
             <w:r>
@@ -17161,7 +16705,6 @@
               <w:rPr>
                 <w:spacing w:val="0"/>
                 <w:position w:val="0"/>
-                <w:shd w:fill="auto" w:val="clear"/>
               </w:rPr>
             </w:pPr>
             <w:r>
@@ -17229,7 +16772,6 @@
               <w:rPr>
                 <w:spacing w:val="0"/>
                 <w:position w:val="0"/>
-                <w:shd w:fill="auto" w:val="clear"/>
               </w:rPr>
             </w:pPr>
             <w:r>
@@ -17297,7 +16839,6 @@
               <w:rPr>
                 <w:spacing w:val="0"/>
                 <w:position w:val="0"/>
-                <w:shd w:fill="auto" w:val="clear"/>
               </w:rPr>
             </w:pPr>
             <w:r>
@@ -17343,7 +16884,6 @@
               <w:rPr>
                 <w:spacing w:val="0"/>
                 <w:position w:val="0"/>
-                <w:shd w:fill="auto" w:val="clear"/>
               </w:rPr>
             </w:pPr>
             <w:r>
@@ -17389,7 +16929,6 @@
               <w:rPr>
                 <w:spacing w:val="0"/>
                 <w:position w:val="0"/>
-                <w:shd w:fill="auto" w:val="clear"/>
               </w:rPr>
             </w:pPr>
             <w:r>
@@ -17435,7 +16974,6 @@
               <w:rPr>
                 <w:spacing w:val="0"/>
                 <w:position w:val="0"/>
-                <w:shd w:fill="auto" w:val="clear"/>
               </w:rPr>
             </w:pPr>
             <w:r>
@@ -17481,7 +17019,6 @@
               <w:rPr>
                 <w:spacing w:val="0"/>
                 <w:position w:val="0"/>
-                <w:shd w:fill="auto" w:val="clear"/>
               </w:rPr>
             </w:pPr>
             <w:r>
@@ -17527,7 +17064,6 @@
               <w:rPr>
                 <w:spacing w:val="0"/>
                 <w:position w:val="0"/>
-                <w:shd w:fill="auto" w:val="clear"/>
               </w:rPr>
             </w:pPr>
             <w:r>
@@ -17573,7 +17109,6 @@
               <w:rPr>
                 <w:spacing w:val="0"/>
                 <w:position w:val="0"/>
-                <w:shd w:fill="auto" w:val="clear"/>
               </w:rPr>
             </w:pPr>
             <w:r>
@@ -17619,7 +17154,6 @@
               <w:rPr>
                 <w:spacing w:val="0"/>
                 <w:position w:val="0"/>
-                <w:shd w:fill="auto" w:val="clear"/>
               </w:rPr>
             </w:pPr>
             <w:r>
@@ -17665,7 +17199,6 @@
               <w:rPr>
                 <w:spacing w:val="0"/>
                 <w:position w:val="0"/>
-                <w:shd w:fill="auto" w:val="clear"/>
               </w:rPr>
             </w:pPr>
             <w:r>
@@ -17733,7 +17266,6 @@
               <w:rPr>
                 <w:spacing w:val="0"/>
                 <w:position w:val="0"/>
-                <w:shd w:fill="auto" w:val="clear"/>
               </w:rPr>
             </w:pPr>
             <w:r>
@@ -17779,7 +17311,6 @@
               <w:rPr>
                 <w:spacing w:val="0"/>
                 <w:position w:val="0"/>
-                <w:shd w:fill="auto" w:val="clear"/>
               </w:rPr>
             </w:pPr>
             <w:r>
@@ -17825,7 +17356,6 @@
               <w:rPr>
                 <w:spacing w:val="0"/>
                 <w:position w:val="0"/>
-                <w:shd w:fill="auto" w:val="clear"/>
               </w:rPr>
             </w:pPr>
             <w:r>
@@ -17918,7 +17448,6 @@
               <w:rPr>
                 <w:spacing w:val="0"/>
                 <w:position w:val="0"/>
-                <w:shd w:fill="auto" w:val="clear"/>
               </w:rPr>
             </w:pPr>
             <w:r>
@@ -17986,7 +17515,6 @@
               <w:rPr>
                 <w:spacing w:val="0"/>
                 <w:position w:val="0"/>
-                <w:shd w:fill="auto" w:val="clear"/>
               </w:rPr>
             </w:pPr>
             <w:r>
@@ -18032,7 +17560,6 @@
               <w:rPr>
                 <w:spacing w:val="0"/>
                 <w:position w:val="0"/>
-                <w:shd w:fill="auto" w:val="clear"/>
               </w:rPr>
             </w:pPr>
             <w:r>
@@ -18078,7 +17605,6 @@
               <w:rPr>
                 <w:spacing w:val="0"/>
                 <w:position w:val="0"/>
-                <w:shd w:fill="auto" w:val="clear"/>
               </w:rPr>
             </w:pPr>
             <w:r>
@@ -18124,7 +17650,6 @@
               <w:rPr>
                 <w:spacing w:val="0"/>
                 <w:position w:val="0"/>
-                <w:shd w:fill="auto" w:val="clear"/>
               </w:rPr>
             </w:pPr>
             <w:r>
@@ -18170,7 +17695,6 @@
               <w:rPr>
                 <w:spacing w:val="0"/>
                 <w:position w:val="0"/>
-                <w:shd w:fill="auto" w:val="clear"/>
               </w:rPr>
             </w:pPr>
             <w:r>
@@ -18254,7 +17778,6 @@
               <w:rPr>
                 <w:spacing w:val="0"/>
                 <w:position w:val="0"/>
-                <w:shd w:fill="auto" w:val="clear"/>
               </w:rPr>
             </w:pPr>
             <w:r>
@@ -18338,7 +17861,6 @@
               <w:rPr>
                 <w:spacing w:val="0"/>
                 <w:position w:val="0"/>
-                <w:shd w:fill="auto" w:val="clear"/>
               </w:rPr>
             </w:pPr>
             <w:r>
@@ -18384,7 +17906,6 @@
               <w:rPr>
                 <w:spacing w:val="0"/>
                 <w:position w:val="0"/>
-                <w:shd w:fill="auto" w:val="clear"/>
               </w:rPr>
             </w:pPr>
             <w:r>
@@ -18468,7 +17989,6 @@
               <w:rPr>
                 <w:spacing w:val="0"/>
                 <w:position w:val="0"/>
-                <w:shd w:fill="auto" w:val="clear"/>
               </w:rPr>
             </w:pPr>
             <w:r>
@@ -18514,7 +18034,6 @@
               <w:rPr>
                 <w:spacing w:val="0"/>
                 <w:position w:val="0"/>
-                <w:shd w:fill="auto" w:val="clear"/>
               </w:rPr>
             </w:pPr>
             <w:r>
@@ -18560,7 +18079,6 @@
               <w:rPr>
                 <w:spacing w:val="0"/>
                 <w:position w:val="0"/>
-                <w:shd w:fill="auto" w:val="clear"/>
               </w:rPr>
             </w:pPr>
             <w:r>
@@ -18606,7 +18124,6 @@
               <w:rPr>
                 <w:spacing w:val="0"/>
                 <w:position w:val="0"/>
-                <w:shd w:fill="auto" w:val="clear"/>
               </w:rPr>
             </w:pPr>
             <w:r>
@@ -18652,7 +18169,6 @@
               <w:rPr>
                 <w:spacing w:val="0"/>
                 <w:position w:val="0"/>
-                <w:shd w:fill="auto" w:val="clear"/>
               </w:rPr>
             </w:pPr>
             <w:r>
@@ -18698,7 +18214,6 @@
               <w:rPr>
                 <w:spacing w:val="0"/>
                 <w:position w:val="0"/>
-                <w:shd w:fill="auto" w:val="clear"/>
               </w:rPr>
             </w:pPr>
             <w:r>
@@ -18744,7 +18259,6 @@
               <w:rPr>
                 <w:spacing w:val="0"/>
                 <w:position w:val="0"/>
-                <w:shd w:fill="auto" w:val="clear"/>
               </w:rPr>
             </w:pPr>
             <w:r>
@@ -18826,7 +18340,19 @@
           <w:sz w:val="28"/>
           <w:shd w:fill="auto" w:val="clear"/>
         </w:rPr>
-        <w:t xml:space="preserve"> doThrow() pour les méthodes void</w:t>
+        <w:t xml:space="preserve"> doThrow() pour les m</w:t>
+      </w:r>
+      <w:r>
+        <w:rPr>
+          <w:rFonts w:ascii="Arial" w:hAnsi="Arial" w:cs="Arial" w:eastAsia="Arial"/>
+          <w:b/>
+          <w:color w:val="1E3A5F"/>
+          <w:spacing w:val="0"/>
+          <w:position w:val="0"/>
+          <w:sz w:val="28"/>
+          <w:shd w:fill="auto" w:val="clear"/>
+        </w:rPr>
+        <w:t xml:space="preserve">éthodes void</w:t>
       </w:r>
     </w:p>
     <w:p>
@@ -18889,7 +18415,6 @@
               <w:rPr>
                 <w:spacing w:val="0"/>
                 <w:position w:val="0"/>
-                <w:shd w:fill="auto" w:val="clear"/>
               </w:rPr>
             </w:pPr>
             <w:r>
@@ -18923,41 +18448,51 @@
                 <w:sz w:val="18"/>
                 <w:shd w:fill="auto" w:val="clear"/>
               </w:rPr>
-              <w:t xml:space="preserve"> doThrow sur méthode void</w:t>
-            </w:r>
-          </w:p>
-        </w:tc>
-      </w:tr>
-      <w:tr>
-        <w:trPr>
-          <w:trHeight w:val="1" w:hRule="atLeast"/>
-          <w:jc w:val="left"/>
-        </w:trPr>
-        <w:tc>
-          <w:tcPr>
-            <w:tcW w:w="9360" w:type="dxa"/>
-            <w:tcBorders>
-              <w:top w:val="single" w:color="ffffff" w:sz="0"/>
-              <w:left w:val="single" w:color="836967" w:sz="6"/>
-              <w:bottom w:val="single" w:color="ffffff" w:sz="0"/>
-              <w:right w:val="single" w:color="30363d" w:sz="4"/>
-            </w:tcBorders>
-            <w:shd w:color="auto" w:fill="0d1117" w:val="clear"/>
-            <w:tcMar>
-              <w:left w:w="160" w:type="dxa"/>
-              <w:right w:w="160" w:type="dxa"/>
-            </w:tcMar>
-            <w:vAlign w:val="top"/>
-          </w:tcPr>
-          <w:p>
-            <w:pPr>
-              <w:spacing w:before="0" w:after="0" w:line="240"/>
-              <w:ind w:right="0" w:left="0" w:firstLine="0"/>
-              <w:jc w:val="left"/>
-              <w:rPr>
-                <w:spacing w:val="0"/>
-                <w:position w:val="0"/>
-                <w:shd w:fill="auto" w:val="clear"/>
+              <w:t xml:space="preserve"> doThrow sur m</w:t>
+            </w:r>
+            <w:r>
+              <w:rPr>
+                <w:rFonts w:ascii="Courier New" w:hAnsi="Courier New" w:cs="Courier New" w:eastAsia="Courier New"/>
+                <w:color w:val="94A3B8"/>
+                <w:spacing w:val="0"/>
+                <w:position w:val="0"/>
+                <w:sz w:val="18"/>
+                <w:shd w:fill="auto" w:val="clear"/>
+              </w:rPr>
+              <w:t xml:space="preserve">éthode void</w:t>
+            </w:r>
+          </w:p>
+        </w:tc>
+      </w:tr>
+      <w:tr>
+        <w:trPr>
+          <w:trHeight w:val="1" w:hRule="atLeast"/>
+          <w:jc w:val="left"/>
+        </w:trPr>
+        <w:tc>
+          <w:tcPr>
+            <w:tcW w:w="9360" w:type="dxa"/>
+            <w:tcBorders>
+              <w:top w:val="single" w:color="ffffff" w:sz="0"/>
+              <w:left w:val="single" w:color="836967" w:sz="6"/>
+              <w:bottom w:val="single" w:color="ffffff" w:sz="0"/>
+              <w:right w:val="single" w:color="30363d" w:sz="4"/>
+            </w:tcBorders>
+            <w:shd w:color="auto" w:fill="0d1117" w:val="clear"/>
+            <w:tcMar>
+              <w:left w:w="160" w:type="dxa"/>
+              <w:right w:w="160" w:type="dxa"/>
+            </w:tcMar>
+            <w:vAlign w:val="top"/>
+          </w:tcPr>
+          <w:p>
+            <w:pPr>
+              <w:spacing w:before="0" w:after="0" w:line="240"/>
+              <w:ind w:right="0" w:left="0" w:firstLine="0"/>
+              <w:jc w:val="left"/>
+              <w:rPr>
+                <w:spacing w:val="0"/>
+                <w:position w:val="0"/>
               </w:rPr>
             </w:pPr>
             <w:r>
@@ -19003,7 +18538,6 @@
               <w:rPr>
                 <w:spacing w:val="0"/>
                 <w:position w:val="0"/>
-                <w:shd w:fill="auto" w:val="clear"/>
               </w:rPr>
             </w:pPr>
             <w:r>
@@ -19049,7 +18583,6 @@
               <w:rPr>
                 <w:spacing w:val="0"/>
                 <w:position w:val="0"/>
-                <w:shd w:fill="auto" w:val="clear"/>
               </w:rPr>
             </w:pPr>
             <w:r>
@@ -19095,7 +18628,6 @@
               <w:rPr>
                 <w:spacing w:val="0"/>
                 <w:position w:val="0"/>
-                <w:shd w:fill="auto" w:val="clear"/>
               </w:rPr>
             </w:pPr>
             <w:r>
@@ -19141,7 +18673,6 @@
               <w:rPr>
                 <w:spacing w:val="0"/>
                 <w:position w:val="0"/>
-                <w:shd w:fill="auto" w:val="clear"/>
               </w:rPr>
             </w:pPr>
             <w:r>
@@ -19225,7 +18756,6 @@
               <w:rPr>
                 <w:spacing w:val="0"/>
                 <w:position w:val="0"/>
-                <w:shd w:fill="auto" w:val="clear"/>
               </w:rPr>
             </w:pPr>
             <w:r>
@@ -19271,7 +18801,6 @@
               <w:rPr>
                 <w:spacing w:val="0"/>
                 <w:position w:val="0"/>
-                <w:shd w:fill="auto" w:val="clear"/>
               </w:rPr>
             </w:pPr>
             <w:r>
@@ -19317,7 +18846,6 @@
               <w:rPr>
                 <w:spacing w:val="0"/>
                 <w:position w:val="0"/>
-                <w:shd w:fill="auto" w:val="clear"/>
               </w:rPr>
             </w:pPr>
             <w:r>
@@ -19401,7 +18929,6 @@
               <w:rPr>
                 <w:spacing w:val="0"/>
                 <w:position w:val="0"/>
-                <w:shd w:fill="auto" w:val="clear"/>
               </w:rPr>
             </w:pPr>
             <w:r>
@@ -19447,7 +18974,6 @@
               <w:rPr>
                 <w:spacing w:val="0"/>
                 <w:position w:val="0"/>
-                <w:shd w:fill="auto" w:val="clear"/>
               </w:rPr>
             </w:pPr>
             <w:r>
@@ -19493,7 +19019,6 @@
               <w:rPr>
                 <w:spacing w:val="0"/>
                 <w:position w:val="0"/>
-                <w:shd w:fill="auto" w:val="clear"/>
               </w:rPr>
             </w:pPr>
             <w:r>
@@ -19582,7 +19107,7 @@
       <w:pPr>
         <w:numPr>
           <w:ilvl w:val="0"/>
-          <w:numId w:val="763"/>
+          <w:numId w:val="760"/>
         </w:numPr>
         <w:spacing w:before="0" w:after="80" w:line="240"/>
         <w:ind w:right="0" w:left="720" w:hanging="360"/>
@@ -19644,7 +19169,7 @@
           <w:sz w:val="22"/>
           <w:shd w:fill="auto" w:val="clear"/>
         </w:rPr>
-        <w:t xml:space="preserve">— il n'y a rien </w:t>
+        <w:t xml:space="preserve">—</w:t>
       </w:r>
       <w:r>
         <w:rPr>
@@ -19656,14 +19181,14 @@
           <w:sz w:val="22"/>
           <w:shd w:fill="auto" w:val="clear"/>
         </w:rPr>
-        <w:t xml:space="preserve">à enchaîner avec .thenThrow()</w:t>
+        <w:t xml:space="preserve"> il n'y a rien à enchaîner avec .thenThrow()</w:t>
       </w:r>
     </w:p>
     <w:p>
       <w:pPr>
         <w:numPr>
           <w:ilvl w:val="0"/>
-          <w:numId w:val="765"/>
+          <w:numId w:val="762"/>
         </w:numPr>
         <w:spacing w:before="0" w:after="80" w:line="240"/>
         <w:ind w:right="0" w:left="720" w:hanging="360"/>
@@ -19720,7 +19245,7 @@
       <w:pPr>
         <w:numPr>
           <w:ilvl w:val="0"/>
-          <w:numId w:val="767"/>
+          <w:numId w:val="764"/>
         </w:numPr>
         <w:spacing w:before="0" w:after="80" w:line="240"/>
         <w:ind w:right="0" w:left="720" w:hanging="360"/>
@@ -20075,40 +19600,7 @@
           <w:sz w:val="20"/>
           <w:shd w:fill="auto" w:val="clear"/>
         </w:rPr>
-        <w:t xml:space="preserve">→</w:t>
-      </w:r>
-      <w:r>
-        <w:rPr>
-          <w:rFonts w:ascii="JetBrains Mono" w:hAnsi="JetBrains Mono" w:cs="JetBrains Mono" w:eastAsia="JetBrains Mono"/>
-          <w:color w:val="7A7E85"/>
-          <w:spacing w:val="0"/>
-          <w:position w:val="0"/>
-          <w:sz w:val="20"/>
-          <w:shd w:fill="auto" w:val="clear"/>
-        </w:rPr>
-        <w:t xml:space="preserve"> score 700 </w:t>
-      </w:r>
-      <w:r>
-        <w:rPr>
-          <w:rFonts w:ascii="Cambria Math" w:hAnsi="Cambria Math" w:cs="Cambria Math" w:eastAsia="Cambria Math"/>
-          <w:color w:val="7A7E85"/>
-          <w:spacing w:val="0"/>
-          <w:position w:val="0"/>
-          <w:sz w:val="20"/>
-          <w:shd w:fill="auto" w:val="clear"/>
-        </w:rPr>
-        <w:t xml:space="preserve">→</w:t>
-      </w:r>
-      <w:r>
-        <w:rPr>
-          <w:rFonts w:ascii="JetBrains Mono" w:hAnsi="JetBrains Mono" w:cs="JetBrains Mono" w:eastAsia="JetBrains Mono"/>
-          <w:color w:val="7A7E85"/>
-          <w:spacing w:val="0"/>
-          <w:position w:val="0"/>
-          <w:sz w:val="20"/>
-          <w:shd w:fill="auto" w:val="clear"/>
-        </w:rPr>
-        <w:t xml:space="preserve"> approuv</w:t>
+        <w:t xml:space="preserve">→ score 700 → approuv</w:t>
       </w:r>
       <w:r>
         <w:rPr>
@@ -20245,40 +19737,7 @@
           <w:sz w:val="20"/>
           <w:shd w:fill="auto" w:val="clear"/>
         </w:rPr>
-        <w:t xml:space="preserve">→</w:t>
-      </w:r>
-      <w:r>
-        <w:rPr>
-          <w:rFonts w:ascii="JetBrains Mono" w:hAnsi="JetBrains Mono" w:cs="JetBrains Mono" w:eastAsia="JetBrains Mono"/>
-          <w:color w:val="7A7E85"/>
-          <w:spacing w:val="0"/>
-          <w:position w:val="0"/>
-          <w:sz w:val="20"/>
-          <w:shd w:fill="auto" w:val="clear"/>
-        </w:rPr>
-        <w:t xml:space="preserve"> exception </w:t>
-      </w:r>
-      <w:r>
-        <w:rPr>
-          <w:rFonts w:ascii="Cambria Math" w:hAnsi="Cambria Math" w:cs="Cambria Math" w:eastAsia="Cambria Math"/>
-          <w:color w:val="7A7E85"/>
-          <w:spacing w:val="0"/>
-          <w:position w:val="0"/>
-          <w:sz w:val="20"/>
-          <w:shd w:fill="auto" w:val="clear"/>
-        </w:rPr>
-        <w:t xml:space="preserve">→</w:t>
-      </w:r>
-      <w:r>
-        <w:rPr>
-          <w:rFonts w:ascii="JetBrains Mono" w:hAnsi="JetBrains Mono" w:cs="JetBrains Mono" w:eastAsia="JetBrains Mono"/>
-          <w:color w:val="7A7E85"/>
-          <w:spacing w:val="0"/>
-          <w:position w:val="0"/>
-          <w:sz w:val="20"/>
-          <w:shd w:fill="auto" w:val="clear"/>
-        </w:rPr>
-        <w:t xml:space="preserve"> refus par s</w:t>
+        <w:t xml:space="preserve">→ exception → refus par s</w:t>
       </w:r>
       <w:r>
         <w:rPr>
@@ -20560,7 +20019,6 @@
                 <w:spacing w:val="0"/>
                 <w:position w:val="0"/>
                 <w:sz w:val="22"/>
-                <w:shd w:fill="auto" w:val="clear"/>
               </w:rPr>
             </w:pPr>
             <w:r>
@@ -20603,7 +20061,7 @@
             <w:pPr>
               <w:numPr>
                 <w:ilvl w:val="0"/>
-                <w:numId w:val="777"/>
+                <w:numId w:val="772"/>
               </w:numPr>
               <w:spacing w:before="0" w:after="60" w:line="240"/>
               <w:ind w:right="0" w:left="720" w:hanging="360"/>
@@ -20633,7 +20091,7 @@
             <w:pPr>
               <w:numPr>
                 <w:ilvl w:val="0"/>
-                <w:numId w:val="777"/>
+                <w:numId w:val="772"/>
               </w:numPr>
               <w:spacing w:before="0" w:after="60" w:line="240"/>
               <w:ind w:right="0" w:left="720" w:hanging="360"/>
@@ -20663,7 +20121,7 @@
             <w:pPr>
               <w:numPr>
                 <w:ilvl w:val="0"/>
-                <w:numId w:val="777"/>
+                <w:numId w:val="772"/>
               </w:numPr>
               <w:spacing w:before="0" w:after="60" w:line="240"/>
               <w:ind w:right="0" w:left="720" w:hanging="360"/>
@@ -20671,7 +20129,6 @@
               <w:rPr>
                 <w:spacing w:val="0"/>
                 <w:position w:val="0"/>
-                <w:shd w:fill="auto" w:val="clear"/>
               </w:rPr>
             </w:pPr>
             <w:r>
@@ -20816,7 +20273,6 @@
               <w:rPr>
                 <w:spacing w:val="0"/>
                 <w:position w:val="0"/>
-                <w:shd w:fill="auto" w:val="clear"/>
               </w:rPr>
             </w:pPr>
             <w:r>
@@ -20884,7 +20340,6 @@
               <w:rPr>
                 <w:spacing w:val="0"/>
                 <w:position w:val="0"/>
-                <w:shd w:fill="auto" w:val="clear"/>
               </w:rPr>
             </w:pPr>
             <w:r>
@@ -20930,7 +20385,6 @@
               <w:rPr>
                 <w:spacing w:val="0"/>
                 <w:position w:val="0"/>
-                <w:shd w:fill="auto" w:val="clear"/>
               </w:rPr>
             </w:pPr>
             <w:r>
@@ -20976,7 +20430,6 @@
               <w:rPr>
                 <w:spacing w:val="0"/>
                 <w:position w:val="0"/>
-                <w:shd w:fill="auto" w:val="clear"/>
               </w:rPr>
             </w:pPr>
             <w:r>
@@ -21022,7 +20475,6 @@
               <w:rPr>
                 <w:spacing w:val="0"/>
                 <w:position w:val="0"/>
-                <w:shd w:fill="auto" w:val="clear"/>
               </w:rPr>
             </w:pPr>
             <w:r>
@@ -21068,7 +20520,6 @@
               <w:rPr>
                 <w:spacing w:val="0"/>
                 <w:position w:val="0"/>
-                <w:shd w:fill="auto" w:val="clear"/>
               </w:rPr>
             </w:pPr>
             <w:r>
@@ -21114,7 +20565,6 @@
               <w:rPr>
                 <w:spacing w:val="0"/>
                 <w:position w:val="0"/>
-                <w:shd w:fill="auto" w:val="clear"/>
               </w:rPr>
             </w:pPr>
             <w:r>
@@ -21160,7 +20610,6 @@
               <w:rPr>
                 <w:spacing w:val="0"/>
                 <w:position w:val="0"/>
-                <w:shd w:fill="auto" w:val="clear"/>
               </w:rPr>
             </w:pPr>
             <w:r>
@@ -21244,7 +20693,6 @@
               <w:rPr>
                 <w:spacing w:val="0"/>
                 <w:position w:val="0"/>
-                <w:shd w:fill="auto" w:val="clear"/>
               </w:rPr>
             </w:pPr>
             <w:r>
@@ -21328,7 +20776,6 @@
               <w:rPr>
                 <w:spacing w:val="0"/>
                 <w:position w:val="0"/>
-                <w:shd w:fill="auto" w:val="clear"/>
               </w:rPr>
             </w:pPr>
             <w:r>
@@ -21374,7 +20821,6 @@
               <w:rPr>
                 <w:spacing w:val="0"/>
                 <w:position w:val="0"/>
-                <w:shd w:fill="auto" w:val="clear"/>
               </w:rPr>
             </w:pPr>
             <w:r>
@@ -21420,7 +20866,6 @@
               <w:rPr>
                 <w:spacing w:val="0"/>
                 <w:position w:val="0"/>
-                <w:shd w:fill="auto" w:val="clear"/>
               </w:rPr>
             </w:pPr>
             <w:r>
@@ -21466,7 +20911,6 @@
               <w:rPr>
                 <w:spacing w:val="0"/>
                 <w:position w:val="0"/>
-                <w:shd w:fill="auto" w:val="clear"/>
               </w:rPr>
             </w:pPr>
             <w:r>
@@ -21550,7 +20994,6 @@
               <w:rPr>
                 <w:spacing w:val="0"/>
                 <w:position w:val="0"/>
-                <w:shd w:fill="auto" w:val="clear"/>
               </w:rPr>
             </w:pPr>
             <w:r>
@@ -21596,7 +21039,6 @@
               <w:rPr>
                 <w:spacing w:val="0"/>
                 <w:position w:val="0"/>
-                <w:shd w:fill="auto" w:val="clear"/>
               </w:rPr>
             </w:pPr>
             <w:r>
@@ -21642,7 +21084,6 @@
               <w:rPr>
                 <w:spacing w:val="0"/>
                 <w:position w:val="0"/>
-                <w:shd w:fill="auto" w:val="clear"/>
               </w:rPr>
             </w:pPr>
             <w:r>
@@ -21688,7 +21129,6 @@
               <w:rPr>
                 <w:spacing w:val="0"/>
                 <w:position w:val="0"/>
-                <w:shd w:fill="auto" w:val="clear"/>
               </w:rPr>
             </w:pPr>
             <w:r>
@@ -21770,19 +21210,7 @@
           <w:sz w:val="28"/>
           <w:shd w:fill="auto" w:val="clear"/>
         </w:rPr>
-        <w:t xml:space="preserve"> @Captor : annotation </w:t>
-      </w:r>
-      <w:r>
-        <w:rPr>
-          <w:rFonts w:ascii="Arial" w:hAnsi="Arial" w:cs="Arial" w:eastAsia="Arial"/>
-          <w:b/>
-          <w:color w:val="1E3A5F"/>
-          <w:spacing w:val="0"/>
-          <w:position w:val="0"/>
-          <w:sz w:val="28"/>
-          <w:shd w:fill="auto" w:val="clear"/>
-        </w:rPr>
-        <w:t xml:space="preserve">équivalente</w:t>
+        <w:t xml:space="preserve"> @Captor : annotation équivalente</w:t>
       </w:r>
     </w:p>
     <w:tbl>
@@ -21819,7 +21247,6 @@
               <w:rPr>
                 <w:spacing w:val="0"/>
                 <w:position w:val="0"/>
-                <w:shd w:fill="auto" w:val="clear"/>
               </w:rPr>
             </w:pPr>
             <w:r>
@@ -21887,7 +21314,6 @@
               <w:rPr>
                 <w:spacing w:val="0"/>
                 <w:position w:val="0"/>
-                <w:shd w:fill="auto" w:val="clear"/>
               </w:rPr>
             </w:pPr>
             <w:r>
@@ -21933,7 +21359,6 @@
               <w:rPr>
                 <w:spacing w:val="0"/>
                 <w:position w:val="0"/>
-                <w:shd w:fill="auto" w:val="clear"/>
               </w:rPr>
             </w:pPr>
             <w:r>
@@ -22017,7 +21442,6 @@
               <w:rPr>
                 <w:spacing w:val="0"/>
                 <w:position w:val="0"/>
-                <w:shd w:fill="auto" w:val="clear"/>
               </w:rPr>
             </w:pPr>
             <w:r>
@@ -22101,7 +21525,6 @@
               <w:rPr>
                 <w:spacing w:val="0"/>
                 <w:position w:val="0"/>
-                <w:shd w:fill="auto" w:val="clear"/>
               </w:rPr>
             </w:pPr>
             <w:r>
@@ -22135,52 +21558,40 @@
                 <w:sz w:val="19"/>
                 <w:shd w:fill="auto" w:val="clear"/>
               </w:rPr>
-              <w:t xml:space="preserve"> </w:t>
-            </w:r>
-            <w:r>
-              <w:rPr>
-                <w:rFonts w:ascii="Courier New" w:hAnsi="Courier New" w:cs="Courier New" w:eastAsia="Courier New"/>
-                <w:color w:val="E6EDF3"/>
-                <w:spacing w:val="0"/>
-                <w:position w:val="0"/>
-                <w:sz w:val="19"/>
-                <w:shd w:fill="auto" w:val="clear"/>
-              </w:rPr>
-              <w:t xml:space="preserve">équivalent à forClass()</w:t>
-            </w:r>
-          </w:p>
-        </w:tc>
-      </w:tr>
-      <w:tr>
-        <w:trPr>
-          <w:trHeight w:val="1" w:hRule="atLeast"/>
-          <w:jc w:val="left"/>
-        </w:trPr>
-        <w:tc>
-          <w:tcPr>
-            <w:tcW w:w="9360" w:type="dxa"/>
-            <w:tcBorders>
-              <w:top w:val="single" w:color="ffffff" w:sz="0"/>
-              <w:left w:val="single" w:color="836967" w:sz="6"/>
-              <w:bottom w:val="single" w:color="ffffff" w:sz="0"/>
-              <w:right w:val="single" w:color="30363d" w:sz="4"/>
-            </w:tcBorders>
-            <w:shd w:color="auto" w:fill="0d1117" w:val="clear"/>
-            <w:tcMar>
-              <w:left w:w="160" w:type="dxa"/>
-              <w:right w:w="160" w:type="dxa"/>
-            </w:tcMar>
-            <w:vAlign w:val="top"/>
-          </w:tcPr>
-          <w:p>
-            <w:pPr>
-              <w:spacing w:before="0" w:after="0" w:line="240"/>
-              <w:ind w:right="0" w:left="0" w:firstLine="0"/>
-              <w:jc w:val="left"/>
-              <w:rPr>
-                <w:spacing w:val="0"/>
-                <w:position w:val="0"/>
-                <w:shd w:fill="auto" w:val="clear"/>
+              <w:t xml:space="preserve"> équivalent à forClass()</w:t>
+            </w:r>
+          </w:p>
+        </w:tc>
+      </w:tr>
+      <w:tr>
+        <w:trPr>
+          <w:trHeight w:val="1" w:hRule="atLeast"/>
+          <w:jc w:val="left"/>
+        </w:trPr>
+        <w:tc>
+          <w:tcPr>
+            <w:tcW w:w="9360" w:type="dxa"/>
+            <w:tcBorders>
+              <w:top w:val="single" w:color="ffffff" w:sz="0"/>
+              <w:left w:val="single" w:color="836967" w:sz="6"/>
+              <w:bottom w:val="single" w:color="ffffff" w:sz="0"/>
+              <w:right w:val="single" w:color="30363d" w:sz="4"/>
+            </w:tcBorders>
+            <w:shd w:color="auto" w:fill="0d1117" w:val="clear"/>
+            <w:tcMar>
+              <w:left w:w="160" w:type="dxa"/>
+              <w:right w:w="160" w:type="dxa"/>
+            </w:tcMar>
+            <w:vAlign w:val="top"/>
+          </w:tcPr>
+          <w:p>
+            <w:pPr>
+              <w:spacing w:before="0" w:after="0" w:line="240"/>
+              <w:ind w:right="0" w:left="0" w:firstLine="0"/>
+              <w:jc w:val="left"/>
+              <w:rPr>
+                <w:spacing w:val="0"/>
+                <w:position w:val="0"/>
               </w:rPr>
             </w:pPr>
             <w:r>
@@ -22226,7 +21637,6 @@
               <w:rPr>
                 <w:spacing w:val="0"/>
                 <w:position w:val="0"/>
-                <w:shd w:fill="auto" w:val="clear"/>
               </w:rPr>
             </w:pPr>
             <w:r>
@@ -22272,7 +21682,6 @@
               <w:rPr>
                 <w:spacing w:val="0"/>
                 <w:position w:val="0"/>
-                <w:shd w:fill="auto" w:val="clear"/>
               </w:rPr>
             </w:pPr>
             <w:r>
@@ -22356,7 +21765,6 @@
               <w:rPr>
                 <w:spacing w:val="0"/>
                 <w:position w:val="0"/>
-                <w:shd w:fill="auto" w:val="clear"/>
               </w:rPr>
             </w:pPr>
             <w:r>
@@ -22402,7 +21810,6 @@
               <w:rPr>
                 <w:spacing w:val="0"/>
                 <w:position w:val="0"/>
-                <w:shd w:fill="auto" w:val="clear"/>
               </w:rPr>
             </w:pPr>
             <w:r>
@@ -22448,7 +21855,6 @@
               <w:rPr>
                 <w:spacing w:val="0"/>
                 <w:position w:val="0"/>
-                <w:shd w:fill="auto" w:val="clear"/>
               </w:rPr>
             </w:pPr>
             <w:r>
@@ -22532,7 +21938,6 @@
               <w:rPr>
                 <w:spacing w:val="0"/>
                 <w:position w:val="0"/>
-                <w:shd w:fill="auto" w:val="clear"/>
               </w:rPr>
             </w:pPr>
             <w:r>
@@ -22578,7 +21983,6 @@
               <w:rPr>
                 <w:spacing w:val="0"/>
                 <w:position w:val="0"/>
-                <w:shd w:fill="auto" w:val="clear"/>
               </w:rPr>
             </w:pPr>
             <w:r>
@@ -22624,7 +22028,6 @@
               <w:rPr>
                 <w:spacing w:val="0"/>
                 <w:position w:val="0"/>
-                <w:shd w:fill="auto" w:val="clear"/>
               </w:rPr>
             </w:pPr>
             <w:r>
@@ -22670,7 +22073,6 @@
               <w:rPr>
                 <w:spacing w:val="0"/>
                 <w:position w:val="0"/>
-                <w:shd w:fill="auto" w:val="clear"/>
               </w:rPr>
             </w:pPr>
             <w:r>
@@ -22754,7 +22156,6 @@
               <w:rPr>
                 <w:spacing w:val="0"/>
                 <w:position w:val="0"/>
-                <w:shd w:fill="auto" w:val="clear"/>
               </w:rPr>
             </w:pPr>
             <w:r>
@@ -22800,7 +22201,6 @@
               <w:rPr>
                 <w:spacing w:val="0"/>
                 <w:position w:val="0"/>
-                <w:shd w:fill="auto" w:val="clear"/>
               </w:rPr>
             </w:pPr>
             <w:r>
@@ -22846,7 +22246,6 @@
               <w:rPr>
                 <w:spacing w:val="0"/>
                 <w:position w:val="0"/>
-                <w:shd w:fill="auto" w:val="clear"/>
               </w:rPr>
             </w:pPr>
             <w:r>
@@ -22935,7 +22334,7 @@
       <w:pPr>
         <w:numPr>
           <w:ilvl w:val="0"/>
-          <w:numId w:val="876"/>
+          <w:numId w:val="871"/>
         </w:numPr>
         <w:spacing w:before="0" w:after="80" w:line="240"/>
         <w:ind w:right="0" w:left="720" w:hanging="360"/>
@@ -22965,7 +22364,7 @@
       <w:pPr>
         <w:numPr>
           <w:ilvl w:val="0"/>
-          <w:numId w:val="876"/>
+          <w:numId w:val="871"/>
         </w:numPr>
         <w:spacing w:before="0" w:after="80" w:line="240"/>
         <w:ind w:right="0" w:left="720" w:hanging="360"/>
@@ -23023,7 +22422,7 @@
       <w:pPr>
         <w:numPr>
           <w:ilvl w:val="0"/>
-          <w:numId w:val="878"/>
+          <w:numId w:val="873"/>
         </w:numPr>
         <w:spacing w:before="0" w:after="80" w:line="240"/>
         <w:ind w:right="0" w:left="720" w:hanging="360"/>
@@ -23712,7 +23111,19 @@
           <w:sz w:val="36"/>
           <w:shd w:fill="auto" w:val="clear"/>
         </w:rPr>
-        <w:t xml:space="preserve"> Spy : mock partiel sur une implémentation réelle</w:t>
+        <w:t xml:space="preserve"> Spy : mock partiel sur une impl</w:t>
+      </w:r>
+      <w:r>
+        <w:rPr>
+          <w:rFonts w:ascii="Arial" w:hAnsi="Arial" w:cs="Arial" w:eastAsia="Arial"/>
+          <w:b/>
+          <w:color w:val="1E3A5F"/>
+          <w:spacing w:val="0"/>
+          <w:position w:val="0"/>
+          <w:sz w:val="36"/>
+          <w:shd w:fill="auto" w:val="clear"/>
+        </w:rPr>
+        <w:t xml:space="preserve">émentation réelle</w:t>
       </w:r>
     </w:p>
     <w:tbl>
@@ -23750,7 +23161,6 @@
                 <w:spacing w:val="0"/>
                 <w:position w:val="0"/>
                 <w:sz w:val="22"/>
-                <w:shd w:fill="auto" w:val="clear"/>
               </w:rPr>
             </w:pPr>
             <w:r>
@@ -23793,7 +23203,7 @@
             <w:pPr>
               <w:numPr>
                 <w:ilvl w:val="0"/>
-                <w:numId w:val="886"/>
+                <w:numId w:val="880"/>
               </w:numPr>
               <w:spacing w:before="0" w:after="60" w:line="240"/>
               <w:ind w:right="0" w:left="720" w:hanging="360"/>
@@ -23823,7 +23233,7 @@
             <w:pPr>
               <w:numPr>
                 <w:ilvl w:val="0"/>
-                <w:numId w:val="886"/>
+                <w:numId w:val="880"/>
               </w:numPr>
               <w:spacing w:before="0" w:after="60" w:line="240"/>
               <w:ind w:right="0" w:left="720" w:hanging="360"/>
@@ -23853,7 +23263,7 @@
             <w:pPr>
               <w:numPr>
                 <w:ilvl w:val="0"/>
-                <w:numId w:val="886"/>
+                <w:numId w:val="880"/>
               </w:numPr>
               <w:spacing w:before="0" w:after="60" w:line="240"/>
               <w:ind w:right="0" w:left="720" w:hanging="360"/>
@@ -23861,7 +23271,6 @@
               <w:rPr>
                 <w:spacing w:val="0"/>
                 <w:position w:val="0"/>
-                <w:shd w:fill="auto" w:val="clear"/>
               </w:rPr>
             </w:pPr>
             <w:r>
@@ -23983,7 +23392,6 @@
                 <w:spacing w:val="0"/>
                 <w:position w:val="0"/>
                 <w:sz w:val="22"/>
-                <w:shd w:fill="auto" w:val="clear"/>
               </w:rPr>
             </w:pPr>
             <w:r>
@@ -24025,7 +23433,6 @@
                 <w:spacing w:val="0"/>
                 <w:position w:val="0"/>
                 <w:sz w:val="22"/>
-                <w:shd w:fill="auto" w:val="clear"/>
               </w:rPr>
             </w:pPr>
             <w:r>
@@ -24067,7 +23474,6 @@
                 <w:spacing w:val="0"/>
                 <w:position w:val="0"/>
                 <w:sz w:val="22"/>
-                <w:shd w:fill="auto" w:val="clear"/>
               </w:rPr>
             </w:pPr>
             <w:r>
@@ -24114,7 +23520,6 @@
               <w:rPr>
                 <w:spacing w:val="0"/>
                 <w:position w:val="0"/>
-                <w:shd w:fill="auto" w:val="clear"/>
               </w:rPr>
             </w:pPr>
             <w:r>
@@ -24154,7 +23559,6 @@
               <w:rPr>
                 <w:spacing w:val="0"/>
                 <w:position w:val="0"/>
-                <w:shd w:fill="auto" w:val="clear"/>
               </w:rPr>
             </w:pPr>
             <w:r>
@@ -24188,18 +23592,7 @@
                 <w:sz w:val="21"/>
                 <w:shd w:fill="auto" w:val="clear"/>
               </w:rPr>
-              <w:t xml:space="preserve"> toutes les m</w:t>
-            </w:r>
-            <w:r>
-              <w:rPr>
-                <w:rFonts w:ascii="Arial" w:hAnsi="Arial" w:cs="Arial" w:eastAsia="Arial"/>
-                <w:color w:val="1E293B"/>
-                <w:spacing w:val="0"/>
-                <w:position w:val="0"/>
-                <w:sz w:val="21"/>
-                <w:shd w:fill="auto" w:val="clear"/>
-              </w:rPr>
-              <w:t xml:space="preserve">éthodes retournent null / 0 / false</w:t>
+              <w:t xml:space="preserve"> toutes les méthodes retournent null / 0 / false</w:t>
             </w:r>
           </w:p>
         </w:tc>
@@ -24227,7 +23620,6 @@
               <w:rPr>
                 <w:spacing w:val="0"/>
                 <w:position w:val="0"/>
-                <w:shd w:fill="auto" w:val="clear"/>
               </w:rPr>
             </w:pPr>
             <w:r>
@@ -24261,18 +23653,7 @@
                 <w:sz w:val="21"/>
                 <w:shd w:fill="auto" w:val="clear"/>
               </w:rPr>
-              <w:t xml:space="preserve"> les m</w:t>
-            </w:r>
-            <w:r>
-              <w:rPr>
-                <w:rFonts w:ascii="Arial" w:hAnsi="Arial" w:cs="Arial" w:eastAsia="Arial"/>
-                <w:color w:val="1E293B"/>
-                <w:spacing w:val="0"/>
-                <w:position w:val="0"/>
-                <w:sz w:val="21"/>
-                <w:shd w:fill="auto" w:val="clear"/>
-              </w:rPr>
-              <w:t xml:space="preserve">éthodes non stubbed appellent le vrai code</w:t>
+              <w:t xml:space="preserve"> les méthodes non stubbed appellent le vrai code</w:t>
             </w:r>
           </w:p>
         </w:tc>
@@ -24306,7 +23687,6 @@
               <w:rPr>
                 <w:spacing w:val="0"/>
                 <w:position w:val="0"/>
-                <w:shd w:fill="auto" w:val="clear"/>
               </w:rPr>
             </w:pPr>
             <w:r>
@@ -24346,7 +23726,6 @@
               <w:rPr>
                 <w:spacing w:val="0"/>
                 <w:position w:val="0"/>
-                <w:shd w:fill="auto" w:val="clear"/>
               </w:rPr>
             </w:pPr>
             <w:r>
@@ -24386,7 +23765,6 @@
               <w:rPr>
                 <w:spacing w:val="0"/>
                 <w:position w:val="0"/>
-                <w:shd w:fill="auto" w:val="clear"/>
               </w:rPr>
             </w:pPr>
             <w:r>
@@ -24432,7 +23810,6 @@
               <w:rPr>
                 <w:spacing w:val="0"/>
                 <w:position w:val="0"/>
-                <w:shd w:fill="auto" w:val="clear"/>
               </w:rPr>
             </w:pPr>
             <w:r>
@@ -24472,7 +23849,6 @@
               <w:rPr>
                 <w:spacing w:val="0"/>
                 <w:position w:val="0"/>
-                <w:shd w:fill="auto" w:val="clear"/>
               </w:rPr>
             </w:pPr>
             <w:r>
@@ -24512,7 +23888,6 @@
               <w:rPr>
                 <w:spacing w:val="0"/>
                 <w:position w:val="0"/>
-                <w:shd w:fill="auto" w:val="clear"/>
               </w:rPr>
             </w:pPr>
             <w:r>
@@ -24558,7 +23933,6 @@
               <w:rPr>
                 <w:spacing w:val="0"/>
                 <w:position w:val="0"/>
-                <w:shd w:fill="auto" w:val="clear"/>
               </w:rPr>
             </w:pPr>
             <w:r>
@@ -24598,7 +23972,6 @@
               <w:rPr>
                 <w:spacing w:val="0"/>
                 <w:position w:val="0"/>
-                <w:shd w:fill="auto" w:val="clear"/>
               </w:rPr>
             </w:pPr>
             <w:r>
@@ -24638,7 +24011,6 @@
               <w:rPr>
                 <w:spacing w:val="0"/>
                 <w:position w:val="0"/>
-                <w:shd w:fill="auto" w:val="clear"/>
               </w:rPr>
             </w:pPr>
             <w:r>
@@ -24783,7 +24155,6 @@
               <w:rPr>
                 <w:spacing w:val="0"/>
                 <w:position w:val="0"/>
-                <w:shd w:fill="auto" w:val="clear"/>
               </w:rPr>
             </w:pPr>
             <w:r>
@@ -24829,7 +24200,6 @@
               <w:rPr>
                 <w:spacing w:val="0"/>
                 <w:position w:val="0"/>
-                <w:shd w:fill="auto" w:val="clear"/>
               </w:rPr>
             </w:pPr>
             <w:r>
@@ -24913,7 +24283,6 @@
               <w:rPr>
                 <w:spacing w:val="0"/>
                 <w:position w:val="0"/>
-                <w:shd w:fill="auto" w:val="clear"/>
               </w:rPr>
             </w:pPr>
             <w:r>
@@ -24959,7 +24328,6 @@
               <w:rPr>
                 <w:spacing w:val="0"/>
                 <w:position w:val="0"/>
-                <w:shd w:fill="auto" w:val="clear"/>
               </w:rPr>
             </w:pPr>
             <w:r>
@@ -25005,7 +24373,6 @@
               <w:rPr>
                 <w:spacing w:val="0"/>
                 <w:position w:val="0"/>
-                <w:shd w:fill="auto" w:val="clear"/>
               </w:rPr>
             </w:pPr>
             <w:r>
@@ -25051,7 +24418,6 @@
               <w:rPr>
                 <w:spacing w:val="0"/>
                 <w:position w:val="0"/>
-                <w:shd w:fill="auto" w:val="clear"/>
               </w:rPr>
             </w:pPr>
             <w:r>
@@ -25097,7 +24463,6 @@
               <w:rPr>
                 <w:spacing w:val="0"/>
                 <w:position w:val="0"/>
-                <w:shd w:fill="auto" w:val="clear"/>
               </w:rPr>
             </w:pPr>
             <w:r>
@@ -25143,7 +24508,6 @@
               <w:rPr>
                 <w:spacing w:val="0"/>
                 <w:position w:val="0"/>
-                <w:shd w:fill="auto" w:val="clear"/>
               </w:rPr>
             </w:pPr>
             <w:r>
@@ -25227,7 +24591,6 @@
               <w:rPr>
                 <w:spacing w:val="0"/>
                 <w:position w:val="0"/>
-                <w:shd w:fill="auto" w:val="clear"/>
               </w:rPr>
             </w:pPr>
             <w:r>
@@ -25273,7 +24636,6 @@
               <w:rPr>
                 <w:spacing w:val="0"/>
                 <w:position w:val="0"/>
-                <w:shd w:fill="auto" w:val="clear"/>
               </w:rPr>
             </w:pPr>
             <w:r>
@@ -25357,7 +24719,6 @@
               <w:rPr>
                 <w:spacing w:val="0"/>
                 <w:position w:val="0"/>
-                <w:shd w:fill="auto" w:val="clear"/>
               </w:rPr>
             </w:pPr>
             <w:r>
@@ -25403,7 +24764,6 @@
               <w:rPr>
                 <w:spacing w:val="0"/>
                 <w:position w:val="0"/>
-                <w:shd w:fill="auto" w:val="clear"/>
               </w:rPr>
             </w:pPr>
             <w:r>
@@ -25487,7 +24847,6 @@
               <w:rPr>
                 <w:spacing w:val="0"/>
                 <w:position w:val="0"/>
-                <w:shd w:fill="auto" w:val="clear"/>
               </w:rPr>
             </w:pPr>
             <w:r>
@@ -25533,7 +24892,6 @@
               <w:rPr>
                 <w:spacing w:val="0"/>
                 <w:position w:val="0"/>
-                <w:shd w:fill="auto" w:val="clear"/>
               </w:rPr>
             </w:pPr>
             <w:r>
@@ -25579,7 +24937,6 @@
               <w:rPr>
                 <w:spacing w:val="0"/>
                 <w:position w:val="0"/>
-                <w:shd w:fill="auto" w:val="clear"/>
               </w:rPr>
             </w:pPr>
             <w:r>
@@ -25625,7 +24982,6 @@
               <w:rPr>
                 <w:spacing w:val="0"/>
                 <w:position w:val="0"/>
-                <w:shd w:fill="auto" w:val="clear"/>
               </w:rPr>
             </w:pPr>
             <w:r>
@@ -25671,7 +25027,6 @@
               <w:rPr>
                 <w:spacing w:val="0"/>
                 <w:position w:val="0"/>
-                <w:shd w:fill="auto" w:val="clear"/>
               </w:rPr>
             </w:pPr>
             <w:r>
@@ -25755,7 +25110,6 @@
               <w:rPr>
                 <w:spacing w:val="0"/>
                 <w:position w:val="0"/>
-                <w:shd w:fill="auto" w:val="clear"/>
               </w:rPr>
             </w:pPr>
             <w:r>
@@ -25839,7 +25193,6 @@
               <w:rPr>
                 <w:spacing w:val="0"/>
                 <w:position w:val="0"/>
-                <w:shd w:fill="auto" w:val="clear"/>
               </w:rPr>
             </w:pPr>
             <w:r>
@@ -25885,7 +25238,6 @@
               <w:rPr>
                 <w:spacing w:val="0"/>
                 <w:position w:val="0"/>
-                <w:shd w:fill="auto" w:val="clear"/>
               </w:rPr>
             </w:pPr>
             <w:r>
@@ -25931,7 +25283,6 @@
               <w:rPr>
                 <w:spacing w:val="0"/>
                 <w:position w:val="0"/>
-                <w:shd w:fill="auto" w:val="clear"/>
               </w:rPr>
             </w:pPr>
             <w:r>
@@ -25977,7 +25328,6 @@
               <w:rPr>
                 <w:spacing w:val="0"/>
                 <w:position w:val="0"/>
-                <w:shd w:fill="auto" w:val="clear"/>
               </w:rPr>
             </w:pPr>
             <w:r>
@@ -26023,7 +25373,6 @@
               <w:rPr>
                 <w:spacing w:val="0"/>
                 <w:position w:val="0"/>
-                <w:shd w:fill="auto" w:val="clear"/>
               </w:rPr>
             </w:pPr>
             <w:r>
@@ -26069,7 +25418,6 @@
               <w:rPr>
                 <w:spacing w:val="0"/>
                 <w:position w:val="0"/>
-                <w:shd w:fill="auto" w:val="clear"/>
               </w:rPr>
             </w:pPr>
             <w:r>
@@ -26188,7 +25536,6 @@
                 <w:spacing w:val="0"/>
                 <w:position w:val="0"/>
                 <w:sz w:val="22"/>
-                <w:shd w:fill="auto" w:val="clear"/>
               </w:rPr>
             </w:pPr>
             <w:r>
@@ -26277,7 +25624,7 @@
       <w:pPr>
         <w:numPr>
           <w:ilvl w:val="0"/>
-          <w:numId w:val="980"/>
+          <w:numId w:val="974"/>
         </w:numPr>
         <w:spacing w:before="0" w:after="80" w:line="240"/>
         <w:ind w:right="0" w:left="720" w:hanging="360"/>
@@ -26322,7 +25669,7 @@
       <w:pPr>
         <w:numPr>
           <w:ilvl w:val="0"/>
-          <w:numId w:val="982"/>
+          <w:numId w:val="976"/>
         </w:numPr>
         <w:spacing w:before="0" w:after="80" w:line="240"/>
         <w:ind w:right="0" w:left="720" w:hanging="360"/>
@@ -26379,7 +25726,7 @@
       <w:pPr>
         <w:numPr>
           <w:ilvl w:val="0"/>
-          <w:numId w:val="984"/>
+          <w:numId w:val="978"/>
         </w:numPr>
         <w:spacing w:before="0" w:after="80" w:line="240"/>
         <w:ind w:right="0" w:left="720" w:hanging="360"/>
@@ -26495,19 +25842,7 @@
           <w:sz w:val="36"/>
           <w:shd w:fill="auto" w:val="clear"/>
         </w:rPr>
-        <w:t xml:space="preserve"> Injection de d</w:t>
-      </w:r>
-      <w:r>
-        <w:rPr>
-          <w:rFonts w:ascii="Arial" w:hAnsi="Arial" w:cs="Arial" w:eastAsia="Arial"/>
-          <w:b/>
-          <w:color w:val="1E3A5F"/>
-          <w:spacing w:val="0"/>
-          <w:position w:val="0"/>
-          <w:sz w:val="36"/>
-          <w:shd w:fill="auto" w:val="clear"/>
-        </w:rPr>
-        <w:t xml:space="preserve">épendances &amp; testabilité</w:t>
+        <w:t xml:space="preserve"> Injection de dépendances &amp; testabilité</w:t>
       </w:r>
     </w:p>
     <w:tbl>
@@ -26545,7 +25880,6 @@
                 <w:spacing w:val="0"/>
                 <w:position w:val="0"/>
                 <w:sz w:val="22"/>
-                <w:shd w:fill="auto" w:val="clear"/>
               </w:rPr>
             </w:pPr>
             <w:r>
@@ -26588,7 +25922,7 @@
             <w:pPr>
               <w:numPr>
                 <w:ilvl w:val="0"/>
-                <w:numId w:val="991"/>
+                <w:numId w:val="985"/>
               </w:numPr>
               <w:spacing w:before="0" w:after="60" w:line="240"/>
               <w:ind w:right="0" w:left="720" w:hanging="360"/>
@@ -26618,7 +25952,7 @@
             <w:pPr>
               <w:numPr>
                 <w:ilvl w:val="0"/>
-                <w:numId w:val="991"/>
+                <w:numId w:val="985"/>
               </w:numPr>
               <w:spacing w:before="0" w:after="60" w:line="240"/>
               <w:ind w:right="0" w:left="720" w:hanging="360"/>
@@ -26648,7 +25982,7 @@
             <w:pPr>
               <w:numPr>
                 <w:ilvl w:val="0"/>
-                <w:numId w:val="991"/>
+                <w:numId w:val="985"/>
               </w:numPr>
               <w:spacing w:before="0" w:after="60" w:line="240"/>
               <w:ind w:right="0" w:left="720" w:hanging="360"/>
@@ -26656,7 +25990,6 @@
               <w:rPr>
                 <w:spacing w:val="0"/>
                 <w:position w:val="0"/>
-                <w:shd w:fill="auto" w:val="clear"/>
               </w:rPr>
             </w:pPr>
             <w:r>
@@ -26825,7 +26158,6 @@
               <w:rPr>
                 <w:spacing w:val="0"/>
                 <w:position w:val="0"/>
-                <w:shd w:fill="auto" w:val="clear"/>
               </w:rPr>
             </w:pPr>
             <w:r>
@@ -26871,7 +26203,6 @@
               <w:rPr>
                 <w:spacing w:val="0"/>
                 <w:position w:val="0"/>
-                <w:shd w:fill="auto" w:val="clear"/>
               </w:rPr>
             </w:pPr>
             <w:r>
@@ -26927,52 +26258,40 @@
                 <w:sz w:val="19"/>
                 <w:shd w:fill="auto" w:val="clear"/>
               </w:rPr>
-              <w:t xml:space="preserve"> d</w:t>
-            </w:r>
-            <w:r>
-              <w:rPr>
-                <w:rFonts w:ascii="Courier New" w:hAnsi="Courier New" w:cs="Courier New" w:eastAsia="Courier New"/>
-                <w:color w:val="E6EDF3"/>
-                <w:spacing w:val="0"/>
-                <w:position w:val="0"/>
-                <w:sz w:val="19"/>
-                <w:shd w:fill="auto" w:val="clear"/>
-              </w:rPr>
-              <w:t xml:space="preserve">épendance instanciée en interne</w:t>
-            </w:r>
-          </w:p>
-        </w:tc>
-      </w:tr>
-      <w:tr>
-        <w:trPr>
-          <w:trHeight w:val="1" w:hRule="atLeast"/>
-          <w:jc w:val="left"/>
-        </w:trPr>
-        <w:tc>
-          <w:tcPr>
-            <w:tcW w:w="9360" w:type="dxa"/>
-            <w:tcBorders>
-              <w:top w:val="single" w:color="ffffff" w:sz="0"/>
-              <w:left w:val="single" w:color="836967" w:sz="6"/>
-              <w:bottom w:val="single" w:color="ffffff" w:sz="0"/>
-              <w:right w:val="single" w:color="30363d" w:sz="4"/>
-            </w:tcBorders>
-            <w:shd w:color="auto" w:fill="0d1117" w:val="clear"/>
-            <w:tcMar>
-              <w:left w:w="160" w:type="dxa"/>
-              <w:right w:w="160" w:type="dxa"/>
-            </w:tcMar>
-            <w:vAlign w:val="top"/>
-          </w:tcPr>
-          <w:p>
-            <w:pPr>
-              <w:spacing w:before="0" w:after="0" w:line="240"/>
-              <w:ind w:right="0" w:left="0" w:firstLine="0"/>
-              <w:jc w:val="left"/>
-              <w:rPr>
-                <w:spacing w:val="0"/>
-                <w:position w:val="0"/>
-                <w:shd w:fill="auto" w:val="clear"/>
+              <w:t xml:space="preserve"> dépendance instanciée en interne</w:t>
+            </w:r>
+          </w:p>
+        </w:tc>
+      </w:tr>
+      <w:tr>
+        <w:trPr>
+          <w:trHeight w:val="1" w:hRule="atLeast"/>
+          <w:jc w:val="left"/>
+        </w:trPr>
+        <w:tc>
+          <w:tcPr>
+            <w:tcW w:w="9360" w:type="dxa"/>
+            <w:tcBorders>
+              <w:top w:val="single" w:color="ffffff" w:sz="0"/>
+              <w:left w:val="single" w:color="836967" w:sz="6"/>
+              <w:bottom w:val="single" w:color="ffffff" w:sz="0"/>
+              <w:right w:val="single" w:color="30363d" w:sz="4"/>
+            </w:tcBorders>
+            <w:shd w:color="auto" w:fill="0d1117" w:val="clear"/>
+            <w:tcMar>
+              <w:left w:w="160" w:type="dxa"/>
+              <w:right w:w="160" w:type="dxa"/>
+            </w:tcMar>
+            <w:vAlign w:val="top"/>
+          </w:tcPr>
+          <w:p>
+            <w:pPr>
+              <w:spacing w:before="0" w:after="0" w:line="240"/>
+              <w:ind w:right="0" w:left="0" w:firstLine="0"/>
+              <w:jc w:val="left"/>
+              <w:rPr>
+                <w:spacing w:val="0"/>
+                <w:position w:val="0"/>
               </w:rPr>
             </w:pPr>
             <w:r>
@@ -27056,7 +26375,6 @@
               <w:rPr>
                 <w:spacing w:val="0"/>
                 <w:position w:val="0"/>
-                <w:shd w:fill="auto" w:val="clear"/>
               </w:rPr>
             </w:pPr>
             <w:r>
@@ -27090,52 +26408,40 @@
                 <w:sz w:val="19"/>
                 <w:shd w:fill="auto" w:val="clear"/>
               </w:rPr>
-              <w:t xml:space="preserve"> impossible </w:t>
-            </w:r>
-            <w:r>
-              <w:rPr>
-                <w:rFonts w:ascii="Courier New" w:hAnsi="Courier New" w:cs="Courier New" w:eastAsia="Courier New"/>
-                <w:color w:val="E6EDF3"/>
-                <w:spacing w:val="0"/>
-                <w:position w:val="0"/>
-                <w:sz w:val="19"/>
-                <w:shd w:fill="auto" w:val="clear"/>
-              </w:rPr>
-              <w:t xml:space="preserve">à remplacer par un mock</w:t>
-            </w:r>
-          </w:p>
-        </w:tc>
-      </w:tr>
-      <w:tr>
-        <w:trPr>
-          <w:trHeight w:val="1" w:hRule="atLeast"/>
-          <w:jc w:val="left"/>
-        </w:trPr>
-        <w:tc>
-          <w:tcPr>
-            <w:tcW w:w="9360" w:type="dxa"/>
-            <w:tcBorders>
-              <w:top w:val="single" w:color="ffffff" w:sz="0"/>
-              <w:left w:val="single" w:color="836967" w:sz="6"/>
-              <w:bottom w:val="single" w:color="ffffff" w:sz="0"/>
-              <w:right w:val="single" w:color="30363d" w:sz="4"/>
-            </w:tcBorders>
-            <w:shd w:color="auto" w:fill="0d1117" w:val="clear"/>
-            <w:tcMar>
-              <w:left w:w="160" w:type="dxa"/>
-              <w:right w:w="160" w:type="dxa"/>
-            </w:tcMar>
-            <w:vAlign w:val="top"/>
-          </w:tcPr>
-          <w:p>
-            <w:pPr>
-              <w:spacing w:before="0" w:after="0" w:line="240"/>
-              <w:ind w:right="0" w:left="0" w:firstLine="0"/>
-              <w:jc w:val="left"/>
-              <w:rPr>
-                <w:spacing w:val="0"/>
-                <w:position w:val="0"/>
-                <w:shd w:fill="auto" w:val="clear"/>
+              <w:t xml:space="preserve"> impossible à remplacer par un mock</w:t>
+            </w:r>
+          </w:p>
+        </w:tc>
+      </w:tr>
+      <w:tr>
+        <w:trPr>
+          <w:trHeight w:val="1" w:hRule="atLeast"/>
+          <w:jc w:val="left"/>
+        </w:trPr>
+        <w:tc>
+          <w:tcPr>
+            <w:tcW w:w="9360" w:type="dxa"/>
+            <w:tcBorders>
+              <w:top w:val="single" w:color="ffffff" w:sz="0"/>
+              <w:left w:val="single" w:color="836967" w:sz="6"/>
+              <w:bottom w:val="single" w:color="ffffff" w:sz="0"/>
+              <w:right w:val="single" w:color="30363d" w:sz="4"/>
+            </w:tcBorders>
+            <w:shd w:color="auto" w:fill="0d1117" w:val="clear"/>
+            <w:tcMar>
+              <w:left w:w="160" w:type="dxa"/>
+              <w:right w:w="160" w:type="dxa"/>
+            </w:tcMar>
+            <w:vAlign w:val="top"/>
+          </w:tcPr>
+          <w:p>
+            <w:pPr>
+              <w:spacing w:before="0" w:after="0" w:line="240"/>
+              <w:ind w:right="0" w:left="0" w:firstLine="0"/>
+              <w:jc w:val="left"/>
+              <w:rPr>
+                <w:spacing w:val="0"/>
+                <w:position w:val="0"/>
               </w:rPr>
             </w:pPr>
             <w:r>
@@ -27219,7 +26525,6 @@
               <w:rPr>
                 <w:spacing w:val="0"/>
                 <w:position w:val="0"/>
-                <w:shd w:fill="auto" w:val="clear"/>
               </w:rPr>
             </w:pPr>
             <w:r>
@@ -27265,7 +26570,6 @@
               <w:rPr>
                 <w:spacing w:val="0"/>
                 <w:position w:val="0"/>
-                <w:shd w:fill="auto" w:val="clear"/>
               </w:rPr>
             </w:pPr>
             <w:r>
@@ -27311,7 +26615,6 @@
               <w:rPr>
                 <w:spacing w:val="0"/>
                 <w:position w:val="0"/>
-                <w:shd w:fill="auto" w:val="clear"/>
               </w:rPr>
             </w:pPr>
             <w:r>
@@ -27357,7 +26660,6 @@
               <w:rPr>
                 <w:spacing w:val="0"/>
                 <w:position w:val="0"/>
-                <w:shd w:fill="auto" w:val="clear"/>
               </w:rPr>
             </w:pPr>
             <w:r>
@@ -27403,7 +26705,6 @@
               <w:rPr>
                 <w:spacing w:val="0"/>
                 <w:position w:val="0"/>
-                <w:shd w:fill="auto" w:val="clear"/>
               </w:rPr>
             </w:pPr>
             <w:r>
@@ -27487,7 +26788,6 @@
               <w:rPr>
                 <w:spacing w:val="0"/>
                 <w:position w:val="0"/>
-                <w:shd w:fill="auto" w:val="clear"/>
               </w:rPr>
             </w:pPr>
             <w:r>
@@ -27577,7 +26877,6 @@
               <w:rPr>
                 <w:spacing w:val="0"/>
                 <w:position w:val="0"/>
-                <w:shd w:fill="auto" w:val="clear"/>
               </w:rPr>
             </w:pPr>
             <w:r>
@@ -27661,7 +26960,6 @@
               <w:rPr>
                 <w:spacing w:val="0"/>
                 <w:position w:val="0"/>
-                <w:shd w:fill="auto" w:val="clear"/>
               </w:rPr>
             </w:pPr>
             <w:r>
@@ -27745,7 +27043,6 @@
               <w:rPr>
                 <w:spacing w:val="0"/>
                 <w:position w:val="0"/>
-                <w:shd w:fill="auto" w:val="clear"/>
               </w:rPr>
             </w:pPr>
             <w:r>
@@ -27791,7 +27088,6 @@
               <w:rPr>
                 <w:spacing w:val="0"/>
                 <w:position w:val="0"/>
-                <w:shd w:fill="auto" w:val="clear"/>
               </w:rPr>
             </w:pPr>
             <w:r>
@@ -27859,7 +27155,6 @@
               <w:rPr>
                 <w:spacing w:val="0"/>
                 <w:position w:val="0"/>
-                <w:shd w:fill="auto" w:val="clear"/>
               </w:rPr>
             </w:pPr>
             <w:r>
@@ -27905,7 +27200,6 @@
               <w:rPr>
                 <w:spacing w:val="0"/>
                 <w:position w:val="0"/>
-                <w:shd w:fill="auto" w:val="clear"/>
               </w:rPr>
             </w:pPr>
             <w:r>
@@ -28050,7 +27344,6 @@
               <w:rPr>
                 <w:spacing w:val="0"/>
                 <w:position w:val="0"/>
-                <w:shd w:fill="auto" w:val="clear"/>
               </w:rPr>
             </w:pPr>
             <w:r>
@@ -28084,52 +27377,40 @@
                 <w:sz w:val="18"/>
                 <w:shd w:fill="auto" w:val="clear"/>
               </w:rPr>
-              <w:t xml:space="preserve"> </w:t>
-            </w:r>
-            <w:r>
-              <w:rPr>
-                <w:rFonts w:ascii="Courier New" w:hAnsi="Courier New" w:cs="Courier New" w:eastAsia="Courier New"/>
-                <w:color w:val="94A3B8"/>
-                <w:spacing w:val="0"/>
-                <w:position w:val="0"/>
-                <w:sz w:val="18"/>
-                <w:shd w:fill="auto" w:val="clear"/>
-              </w:rPr>
-              <w:t xml:space="preserve">à refactorer</w:t>
-            </w:r>
-          </w:p>
-        </w:tc>
-      </w:tr>
-      <w:tr>
-        <w:trPr>
-          <w:trHeight w:val="1" w:hRule="atLeast"/>
-          <w:jc w:val="left"/>
-        </w:trPr>
-        <w:tc>
-          <w:tcPr>
-            <w:tcW w:w="9360" w:type="dxa"/>
-            <w:tcBorders>
-              <w:top w:val="single" w:color="ffffff" w:sz="0"/>
-              <w:left w:val="single" w:color="836967" w:sz="6"/>
-              <w:bottom w:val="single" w:color="ffffff" w:sz="0"/>
-              <w:right w:val="single" w:color="30363d" w:sz="4"/>
-            </w:tcBorders>
-            <w:shd w:color="auto" w:fill="0d1117" w:val="clear"/>
-            <w:tcMar>
-              <w:left w:w="160" w:type="dxa"/>
-              <w:right w:w="160" w:type="dxa"/>
-            </w:tcMar>
-            <w:vAlign w:val="top"/>
-          </w:tcPr>
-          <w:p>
-            <w:pPr>
-              <w:spacing w:before="0" w:after="0" w:line="240"/>
-              <w:ind w:right="0" w:left="0" w:firstLine="0"/>
-              <w:jc w:val="left"/>
-              <w:rPr>
-                <w:spacing w:val="0"/>
-                <w:position w:val="0"/>
-                <w:shd w:fill="auto" w:val="clear"/>
+              <w:t xml:space="preserve"> à refactorer</w:t>
+            </w:r>
+          </w:p>
+        </w:tc>
+      </w:tr>
+      <w:tr>
+        <w:trPr>
+          <w:trHeight w:val="1" w:hRule="atLeast"/>
+          <w:jc w:val="left"/>
+        </w:trPr>
+        <w:tc>
+          <w:tcPr>
+            <w:tcW w:w="9360" w:type="dxa"/>
+            <w:tcBorders>
+              <w:top w:val="single" w:color="ffffff" w:sz="0"/>
+              <w:left w:val="single" w:color="836967" w:sz="6"/>
+              <w:bottom w:val="single" w:color="ffffff" w:sz="0"/>
+              <w:right w:val="single" w:color="30363d" w:sz="4"/>
+            </w:tcBorders>
+            <w:shd w:color="auto" w:fill="0d1117" w:val="clear"/>
+            <w:tcMar>
+              <w:left w:w="160" w:type="dxa"/>
+              <w:right w:w="160" w:type="dxa"/>
+            </w:tcMar>
+            <w:vAlign w:val="top"/>
+          </w:tcPr>
+          <w:p>
+            <w:pPr>
+              <w:spacing w:before="0" w:after="0" w:line="240"/>
+              <w:ind w:right="0" w:left="0" w:firstLine="0"/>
+              <w:jc w:val="left"/>
+              <w:rPr>
+                <w:spacing w:val="0"/>
+                <w:position w:val="0"/>
               </w:rPr>
             </w:pPr>
             <w:r>
@@ -28197,7 +27478,6 @@
               <w:rPr>
                 <w:spacing w:val="0"/>
                 <w:position w:val="0"/>
-                <w:shd w:fill="auto" w:val="clear"/>
               </w:rPr>
             </w:pPr>
             <w:r>
@@ -28281,7 +27561,6 @@
               <w:rPr>
                 <w:spacing w:val="0"/>
                 <w:position w:val="0"/>
-                <w:shd w:fill="auto" w:val="clear"/>
               </w:rPr>
             </w:pPr>
             <w:r>
@@ -28337,52 +27616,40 @@
                 <w:sz w:val="19"/>
                 <w:shd w:fill="auto" w:val="clear"/>
               </w:rPr>
-              <w:t xml:space="preserve"> impossible </w:t>
-            </w:r>
-            <w:r>
-              <w:rPr>
-                <w:rFonts w:ascii="Courier New" w:hAnsi="Courier New" w:cs="Courier New" w:eastAsia="Courier New"/>
-                <w:color w:val="E6EDF3"/>
-                <w:spacing w:val="0"/>
-                <w:position w:val="0"/>
-                <w:sz w:val="19"/>
-                <w:shd w:fill="auto" w:val="clear"/>
-              </w:rPr>
-              <w:t xml:space="preserve">à mocker</w:t>
-            </w:r>
-          </w:p>
-        </w:tc>
-      </w:tr>
-      <w:tr>
-        <w:trPr>
-          <w:trHeight w:val="1" w:hRule="atLeast"/>
-          <w:jc w:val="left"/>
-        </w:trPr>
-        <w:tc>
-          <w:tcPr>
-            <w:tcW w:w="9360" w:type="dxa"/>
-            <w:tcBorders>
-              <w:top w:val="single" w:color="ffffff" w:sz="0"/>
-              <w:left w:val="single" w:color="836967" w:sz="6"/>
-              <w:bottom w:val="single" w:color="ffffff" w:sz="0"/>
-              <w:right w:val="single" w:color="30363d" w:sz="4"/>
-            </w:tcBorders>
-            <w:shd w:color="auto" w:fill="0d1117" w:val="clear"/>
-            <w:tcMar>
-              <w:left w:w="160" w:type="dxa"/>
-              <w:right w:w="160" w:type="dxa"/>
-            </w:tcMar>
-            <w:vAlign w:val="top"/>
-          </w:tcPr>
-          <w:p>
-            <w:pPr>
-              <w:spacing w:before="0" w:after="0" w:line="240"/>
-              <w:ind w:right="0" w:left="0" w:firstLine="0"/>
-              <w:jc w:val="left"/>
-              <w:rPr>
-                <w:spacing w:val="0"/>
-                <w:position w:val="0"/>
-                <w:shd w:fill="auto" w:val="clear"/>
+              <w:t xml:space="preserve"> impossible à mocker</w:t>
+            </w:r>
+          </w:p>
+        </w:tc>
+      </w:tr>
+      <w:tr>
+        <w:trPr>
+          <w:trHeight w:val="1" w:hRule="atLeast"/>
+          <w:jc w:val="left"/>
+        </w:trPr>
+        <w:tc>
+          <w:tcPr>
+            <w:tcW w:w="9360" w:type="dxa"/>
+            <w:tcBorders>
+              <w:top w:val="single" w:color="ffffff" w:sz="0"/>
+              <w:left w:val="single" w:color="836967" w:sz="6"/>
+              <w:bottom w:val="single" w:color="ffffff" w:sz="0"/>
+              <w:right w:val="single" w:color="30363d" w:sz="4"/>
+            </w:tcBorders>
+            <w:shd w:color="auto" w:fill="0d1117" w:val="clear"/>
+            <w:tcMar>
+              <w:left w:w="160" w:type="dxa"/>
+              <w:right w:w="160" w:type="dxa"/>
+            </w:tcMar>
+            <w:vAlign w:val="top"/>
+          </w:tcPr>
+          <w:p>
+            <w:pPr>
+              <w:spacing w:before="0" w:after="0" w:line="240"/>
+              <w:ind w:right="0" w:left="0" w:firstLine="0"/>
+              <w:jc w:val="left"/>
+              <w:rPr>
+                <w:spacing w:val="0"/>
+                <w:position w:val="0"/>
               </w:rPr>
             </w:pPr>
             <w:r>
@@ -28428,7 +27695,6 @@
               <w:rPr>
                 <w:spacing w:val="0"/>
                 <w:position w:val="0"/>
-                <w:shd w:fill="auto" w:val="clear"/>
               </w:rPr>
             </w:pPr>
             <w:r>
@@ -28474,7 +27740,6 @@
               <w:rPr>
                 <w:spacing w:val="0"/>
                 <w:position w:val="0"/>
-                <w:shd w:fill="auto" w:val="clear"/>
               </w:rPr>
             </w:pPr>
             <w:r>
@@ -28520,7 +27785,6 @@
               <w:rPr>
                 <w:spacing w:val="0"/>
                 <w:position w:val="0"/>
-                <w:shd w:fill="auto" w:val="clear"/>
               </w:rPr>
             </w:pPr>
             <w:r>
@@ -28604,7 +27868,6 @@
               <w:rPr>
                 <w:spacing w:val="0"/>
                 <w:position w:val="0"/>
-                <w:shd w:fill="auto" w:val="clear"/>
               </w:rPr>
             </w:pPr>
             <w:r>
@@ -28650,7 +27913,6 @@
               <w:rPr>
                 <w:spacing w:val="0"/>
                 <w:position w:val="0"/>
-                <w:shd w:fill="auto" w:val="clear"/>
               </w:rPr>
             </w:pPr>
             <w:r>
@@ -28696,7 +27958,6 @@
               <w:rPr>
                 <w:spacing w:val="0"/>
                 <w:position w:val="0"/>
-                <w:shd w:fill="auto" w:val="clear"/>
               </w:rPr>
             </w:pPr>
             <w:r>
@@ -28742,7 +28003,6 @@
               <w:rPr>
                 <w:spacing w:val="0"/>
                 <w:position w:val="0"/>
-                <w:shd w:fill="auto" w:val="clear"/>
               </w:rPr>
             </w:pPr>
             <w:r>
@@ -28788,7 +28048,6 @@
               <w:rPr>
                 <w:spacing w:val="0"/>
                 <w:position w:val="0"/>
-                <w:shd w:fill="auto" w:val="clear"/>
               </w:rPr>
             </w:pPr>
             <w:r>
@@ -28877,7 +28136,7 @@
       <w:pPr>
         <w:numPr>
           <w:ilvl w:val="0"/>
-          <w:numId w:val="1079"/>
+          <w:numId w:val="1073"/>
         </w:numPr>
         <w:spacing w:before="0" w:after="80" w:line="240"/>
         <w:ind w:right="0" w:left="720" w:hanging="360"/>
@@ -28907,7 +28166,7 @@
       <w:pPr>
         <w:numPr>
           <w:ilvl w:val="0"/>
-          <w:numId w:val="1079"/>
+          <w:numId w:val="1073"/>
         </w:numPr>
         <w:spacing w:before="0" w:after="80" w:line="240"/>
         <w:ind w:right="0" w:left="720" w:hanging="360"/>
@@ -28937,7 +28196,7 @@
       <w:pPr>
         <w:numPr>
           <w:ilvl w:val="0"/>
-          <w:numId w:val="1079"/>
+          <w:numId w:val="1073"/>
         </w:numPr>
         <w:spacing w:before="0" w:after="80" w:line="240"/>
         <w:ind w:right="0" w:left="720" w:hanging="360"/>
@@ -29003,6 +28262,18 @@
           <w:shd w:fill="auto" w:val="clear"/>
         </w:rPr>
       </w:pPr>
+      <w:r>
+        <w:rPr>
+          <w:rFonts w:ascii="Arial" w:hAnsi="Arial" w:cs="Arial" w:eastAsia="Arial"/>
+          <w:b/>
+          <w:color w:val="FF0000"/>
+          <w:spacing w:val="0"/>
+          <w:position w:val="0"/>
+          <w:sz w:val="22"/>
+          <w:shd w:fill="auto" w:val="clear"/>
+        </w:rPr>
+        <w:t xml:space="preserve">Dans ce contexte, BankAccount est une dépendance de TransferService, pas sa responsabilité</w:t>
+      </w:r>
     </w:p>
     <w:p>
       <w:pPr>
@@ -29091,7 +28362,6 @@
                 <w:spacing w:val="0"/>
                 <w:position w:val="0"/>
                 <w:sz w:val="22"/>
-                <w:shd w:fill="auto" w:val="clear"/>
               </w:rPr>
             </w:pPr>
             <w:r>
@@ -29134,7 +28404,7 @@
             <w:pPr>
               <w:numPr>
                 <w:ilvl w:val="0"/>
-                <w:numId w:val="1086"/>
+                <w:numId w:val="1080"/>
               </w:numPr>
               <w:spacing w:before="0" w:after="60" w:line="240"/>
               <w:ind w:right="0" w:left="720" w:hanging="360"/>
@@ -29164,7 +28434,7 @@
             <w:pPr>
               <w:numPr>
                 <w:ilvl w:val="0"/>
-                <w:numId w:val="1086"/>
+                <w:numId w:val="1080"/>
               </w:numPr>
               <w:spacing w:before="0" w:after="60" w:line="240"/>
               <w:ind w:right="0" w:left="720" w:hanging="360"/>
@@ -29194,7 +28464,7 @@
             <w:pPr>
               <w:numPr>
                 <w:ilvl w:val="0"/>
-                <w:numId w:val="1086"/>
+                <w:numId w:val="1080"/>
               </w:numPr>
               <w:spacing w:before="0" w:after="60" w:line="240"/>
               <w:ind w:right="0" w:left="720" w:hanging="360"/>
@@ -29202,7 +28472,6 @@
               <w:rPr>
                 <w:spacing w:val="0"/>
                 <w:position w:val="0"/>
-                <w:shd w:fill="auto" w:val="clear"/>
               </w:rPr>
             </w:pPr>
             <w:r>
@@ -29295,7 +28564,6 @@
               <w:rPr>
                 <w:spacing w:val="0"/>
                 <w:position w:val="0"/>
-                <w:shd w:fill="auto" w:val="clear"/>
               </w:rPr>
             </w:pPr>
             <w:r>
@@ -29341,7 +28609,6 @@
               <w:rPr>
                 <w:spacing w:val="0"/>
                 <w:position w:val="0"/>
-                <w:shd w:fill="auto" w:val="clear"/>
               </w:rPr>
             </w:pPr>
             <w:r>
@@ -29375,52 +28642,40 @@
                 <w:sz w:val="19"/>
                 <w:shd w:fill="auto" w:val="clear"/>
               </w:rPr>
-              <w:t xml:space="preserve"> </w:t>
-            </w:r>
-            <w:r>
-              <w:rPr>
-                <w:rFonts w:ascii="Courier New" w:hAnsi="Courier New" w:cs="Courier New" w:eastAsia="Courier New"/>
-                <w:color w:val="E6EDF3"/>
-                <w:spacing w:val="0"/>
-                <w:position w:val="0"/>
-                <w:sz w:val="19"/>
-                <w:shd w:fill="auto" w:val="clear"/>
-              </w:rPr>
-              <w:t xml:space="preserve">à implémenter</w:t>
-            </w:r>
-          </w:p>
-        </w:tc>
-      </w:tr>
-      <w:tr>
-        <w:trPr>
-          <w:trHeight w:val="1" w:hRule="atLeast"/>
-          <w:jc w:val="left"/>
-        </w:trPr>
-        <w:tc>
-          <w:tcPr>
-            <w:tcW w:w="9360" w:type="dxa"/>
-            <w:tcBorders>
-              <w:top w:val="single" w:color="ffffff" w:sz="0"/>
-              <w:left w:val="single" w:color="836967" w:sz="6"/>
-              <w:bottom w:val="single" w:color="ffffff" w:sz="0"/>
-              <w:right w:val="single" w:color="30363d" w:sz="4"/>
-            </w:tcBorders>
-            <w:shd w:color="auto" w:fill="0d1117" w:val="clear"/>
-            <w:tcMar>
-              <w:left w:w="160" w:type="dxa"/>
-              <w:right w:w="160" w:type="dxa"/>
-            </w:tcMar>
-            <w:vAlign w:val="top"/>
-          </w:tcPr>
-          <w:p>
-            <w:pPr>
-              <w:spacing w:before="0" w:after="0" w:line="240"/>
-              <w:ind w:right="0" w:left="0" w:firstLine="0"/>
-              <w:jc w:val="left"/>
-              <w:rPr>
-                <w:spacing w:val="0"/>
-                <w:position w:val="0"/>
-                <w:shd w:fill="auto" w:val="clear"/>
+              <w:t xml:space="preserve"> à implémenter</w:t>
+            </w:r>
+          </w:p>
+        </w:tc>
+      </w:tr>
+      <w:tr>
+        <w:trPr>
+          <w:trHeight w:val="1" w:hRule="atLeast"/>
+          <w:jc w:val="left"/>
+        </w:trPr>
+        <w:tc>
+          <w:tcPr>
+            <w:tcW w:w="9360" w:type="dxa"/>
+            <w:tcBorders>
+              <w:top w:val="single" w:color="ffffff" w:sz="0"/>
+              <w:left w:val="single" w:color="836967" w:sz="6"/>
+              <w:bottom w:val="single" w:color="ffffff" w:sz="0"/>
+              <w:right w:val="single" w:color="30363d" w:sz="4"/>
+            </w:tcBorders>
+            <w:shd w:color="auto" w:fill="0d1117" w:val="clear"/>
+            <w:tcMar>
+              <w:left w:w="160" w:type="dxa"/>
+              <w:right w:w="160" w:type="dxa"/>
+            </w:tcMar>
+            <w:vAlign w:val="top"/>
+          </w:tcPr>
+          <w:p>
+            <w:pPr>
+              <w:spacing w:before="0" w:after="0" w:line="240"/>
+              <w:ind w:right="0" w:left="0" w:firstLine="0"/>
+              <w:jc w:val="left"/>
+              <w:rPr>
+                <w:spacing w:val="0"/>
+                <w:position w:val="0"/>
               </w:rPr>
             </w:pPr>
             <w:r>
@@ -29504,7 +28759,6 @@
               <w:rPr>
                 <w:spacing w:val="0"/>
                 <w:position w:val="0"/>
-                <w:shd w:fill="auto" w:val="clear"/>
               </w:rPr>
             </w:pPr>
             <w:r>
@@ -29588,7 +28842,6 @@
               <w:rPr>
                 <w:spacing w:val="0"/>
                 <w:position w:val="0"/>
-                <w:shd w:fill="auto" w:val="clear"/>
               </w:rPr>
             </w:pPr>
             <w:r>
@@ -29634,7 +28887,6 @@
               <w:rPr>
                 <w:spacing w:val="0"/>
                 <w:position w:val="0"/>
-                <w:shd w:fill="auto" w:val="clear"/>
               </w:rPr>
             </w:pPr>
             <w:r>
@@ -29680,7 +28932,6 @@
               <w:rPr>
                 <w:spacing w:val="0"/>
                 <w:position w:val="0"/>
-                <w:shd w:fill="auto" w:val="clear"/>
               </w:rPr>
             </w:pPr>
             <w:r>
@@ -29764,7 +29015,6 @@
               <w:rPr>
                 <w:spacing w:val="0"/>
                 <w:position w:val="0"/>
-                <w:shd w:fill="auto" w:val="clear"/>
               </w:rPr>
             </w:pPr>
             <w:r>
@@ -29810,7 +29060,6 @@
               <w:rPr>
                 <w:spacing w:val="0"/>
                 <w:position w:val="0"/>
-                <w:shd w:fill="auto" w:val="clear"/>
               </w:rPr>
             </w:pPr>
             <w:r>
@@ -29856,7 +29105,6 @@
               <w:rPr>
                 <w:spacing w:val="0"/>
                 <w:position w:val="0"/>
-                <w:shd w:fill="auto" w:val="clear"/>
               </w:rPr>
             </w:pPr>
             <w:r>
@@ -29902,7 +29150,6 @@
               <w:rPr>
                 <w:spacing w:val="0"/>
                 <w:position w:val="0"/>
-                <w:shd w:fill="auto" w:val="clear"/>
               </w:rPr>
             </w:pPr>
             <w:r>
@@ -29948,7 +29195,6 @@
               <w:rPr>
                 <w:spacing w:val="0"/>
                 <w:position w:val="0"/>
-                <w:shd w:fill="auto" w:val="clear"/>
               </w:rPr>
             </w:pPr>
             <w:r>
@@ -29994,7 +29240,6 @@
               <w:rPr>
                 <w:spacing w:val="0"/>
                 <w:position w:val="0"/>
-                <w:shd w:fill="auto" w:val="clear"/>
               </w:rPr>
             </w:pPr>
             <w:r>
@@ -30040,7 +29285,6 @@
               <w:rPr>
                 <w:spacing w:val="0"/>
                 <w:position w:val="0"/>
-                <w:shd w:fill="auto" w:val="clear"/>
               </w:rPr>
             </w:pPr>
             <w:r>
@@ -30124,7 +29368,6 @@
               <w:rPr>
                 <w:spacing w:val="0"/>
                 <w:position w:val="0"/>
-                <w:shd w:fill="auto" w:val="clear"/>
               </w:rPr>
             </w:pPr>
             <w:r>
@@ -30170,7 +29413,6 @@
               <w:rPr>
                 <w:spacing w:val="0"/>
                 <w:position w:val="0"/>
-                <w:shd w:fill="auto" w:val="clear"/>
               </w:rPr>
             </w:pPr>
             <w:r>
@@ -30216,7 +29458,6 @@
               <w:rPr>
                 <w:spacing w:val="0"/>
                 <w:position w:val="0"/>
-                <w:shd w:fill="auto" w:val="clear"/>
               </w:rPr>
             </w:pPr>
             <w:r>
@@ -30262,7 +29503,6 @@
               <w:rPr>
                 <w:spacing w:val="0"/>
                 <w:position w:val="0"/>
-                <w:shd w:fill="auto" w:val="clear"/>
               </w:rPr>
             </w:pPr>
             <w:r>
@@ -30308,7 +29548,6 @@
               <w:rPr>
                 <w:spacing w:val="0"/>
                 <w:position w:val="0"/>
-                <w:shd w:fill="auto" w:val="clear"/>
               </w:rPr>
             </w:pPr>
             <w:r>
@@ -30354,7 +29593,6 @@
               <w:rPr>
                 <w:spacing w:val="0"/>
                 <w:position w:val="0"/>
-                <w:shd w:fill="auto" w:val="clear"/>
               </w:rPr>
             </w:pPr>
             <w:r>
@@ -30400,7 +29638,6 @@
               <w:rPr>
                 <w:spacing w:val="0"/>
                 <w:position w:val="0"/>
-                <w:shd w:fill="auto" w:val="clear"/>
               </w:rPr>
             </w:pPr>
             <w:r>
@@ -30446,7 +29683,6 @@
               <w:rPr>
                 <w:spacing w:val="0"/>
                 <w:position w:val="0"/>
-                <w:shd w:fill="auto" w:val="clear"/>
               </w:rPr>
             </w:pPr>
             <w:r>
@@ -30530,7 +29766,6 @@
               <w:rPr>
                 <w:spacing w:val="0"/>
                 <w:position w:val="0"/>
-                <w:shd w:fill="auto" w:val="clear"/>
               </w:rPr>
             </w:pPr>
             <w:r>
@@ -30576,7 +29811,6 @@
               <w:rPr>
                 <w:spacing w:val="0"/>
                 <w:position w:val="0"/>
-                <w:shd w:fill="auto" w:val="clear"/>
               </w:rPr>
             </w:pPr>
             <w:r>
@@ -30622,7 +29856,6 @@
               <w:rPr>
                 <w:spacing w:val="0"/>
                 <w:position w:val="0"/>
-                <w:shd w:fill="auto" w:val="clear"/>
               </w:rPr>
             </w:pPr>
             <w:r>
@@ -30668,7 +29901,6 @@
               <w:rPr>
                 <w:spacing w:val="0"/>
                 <w:position w:val="0"/>
-                <w:shd w:fill="auto" w:val="clear"/>
               </w:rPr>
             </w:pPr>
             <w:r>
@@ -30752,7 +29984,6 @@
               <w:rPr>
                 <w:spacing w:val="0"/>
                 <w:position w:val="0"/>
-                <w:shd w:fill="auto" w:val="clear"/>
               </w:rPr>
             </w:pPr>
             <w:r>
@@ -30798,7 +30029,6 @@
               <w:rPr>
                 <w:spacing w:val="0"/>
                 <w:position w:val="0"/>
-                <w:shd w:fill="auto" w:val="clear"/>
               </w:rPr>
             </w:pPr>
             <w:r>
@@ -30844,7 +30074,6 @@
               <w:rPr>
                 <w:spacing w:val="0"/>
                 <w:position w:val="0"/>
-                <w:shd w:fill="auto" w:val="clear"/>
               </w:rPr>
             </w:pPr>
             <w:r>
@@ -30890,7 +30119,6 @@
               <w:rPr>
                 <w:spacing w:val="0"/>
                 <w:position w:val="0"/>
-                <w:shd w:fill="auto" w:val="clear"/>
               </w:rPr>
             </w:pPr>
             <w:r>
@@ -30936,7 +30164,6 @@
               <w:rPr>
                 <w:spacing w:val="0"/>
                 <w:position w:val="0"/>
-                <w:shd w:fill="auto" w:val="clear"/>
               </w:rPr>
             </w:pPr>
             <w:r>
@@ -30982,7 +30209,6 @@
               <w:rPr>
                 <w:spacing w:val="0"/>
                 <w:position w:val="0"/>
-                <w:shd w:fill="auto" w:val="clear"/>
               </w:rPr>
             </w:pPr>
             <w:r>
@@ -31049,7 +30275,6 @@
               <w:rPr>
                 <w:spacing w:val="0"/>
                 <w:position w:val="0"/>
-                <w:shd w:fill="auto" w:val="clear"/>
               </w:rPr>
             </w:pPr>
             <w:r>
@@ -31095,7 +30320,6 @@
               <w:rPr>
                 <w:spacing w:val="0"/>
                 <w:position w:val="0"/>
-                <w:shd w:fill="auto" w:val="clear"/>
               </w:rPr>
             </w:pPr>
             <w:r>
@@ -31129,52 +30353,40 @@
                 <w:sz w:val="19"/>
                 <w:shd w:fill="auto" w:val="clear"/>
               </w:rPr>
-              <w:t xml:space="preserve"> objet r</w:t>
-            </w:r>
-            <w:r>
-              <w:rPr>
-                <w:rFonts w:ascii="Courier New" w:hAnsi="Courier New" w:cs="Courier New" w:eastAsia="Courier New"/>
-                <w:color w:val="E6EDF3"/>
-                <w:spacing w:val="0"/>
-                <w:position w:val="0"/>
-                <w:sz w:val="19"/>
-                <w:shd w:fill="auto" w:val="clear"/>
-              </w:rPr>
-              <w:t xml:space="preserve">ésultat</w:t>
-            </w:r>
-          </w:p>
-        </w:tc>
-      </w:tr>
-      <w:tr>
-        <w:trPr>
-          <w:trHeight w:val="1" w:hRule="atLeast"/>
-          <w:jc w:val="left"/>
-        </w:trPr>
-        <w:tc>
-          <w:tcPr>
-            <w:tcW w:w="9360" w:type="dxa"/>
-            <w:tcBorders>
-              <w:top w:val="single" w:color="ffffff" w:sz="0"/>
-              <w:left w:val="single" w:color="836967" w:sz="6"/>
-              <w:bottom w:val="single" w:color="ffffff" w:sz="0"/>
-              <w:right w:val="single" w:color="30363d" w:sz="4"/>
-            </w:tcBorders>
-            <w:shd w:color="auto" w:fill="0d1117" w:val="clear"/>
-            <w:tcMar>
-              <w:left w:w="160" w:type="dxa"/>
-              <w:right w:w="160" w:type="dxa"/>
-            </w:tcMar>
-            <w:vAlign w:val="top"/>
-          </w:tcPr>
-          <w:p>
-            <w:pPr>
-              <w:spacing w:before="0" w:after="0" w:line="240"/>
-              <w:ind w:right="0" w:left="0" w:firstLine="0"/>
-              <w:jc w:val="left"/>
-              <w:rPr>
-                <w:spacing w:val="0"/>
-                <w:position w:val="0"/>
-                <w:shd w:fill="auto" w:val="clear"/>
+              <w:t xml:space="preserve"> objet résultat</w:t>
+            </w:r>
+          </w:p>
+        </w:tc>
+      </w:tr>
+      <w:tr>
+        <w:trPr>
+          <w:trHeight w:val="1" w:hRule="atLeast"/>
+          <w:jc w:val="left"/>
+        </w:trPr>
+        <w:tc>
+          <w:tcPr>
+            <w:tcW w:w="9360" w:type="dxa"/>
+            <w:tcBorders>
+              <w:top w:val="single" w:color="ffffff" w:sz="0"/>
+              <w:left w:val="single" w:color="836967" w:sz="6"/>
+              <w:bottom w:val="single" w:color="ffffff" w:sz="0"/>
+              <w:right w:val="single" w:color="30363d" w:sz="4"/>
+            </w:tcBorders>
+            <w:shd w:color="auto" w:fill="0d1117" w:val="clear"/>
+            <w:tcMar>
+              <w:left w:w="160" w:type="dxa"/>
+              <w:right w:w="160" w:type="dxa"/>
+            </w:tcMar>
+            <w:vAlign w:val="top"/>
+          </w:tcPr>
+          <w:p>
+            <w:pPr>
+              <w:spacing w:before="0" w:after="0" w:line="240"/>
+              <w:ind w:right="0" w:left="0" w:firstLine="0"/>
+              <w:jc w:val="left"/>
+              <w:rPr>
+                <w:spacing w:val="0"/>
+                <w:position w:val="0"/>
               </w:rPr>
             </w:pPr>
             <w:r>
@@ -31258,7 +30470,6 @@
               <w:rPr>
                 <w:spacing w:val="0"/>
                 <w:position w:val="0"/>
-                <w:shd w:fill="auto" w:val="clear"/>
               </w:rPr>
             </w:pPr>
             <w:r>
@@ -31340,19 +30551,7 @@
           <w:sz w:val="28"/>
           <w:shd w:fill="auto" w:val="clear"/>
         </w:rPr>
-        <w:t xml:space="preserve"> Tests </w:t>
-      </w:r>
-      <w:r>
-        <w:rPr>
-          <w:rFonts w:ascii="Arial" w:hAnsi="Arial" w:cs="Arial" w:eastAsia="Arial"/>
-          <w:b/>
-          <w:color w:val="1E3A5F"/>
-          <w:spacing w:val="0"/>
-          <w:position w:val="0"/>
-          <w:sz w:val="28"/>
-          <w:shd w:fill="auto" w:val="clear"/>
-        </w:rPr>
-        <w:t xml:space="preserve">à écrire</w:t>
+        <w:t xml:space="preserve"> Tests à écrire</w:t>
       </w:r>
     </w:p>
     <w:p>
@@ -31418,7 +30617,6 @@
                 <w:spacing w:val="0"/>
                 <w:position w:val="0"/>
                 <w:sz w:val="22"/>
-                <w:shd w:fill="auto" w:val="clear"/>
               </w:rPr>
             </w:pPr>
             <w:r>
@@ -31460,7 +30658,6 @@
                 <w:spacing w:val="0"/>
                 <w:position w:val="0"/>
                 <w:sz w:val="22"/>
-                <w:shd w:fill="auto" w:val="clear"/>
               </w:rPr>
             </w:pPr>
             <w:r>
@@ -31502,7 +30699,6 @@
                 <w:spacing w:val="0"/>
                 <w:position w:val="0"/>
                 <w:sz w:val="22"/>
-                <w:shd w:fill="auto" w:val="clear"/>
               </w:rPr>
             </w:pPr>
             <w:r>
@@ -31549,7 +30745,6 @@
               <w:rPr>
                 <w:spacing w:val="0"/>
                 <w:position w:val="0"/>
-                <w:shd w:fill="auto" w:val="clear"/>
               </w:rPr>
             </w:pPr>
             <w:r>
@@ -31589,7 +30784,6 @@
               <w:rPr>
                 <w:spacing w:val="0"/>
                 <w:position w:val="0"/>
-                <w:shd w:fill="auto" w:val="clear"/>
               </w:rPr>
             </w:pPr>
             <w:r>
@@ -31629,7 +30823,6 @@
               <w:rPr>
                 <w:spacing w:val="0"/>
                 <w:position w:val="0"/>
-                <w:shd w:fill="auto" w:val="clear"/>
               </w:rPr>
             </w:pPr>
             <w:r>
@@ -31663,18 +30856,7 @@
                 <w:sz w:val="21"/>
                 <w:shd w:fill="auto" w:val="clear"/>
               </w:rPr>
-              <w:t xml:space="preserve"> mensualit</w:t>
-            </w:r>
-            <w:r>
-              <w:rPr>
-                <w:rFonts w:ascii="Arial" w:hAnsi="Arial" w:cs="Arial" w:eastAsia="Arial"/>
-                <w:color w:val="1E293B"/>
-                <w:spacing w:val="0"/>
-                <w:position w:val="0"/>
-                <w:sz w:val="21"/>
-                <w:shd w:fill="auto" w:val="clear"/>
-              </w:rPr>
-              <w:t xml:space="preserve">é &gt; 0</w:t>
+              <w:t xml:space="preserve"> mensualité &gt; 0</w:t>
             </w:r>
           </w:p>
         </w:tc>
@@ -31708,7 +30890,6 @@
               <w:rPr>
                 <w:spacing w:val="0"/>
                 <w:position w:val="0"/>
-                <w:shd w:fill="auto" w:val="clear"/>
               </w:rPr>
             </w:pPr>
             <w:r>
@@ -31748,7 +30929,6 @@
               <w:rPr>
                 <w:spacing w:val="0"/>
                 <w:position w:val="0"/>
-                <w:shd w:fill="auto" w:val="clear"/>
               </w:rPr>
             </w:pPr>
             <w:r>
@@ -31788,7 +30968,6 @@
               <w:rPr>
                 <w:spacing w:val="0"/>
                 <w:position w:val="0"/>
-                <w:shd w:fill="auto" w:val="clear"/>
               </w:rPr>
             </w:pPr>
             <w:r>
@@ -31856,7 +31035,6 @@
               <w:rPr>
                 <w:spacing w:val="0"/>
                 <w:position w:val="0"/>
-                <w:shd w:fill="auto" w:val="clear"/>
               </w:rPr>
             </w:pPr>
             <w:r>
@@ -31896,7 +31074,6 @@
               <w:rPr>
                 <w:spacing w:val="0"/>
                 <w:position w:val="0"/>
-                <w:shd w:fill="auto" w:val="clear"/>
               </w:rPr>
             </w:pPr>
             <w:r>
@@ -31936,7 +31113,6 @@
               <w:rPr>
                 <w:spacing w:val="0"/>
                 <w:position w:val="0"/>
-                <w:shd w:fill="auto" w:val="clear"/>
               </w:rPr>
             </w:pPr>
             <w:r>
@@ -31982,7 +31158,6 @@
               <w:rPr>
                 <w:spacing w:val="0"/>
                 <w:position w:val="0"/>
-                <w:shd w:fill="auto" w:val="clear"/>
               </w:rPr>
             </w:pPr>
             <w:r>
@@ -32022,7 +31197,6 @@
               <w:rPr>
                 <w:spacing w:val="0"/>
                 <w:position w:val="0"/>
-                <w:shd w:fill="auto" w:val="clear"/>
               </w:rPr>
             </w:pPr>
             <w:r>
@@ -32062,7 +31236,6 @@
               <w:rPr>
                 <w:spacing w:val="0"/>
                 <w:position w:val="0"/>
-                <w:shd w:fill="auto" w:val="clear"/>
               </w:rPr>
             </w:pPr>
             <w:r>
@@ -32108,7 +31281,6 @@
               <w:rPr>
                 <w:spacing w:val="0"/>
                 <w:position w:val="0"/>
-                <w:shd w:fill="auto" w:val="clear"/>
               </w:rPr>
             </w:pPr>
             <w:r>
@@ -32148,7 +31320,6 @@
               <w:rPr>
                 <w:spacing w:val="0"/>
                 <w:position w:val="0"/>
-                <w:shd w:fill="auto" w:val="clear"/>
               </w:rPr>
             </w:pPr>
             <w:r>
@@ -32188,7 +31359,6 @@
               <w:rPr>
                 <w:spacing w:val="0"/>
                 <w:position w:val="0"/>
-                <w:shd w:fill="auto" w:val="clear"/>
               </w:rPr>
             </w:pPr>
             <w:r>
@@ -32234,7 +31404,6 @@
               <w:rPr>
                 <w:spacing w:val="0"/>
                 <w:position w:val="0"/>
-                <w:shd w:fill="auto" w:val="clear"/>
               </w:rPr>
             </w:pPr>
             <w:r>
@@ -32274,7 +31443,6 @@
               <w:rPr>
                 <w:spacing w:val="0"/>
                 <w:position w:val="0"/>
-                <w:shd w:fill="auto" w:val="clear"/>
               </w:rPr>
             </w:pPr>
             <w:r>
@@ -32314,7 +31482,6 @@
               <w:rPr>
                 <w:spacing w:val="0"/>
                 <w:position w:val="0"/>
-                <w:shd w:fill="auto" w:val="clear"/>
               </w:rPr>
             </w:pPr>
             <w:r>
@@ -32396,26 +31563,14 @@
           <w:sz w:val="28"/>
           <w:shd w:fill="auto" w:val="clear"/>
         </w:rPr>
-        <w:t xml:space="preserve"> Contraintes de qualit</w:t>
-      </w:r>
-      <w:r>
-        <w:rPr>
-          <w:rFonts w:ascii="Arial" w:hAnsi="Arial" w:cs="Arial" w:eastAsia="Arial"/>
-          <w:b/>
-          <w:color w:val="1E3A5F"/>
-          <w:spacing w:val="0"/>
-          <w:position w:val="0"/>
-          <w:sz w:val="28"/>
-          <w:shd w:fill="auto" w:val="clear"/>
-        </w:rPr>
-        <w:t xml:space="preserve">é</w:t>
+        <w:t xml:space="preserve"> Contraintes de qualité</w:t>
       </w:r>
     </w:p>
     <w:p>
       <w:pPr>
         <w:numPr>
           <w:ilvl w:val="0"/>
-          <w:numId w:val="1207"/>
+          <w:numId w:val="1201"/>
         </w:numPr>
         <w:spacing w:before="0" w:after="80" w:line="240"/>
         <w:ind w:right="0" w:left="720" w:hanging="360"/>
@@ -32445,7 +31600,7 @@
       <w:pPr>
         <w:numPr>
           <w:ilvl w:val="0"/>
-          <w:numId w:val="1207"/>
+          <w:numId w:val="1201"/>
         </w:numPr>
         <w:spacing w:before="0" w:after="80" w:line="240"/>
         <w:ind w:right="0" w:left="720" w:hanging="360"/>
@@ -32475,7 +31630,7 @@
       <w:pPr>
         <w:numPr>
           <w:ilvl w:val="0"/>
-          <w:numId w:val="1207"/>
+          <w:numId w:val="1201"/>
         </w:numPr>
         <w:spacing w:before="0" w:after="80" w:line="240"/>
         <w:ind w:right="0" w:left="720" w:hanging="360"/>
@@ -32505,7 +31660,7 @@
       <w:pPr>
         <w:numPr>
           <w:ilvl w:val="0"/>
-          <w:numId w:val="1207"/>
+          <w:numId w:val="1201"/>
         </w:numPr>
         <w:spacing w:before="0" w:after="80" w:line="240"/>
         <w:ind w:right="0" w:left="720" w:hanging="360"/>
@@ -32535,7 +31690,7 @@
       <w:pPr>
         <w:numPr>
           <w:ilvl w:val="0"/>
-          <w:numId w:val="1207"/>
+          <w:numId w:val="1201"/>
         </w:numPr>
         <w:spacing w:before="0" w:after="80" w:line="240"/>
         <w:ind w:right="0" w:left="720" w:hanging="360"/>
@@ -32625,20 +31780,606 @@
           <w:sz w:val="28"/>
           <w:shd w:fill="auto" w:val="clear"/>
         </w:rPr>
-        <w:t xml:space="preserve"> Questions de r</w:t>
-      </w:r>
-      <w:r>
+        <w:t xml:space="preserve"> Questions de réflexion</w:t>
+      </w:r>
+    </w:p>
+    <w:p>
+      <w:pPr>
+        <w:numPr>
+          <w:ilvl w:val="0"/>
+          <w:numId w:val="1204"/>
+        </w:numPr>
+        <w:spacing w:before="0" w:after="80" w:line="240"/>
+        <w:ind w:right="0" w:left="720" w:hanging="360"/>
+        <w:jc w:val="left"/>
+        <w:rPr>
+          <w:rFonts w:ascii="Arial" w:hAnsi="Arial" w:cs="Arial" w:eastAsia="Arial"/>
+          <w:color w:val="auto"/>
+          <w:spacing w:val="0"/>
+          <w:position w:val="0"/>
+          <w:sz w:val="22"/>
+          <w:shd w:fill="auto" w:val="clear"/>
+        </w:rPr>
+      </w:pPr>
+      <w:r>
+        <w:rPr>
+          <w:rFonts w:ascii="Arial" w:hAnsi="Arial" w:cs="Arial" w:eastAsia="Arial"/>
+          <w:color w:val="auto"/>
+          <w:spacing w:val="0"/>
+          <w:position w:val="0"/>
+          <w:sz w:val="22"/>
+          <w:shd w:fill="auto" w:val="clear"/>
+        </w:rPr>
+        <w:t xml:space="preserve">Dans le test 5, pourquoi est-il important de vérifier que calculator.calculateMonthlyPayment() n'est pas appelé quand le prêt est refusé ? Quel problème cela détecterait-il dans le code ?</w:t>
+      </w:r>
+    </w:p>
+    <w:p>
+      <w:pPr>
+        <w:spacing w:before="0" w:after="80" w:line="240"/>
+        <w:ind w:right="0" w:left="0" w:firstLine="0"/>
+        <w:jc w:val="left"/>
         <w:rPr>
           <w:rFonts w:ascii="Arial" w:hAnsi="Arial" w:cs="Arial" w:eastAsia="Arial"/>
           <w:b/>
-          <w:color w:val="1E3A5F"/>
-          <w:spacing w:val="0"/>
-          <w:position w:val="0"/>
-          <w:sz w:val="28"/>
-          <w:shd w:fill="auto" w:val="clear"/>
-        </w:rPr>
-        <w:t xml:space="preserve">éflexion</w:t>
-      </w:r>
+          <w:color w:val="FF0000"/>
+          <w:spacing w:val="0"/>
+          <w:position w:val="0"/>
+          <w:sz w:val="22"/>
+          <w:shd w:fill="auto" w:val="clear"/>
+        </w:rPr>
+      </w:pPr>
+      <w:r>
+        <w:rPr>
+          <w:rFonts w:ascii="Arial" w:hAnsi="Arial" w:cs="Arial" w:eastAsia="Arial"/>
+          <w:b/>
+          <w:color w:val="FF0000"/>
+          <w:spacing w:val="0"/>
+          <w:position w:val="0"/>
+          <w:sz w:val="22"/>
+          <w:shd w:fill="auto" w:val="clear"/>
+        </w:rPr>
+        <w:t xml:space="preserve">C'est crucial de vérifier que calculator.calculateMonthlyPayment() n'est jamais appelé quand le prêt est rejeté, car cela détecterait un bug logique :</w:t>
+      </w:r>
+    </w:p>
+    <w:p>
+      <w:pPr>
+        <w:spacing w:before="0" w:after="80" w:line="240"/>
+        <w:ind w:right="0" w:left="0" w:firstLine="0"/>
+        <w:jc w:val="left"/>
+        <w:rPr>
+          <w:rFonts w:ascii="Arial" w:hAnsi="Arial" w:cs="Arial" w:eastAsia="Arial"/>
+          <w:b/>
+          <w:color w:val="FF0000"/>
+          <w:spacing w:val="0"/>
+          <w:position w:val="0"/>
+          <w:sz w:val="22"/>
+          <w:shd w:fill="auto" w:val="clear"/>
+        </w:rPr>
+      </w:pPr>
+    </w:p>
+    <w:p>
+      <w:pPr>
+        <w:spacing w:before="0" w:after="80" w:line="240"/>
+        <w:ind w:right="0" w:left="0" w:firstLine="0"/>
+        <w:jc w:val="left"/>
+        <w:rPr>
+          <w:rFonts w:ascii="Arial" w:hAnsi="Arial" w:cs="Arial" w:eastAsia="Arial"/>
+          <w:b/>
+          <w:color w:val="FF0000"/>
+          <w:spacing w:val="0"/>
+          <w:position w:val="0"/>
+          <w:sz w:val="22"/>
+          <w:shd w:fill="auto" w:val="clear"/>
+        </w:rPr>
+      </w:pPr>
+      <w:r>
+        <w:rPr>
+          <w:rFonts w:ascii="Arial" w:hAnsi="Arial" w:cs="Arial" w:eastAsia="Arial"/>
+          <w:b/>
+          <w:color w:val="FF0000"/>
+          <w:spacing w:val="0"/>
+          <w:position w:val="0"/>
+          <w:sz w:val="22"/>
+          <w:shd w:fill="auto" w:val="clear"/>
+        </w:rPr>
+        <w:t xml:space="preserve">Si le code appelle calculateMonthlyPayment() malgré un rejet </w:t>
+      </w:r>
+      <w:r>
+        <w:rPr>
+          <w:rFonts w:ascii="Cambria Math" w:hAnsi="Cambria Math" w:cs="Cambria Math" w:eastAsia="Cambria Math"/>
+          <w:b/>
+          <w:color w:val="FF0000"/>
+          <w:spacing w:val="0"/>
+          <w:position w:val="0"/>
+          <w:sz w:val="22"/>
+          <w:shd w:fill="auto" w:val="clear"/>
+        </w:rPr>
+        <w:t xml:space="preserve">→</w:t>
+      </w:r>
+      <w:r>
+        <w:rPr>
+          <w:rFonts w:ascii="Arial" w:hAnsi="Arial" w:cs="Arial" w:eastAsia="Arial"/>
+          <w:b/>
+          <w:color w:val="FF0000"/>
+          <w:spacing w:val="0"/>
+          <w:position w:val="0"/>
+          <w:sz w:val="22"/>
+          <w:shd w:fill="auto" w:val="clear"/>
+        </w:rPr>
+        <w:t xml:space="preserve"> fuite mémoire ou coût inutile</w:t>
+      </w:r>
+    </w:p>
+    <w:p>
+      <w:pPr>
+        <w:spacing w:before="0" w:after="80" w:line="240"/>
+        <w:ind w:right="0" w:left="0" w:firstLine="0"/>
+        <w:jc w:val="left"/>
+        <w:rPr>
+          <w:rFonts w:ascii="Arial" w:hAnsi="Arial" w:cs="Arial" w:eastAsia="Arial"/>
+          <w:b/>
+          <w:color w:val="FF0000"/>
+          <w:spacing w:val="0"/>
+          <w:position w:val="0"/>
+          <w:sz w:val="22"/>
+          <w:shd w:fill="auto" w:val="clear"/>
+        </w:rPr>
+      </w:pPr>
+      <w:r>
+        <w:rPr>
+          <w:rFonts w:ascii="Arial" w:hAnsi="Arial" w:cs="Arial" w:eastAsia="Arial"/>
+          <w:b/>
+          <w:color w:val="FF0000"/>
+          <w:spacing w:val="0"/>
+          <w:position w:val="0"/>
+          <w:sz w:val="22"/>
+          <w:shd w:fill="auto" w:val="clear"/>
+        </w:rPr>
+        <w:t xml:space="preserve">Une assertion sur la valeur de retour ne détecterait pas cet appel indésirable</w:t>
+      </w:r>
+    </w:p>
+    <w:p>
+      <w:pPr>
+        <w:numPr>
+          <w:ilvl w:val="0"/>
+          <w:numId w:val="1206"/>
+        </w:numPr>
+        <w:spacing w:before="0" w:after="80" w:line="240"/>
+        <w:ind w:right="0" w:left="720" w:hanging="360"/>
+        <w:jc w:val="left"/>
+        <w:rPr>
+          <w:rFonts w:ascii="Arial" w:hAnsi="Arial" w:cs="Arial" w:eastAsia="Arial"/>
+          <w:color w:val="auto"/>
+          <w:spacing w:val="0"/>
+          <w:position w:val="0"/>
+          <w:sz w:val="22"/>
+          <w:shd w:fill="auto" w:val="clear"/>
+        </w:rPr>
+      </w:pPr>
+      <w:r>
+        <w:rPr>
+          <w:rFonts w:ascii="Arial" w:hAnsi="Arial" w:cs="Arial" w:eastAsia="Arial"/>
+          <w:color w:val="auto"/>
+          <w:spacing w:val="0"/>
+          <w:position w:val="0"/>
+          <w:sz w:val="22"/>
+          <w:shd w:fill="auto" w:val="clear"/>
+        </w:rPr>
+        <w:t xml:space="preserve">Supposons qu'on veuille tester que LoanProcessor gère correctement deux approveLoan() successifs </w:t>
+      </w:r>
+      <w:r>
+        <w:rPr>
+          <w:rFonts w:ascii="Arial" w:hAnsi="Arial" w:cs="Arial" w:eastAsia="Arial"/>
+          <w:color w:val="auto"/>
+          <w:spacing w:val="0"/>
+          <w:position w:val="0"/>
+          <w:sz w:val="22"/>
+          <w:shd w:fill="auto" w:val="clear"/>
+        </w:rPr>
+        <w:t xml:space="preserve">—</w:t>
+      </w:r>
+      <w:r>
+        <w:rPr>
+          <w:rFonts w:ascii="Arial" w:hAnsi="Arial" w:cs="Arial" w:eastAsia="Arial"/>
+          <w:color w:val="auto"/>
+          <w:spacing w:val="0"/>
+          <w:position w:val="0"/>
+          <w:sz w:val="22"/>
+          <w:shd w:fill="auto" w:val="clear"/>
+        </w:rPr>
+        <w:t xml:space="preserve"> le premier approuvé, le second refusé. Comment structurer ce test ?</w:t>
+      </w:r>
+    </w:p>
+    <w:p>
+      <w:pPr>
+        <w:spacing w:before="0" w:after="80" w:line="240"/>
+        <w:ind w:right="0" w:left="0" w:firstLine="0"/>
+        <w:jc w:val="left"/>
+        <w:rPr>
+          <w:rFonts w:ascii="Arial" w:hAnsi="Arial" w:cs="Arial" w:eastAsia="Arial"/>
+          <w:color w:val="auto"/>
+          <w:spacing w:val="0"/>
+          <w:position w:val="0"/>
+          <w:sz w:val="22"/>
+          <w:shd w:fill="auto" w:val="clear"/>
+        </w:rPr>
+      </w:pPr>
+      <w:r>
+        <w:object w:dxaOrig="8640" w:dyaOrig="5423">
+          <v:rect xmlns:o="urn:schemas-microsoft-com:office:office" xmlns:v="urn:schemas-microsoft-com:vml" id="rectole0000000000" style="width:432.000000pt;height:271.150000pt" o:preferrelative="t" o:ole="">
+            <o:lock v:ext="edit"/>
+            <v:imagedata xmlns:r="http://schemas.openxmlformats.org/officeDocument/2006/relationships" r:id="docRId1" o:title=""/>
+          </v:rect>
+          <o:OLEObject xmlns:r="http://schemas.openxmlformats.org/officeDocument/2006/relationships" xmlns:o="urn:schemas-microsoft-com:office:office" Type="Embed" ProgID="StaticDib" DrawAspect="Content" ObjectID="0000000000" ShapeID="rectole0000000000" r:id="docRId0"/>
+        </w:object>
+      </w:r>
+    </w:p>
+    <w:p>
+      <w:pPr>
+        <w:spacing w:before="0" w:after="80" w:line="240"/>
+        <w:ind w:right="0" w:left="0" w:firstLine="0"/>
+        <w:jc w:val="left"/>
+        <w:rPr>
+          <w:rFonts w:ascii="Arial" w:hAnsi="Arial" w:cs="Arial" w:eastAsia="Arial"/>
+          <w:b/>
+          <w:color w:val="FF0000"/>
+          <w:spacing w:val="0"/>
+          <w:position w:val="0"/>
+          <w:sz w:val="22"/>
+          <w:shd w:fill="auto" w:val="clear"/>
+        </w:rPr>
+      </w:pPr>
+      <w:r>
+        <w:rPr>
+          <w:rFonts w:ascii="Arial" w:hAnsi="Arial" w:cs="Arial" w:eastAsia="Arial"/>
+          <w:b/>
+          <w:color w:val="FF0000"/>
+          <w:spacing w:val="0"/>
+          <w:position w:val="0"/>
+          <w:sz w:val="22"/>
+          <w:shd w:fill="auto" w:val="clear"/>
+        </w:rPr>
+        <w:t xml:space="preserve">- Vérifier le résultat</w:t>
+      </w:r>
+    </w:p>
+    <w:p>
+      <w:pPr>
+        <w:spacing w:before="0" w:after="80" w:line="240"/>
+        <w:ind w:right="0" w:left="0" w:firstLine="0"/>
+        <w:jc w:val="left"/>
+        <w:rPr>
+          <w:rFonts w:ascii="Arial" w:hAnsi="Arial" w:cs="Arial" w:eastAsia="Arial"/>
+          <w:b/>
+          <w:color w:val="FF0000"/>
+          <w:spacing w:val="0"/>
+          <w:position w:val="0"/>
+          <w:sz w:val="22"/>
+          <w:shd w:fill="auto" w:val="clear"/>
+        </w:rPr>
+      </w:pPr>
+      <w:r>
+        <w:rPr>
+          <w:rFonts w:ascii="Arial" w:hAnsi="Arial" w:cs="Arial" w:eastAsia="Arial"/>
+          <w:b/>
+          <w:color w:val="FF0000"/>
+          <w:spacing w:val="0"/>
+          <w:position w:val="0"/>
+          <w:sz w:val="22"/>
+          <w:shd w:fill="auto" w:val="clear"/>
+        </w:rPr>
+        <w:t xml:space="preserve">- Vérifier les paramètres loggées</w:t>
+      </w:r>
+    </w:p>
+    <w:p>
+      <w:pPr>
+        <w:spacing w:before="0" w:after="80" w:line="240"/>
+        <w:ind w:right="0" w:left="0" w:firstLine="0"/>
+        <w:jc w:val="left"/>
+        <w:rPr>
+          <w:rFonts w:ascii="Arial" w:hAnsi="Arial" w:cs="Arial" w:eastAsia="Arial"/>
+          <w:b/>
+          <w:color w:val="FF0000"/>
+          <w:spacing w:val="0"/>
+          <w:position w:val="0"/>
+          <w:sz w:val="22"/>
+          <w:shd w:fill="auto" w:val="clear"/>
+        </w:rPr>
+      </w:pPr>
+      <w:r>
+        <w:rPr>
+          <w:rFonts w:ascii="Arial" w:hAnsi="Arial" w:cs="Arial" w:eastAsia="Arial"/>
+          <w:b/>
+          <w:color w:val="FF0000"/>
+          <w:spacing w:val="0"/>
+          <w:position w:val="0"/>
+          <w:sz w:val="22"/>
+          <w:shd w:fill="auto" w:val="clear"/>
+        </w:rPr>
+        <w:t xml:space="preserve">- vérifier l'ordre vaec InOrder</w:t>
+      </w:r>
+    </w:p>
+    <w:p>
+      <w:pPr>
+        <w:spacing w:before="0" w:after="80" w:line="240"/>
+        <w:ind w:right="0" w:left="0" w:firstLine="0"/>
+        <w:jc w:val="left"/>
+        <w:rPr>
+          <w:rFonts w:ascii="Arial" w:hAnsi="Arial" w:cs="Arial" w:eastAsia="Arial"/>
+          <w:color w:val="auto"/>
+          <w:spacing w:val="0"/>
+          <w:position w:val="0"/>
+          <w:sz w:val="22"/>
+          <w:shd w:fill="auto" w:val="clear"/>
+        </w:rPr>
+      </w:pPr>
+    </w:p>
+    <w:p>
+      <w:pPr>
+        <w:numPr>
+          <w:ilvl w:val="0"/>
+          <w:numId w:val="1208"/>
+        </w:numPr>
+        <w:spacing w:before="0" w:after="80" w:line="240"/>
+        <w:ind w:right="0" w:left="720" w:hanging="360"/>
+        <w:jc w:val="left"/>
+        <w:rPr>
+          <w:rFonts w:ascii="Arial" w:hAnsi="Arial" w:cs="Arial" w:eastAsia="Arial"/>
+          <w:color w:val="auto"/>
+          <w:spacing w:val="0"/>
+          <w:position w:val="0"/>
+          <w:sz w:val="22"/>
+          <w:shd w:fill="auto" w:val="clear"/>
+        </w:rPr>
+      </w:pPr>
+      <w:r>
+        <w:rPr>
+          <w:rFonts w:ascii="Arial" w:hAnsi="Arial" w:cs="Arial" w:eastAsia="Arial"/>
+          <w:color w:val="auto"/>
+          <w:spacing w:val="0"/>
+          <w:position w:val="0"/>
+          <w:sz w:val="22"/>
+          <w:shd w:fill="auto" w:val="clear"/>
+        </w:rPr>
+        <w:t xml:space="preserve">Quelles sont les 3 situations dans ce TP où vous avez utilisé verify() ? Pour chacune, dites ce que vous auriez raté si vous n'aviez utilisé que des assertions sur les valeurs de retour.</w:t>
+      </w:r>
+    </w:p>
+    <w:p>
+      <w:pPr>
+        <w:spacing w:before="0" w:after="80" w:line="240"/>
+        <w:ind w:right="0" w:left="0" w:firstLine="0"/>
+        <w:jc w:val="left"/>
+        <w:rPr>
+          <w:rFonts w:ascii="Arial" w:hAnsi="Arial" w:cs="Arial" w:eastAsia="Arial"/>
+          <w:b/>
+          <w:color w:val="FF0000"/>
+          <w:spacing w:val="0"/>
+          <w:position w:val="0"/>
+          <w:sz w:val="22"/>
+          <w:shd w:fill="auto" w:val="clear"/>
+        </w:rPr>
+      </w:pPr>
+      <w:r>
+        <w:rPr>
+          <w:rFonts w:ascii="Arial" w:hAnsi="Arial" w:cs="Arial" w:eastAsia="Arial"/>
+          <w:b/>
+          <w:color w:val="FF0000"/>
+          <w:spacing w:val="0"/>
+          <w:position w:val="0"/>
+          <w:sz w:val="22"/>
+          <w:shd w:fill="auto" w:val="clear"/>
+        </w:rPr>
+        <w:t xml:space="preserve">Vérifier un appel simple (Test 1 &amp; 2) :</w:t>
+      </w:r>
+    </w:p>
+    <w:p>
+      <w:pPr>
+        <w:spacing w:before="0" w:after="80" w:line="240"/>
+        <w:ind w:right="0" w:left="0" w:firstLine="0"/>
+        <w:jc w:val="left"/>
+        <w:rPr>
+          <w:rFonts w:ascii="Arial" w:hAnsi="Arial" w:cs="Arial" w:eastAsia="Arial"/>
+          <w:b/>
+          <w:color w:val="FF0000"/>
+          <w:spacing w:val="0"/>
+          <w:position w:val="0"/>
+          <w:sz w:val="22"/>
+          <w:shd w:fill="auto" w:val="clear"/>
+        </w:rPr>
+      </w:pPr>
+      <w:r>
+        <w:rPr>
+          <w:rFonts w:ascii="Arial" w:hAnsi="Arial" w:cs="Arial" w:eastAsia="Arial"/>
+          <w:b/>
+          <w:color w:val="FF0000"/>
+          <w:spacing w:val="0"/>
+          <w:position w:val="0"/>
+          <w:sz w:val="22"/>
+          <w:shd w:fill="auto" w:val="clear"/>
+        </w:rPr>
+        <w:t xml:space="preserve">verify(mock).method(args) </w:t>
+      </w:r>
+    </w:p>
+    <w:p>
+      <w:pPr>
+        <w:spacing w:before="0" w:after="80" w:line="240"/>
+        <w:ind w:right="0" w:left="0" w:firstLine="0"/>
+        <w:jc w:val="left"/>
+        <w:rPr>
+          <w:rFonts w:ascii="Arial" w:hAnsi="Arial" w:cs="Arial" w:eastAsia="Arial"/>
+          <w:b/>
+          <w:color w:val="FF0000"/>
+          <w:spacing w:val="0"/>
+          <w:position w:val="0"/>
+          <w:sz w:val="22"/>
+          <w:shd w:fill="auto" w:val="clear"/>
+        </w:rPr>
+      </w:pPr>
+    </w:p>
+    <w:p>
+      <w:pPr>
+        <w:spacing w:before="0" w:after="80" w:line="240"/>
+        <w:ind w:right="0" w:left="0" w:firstLine="0"/>
+        <w:jc w:val="left"/>
+        <w:rPr>
+          <w:rFonts w:ascii="Arial" w:hAnsi="Arial" w:cs="Arial" w:eastAsia="Arial"/>
+          <w:b/>
+          <w:color w:val="FF0000"/>
+          <w:spacing w:val="0"/>
+          <w:position w:val="0"/>
+          <w:sz w:val="22"/>
+          <w:shd w:fill="auto" w:val="clear"/>
+        </w:rPr>
+      </w:pPr>
+      <w:r>
+        <w:rPr>
+          <w:rFonts w:ascii="Arial" w:hAnsi="Arial" w:cs="Arial" w:eastAsia="Arial"/>
+          <w:b/>
+          <w:color w:val="FF0000"/>
+          <w:spacing w:val="0"/>
+          <w:position w:val="0"/>
+          <w:sz w:val="22"/>
+          <w:shd w:fill="auto" w:val="clear"/>
+        </w:rPr>
+        <w:t xml:space="preserve">Vérifier l'ordre (Test 5) :</w:t>
+      </w:r>
+    </w:p>
+    <w:p>
+      <w:pPr>
+        <w:spacing w:before="0" w:after="80" w:line="240"/>
+        <w:ind w:right="0" w:left="0" w:firstLine="0"/>
+        <w:jc w:val="left"/>
+        <w:rPr>
+          <w:rFonts w:ascii="Arial" w:hAnsi="Arial" w:cs="Arial" w:eastAsia="Arial"/>
+          <w:b/>
+          <w:color w:val="FF0000"/>
+          <w:spacing w:val="0"/>
+          <w:position w:val="0"/>
+          <w:sz w:val="22"/>
+          <w:shd w:fill="auto" w:val="clear"/>
+        </w:rPr>
+      </w:pPr>
+      <w:r>
+        <w:rPr>
+          <w:rFonts w:ascii="Arial" w:hAnsi="Arial" w:cs="Arial" w:eastAsia="Arial"/>
+          <w:b/>
+          <w:color w:val="FF0000"/>
+          <w:spacing w:val="0"/>
+          <w:position w:val="0"/>
+          <w:sz w:val="22"/>
+          <w:shd w:fill="auto" w:val="clear"/>
+        </w:rPr>
+        <w:t xml:space="preserve">InOrder </w:t>
+      </w:r>
+      <w:r>
+        <w:rPr>
+          <w:rFonts w:ascii="Arial" w:hAnsi="Arial" w:cs="Arial" w:eastAsia="Arial"/>
+          <w:b/>
+          <w:color w:val="FF0000"/>
+          <w:spacing w:val="0"/>
+          <w:position w:val="0"/>
+          <w:sz w:val="22"/>
+          <w:shd w:fill="auto" w:val="clear"/>
+        </w:rPr>
+        <w:t xml:space="preserve">— on garantit que approval s'ex</w:t>
+      </w:r>
+      <w:r>
+        <w:rPr>
+          <w:rFonts w:ascii="Arial" w:hAnsi="Arial" w:cs="Arial" w:eastAsia="Arial"/>
+          <w:b/>
+          <w:color w:val="FF0000"/>
+          <w:spacing w:val="0"/>
+          <w:position w:val="0"/>
+          <w:sz w:val="22"/>
+          <w:shd w:fill="auto" w:val="clear"/>
+        </w:rPr>
+        <w:t xml:space="preserve">écute avant le calcul</w:t>
+      </w:r>
+    </w:p>
+    <w:p>
+      <w:pPr>
+        <w:spacing w:before="0" w:after="80" w:line="240"/>
+        <w:ind w:right="0" w:left="0" w:firstLine="0"/>
+        <w:jc w:val="left"/>
+        <w:rPr>
+          <w:rFonts w:ascii="Arial" w:hAnsi="Arial" w:cs="Arial" w:eastAsia="Arial"/>
+          <w:b/>
+          <w:color w:val="FF0000"/>
+          <w:spacing w:val="0"/>
+          <w:position w:val="0"/>
+          <w:sz w:val="22"/>
+          <w:shd w:fill="auto" w:val="clear"/>
+        </w:rPr>
+      </w:pPr>
+    </w:p>
+    <w:p>
+      <w:pPr>
+        <w:spacing w:before="0" w:after="80" w:line="240"/>
+        <w:ind w:right="0" w:left="0" w:firstLine="0"/>
+        <w:jc w:val="left"/>
+        <w:rPr>
+          <w:rFonts w:ascii="Arial" w:hAnsi="Arial" w:cs="Arial" w:eastAsia="Arial"/>
+          <w:b/>
+          <w:color w:val="FF0000"/>
+          <w:spacing w:val="0"/>
+          <w:position w:val="0"/>
+          <w:sz w:val="22"/>
+          <w:shd w:fill="auto" w:val="clear"/>
+        </w:rPr>
+      </w:pPr>
+      <w:r>
+        <w:rPr>
+          <w:rFonts w:ascii="Arial" w:hAnsi="Arial" w:cs="Arial" w:eastAsia="Arial"/>
+          <w:b/>
+          <w:color w:val="FF0000"/>
+          <w:spacing w:val="0"/>
+          <w:position w:val="0"/>
+          <w:sz w:val="22"/>
+          <w:shd w:fill="auto" w:val="clear"/>
+        </w:rPr>
+        <w:t xml:space="preserve">Vérifier l'absence d'appel (Test 2) :</w:t>
+      </w:r>
+    </w:p>
+    <w:p>
+      <w:pPr>
+        <w:spacing w:before="0" w:after="80" w:line="240"/>
+        <w:ind w:right="0" w:left="0" w:firstLine="0"/>
+        <w:jc w:val="left"/>
+        <w:rPr>
+          <w:rFonts w:ascii="Arial" w:hAnsi="Arial" w:cs="Arial" w:eastAsia="Arial"/>
+          <w:b/>
+          <w:color w:val="FF0000"/>
+          <w:spacing w:val="0"/>
+          <w:position w:val="0"/>
+          <w:sz w:val="22"/>
+          <w:shd w:fill="auto" w:val="clear"/>
+        </w:rPr>
+      </w:pPr>
+      <w:r>
+        <w:rPr>
+          <w:rFonts w:ascii="Arial" w:hAnsi="Arial" w:cs="Arial" w:eastAsia="Arial"/>
+          <w:b/>
+          <w:color w:val="FF0000"/>
+          <w:spacing w:val="0"/>
+          <w:position w:val="0"/>
+          <w:sz w:val="22"/>
+          <w:shd w:fill="auto" w:val="clear"/>
+        </w:rPr>
+        <w:t xml:space="preserve">verify(mock, never()) </w:t>
+      </w:r>
+    </w:p>
+    <w:p>
+      <w:pPr>
+        <w:spacing w:before="0" w:after="80" w:line="240"/>
+        <w:ind w:right="0" w:left="0" w:firstLine="0"/>
+        <w:jc w:val="left"/>
+        <w:rPr>
+          <w:rFonts w:ascii="Arial" w:hAnsi="Arial" w:cs="Arial" w:eastAsia="Arial"/>
+          <w:color w:val="auto"/>
+          <w:spacing w:val="0"/>
+          <w:position w:val="0"/>
+          <w:sz w:val="22"/>
+          <w:shd w:fill="auto" w:val="clear"/>
+        </w:rPr>
+      </w:pPr>
     </w:p>
     <w:p>
       <w:pPr>
@@ -32667,21 +32408,18 @@
           <w:sz w:val="22"/>
           <w:shd w:fill="auto" w:val="clear"/>
         </w:rPr>
-        <w:t xml:space="preserve">Dans le test 5, pourquoi est-il important de vérifier que calculator.calculateMonthlyPayment() n'est pas appelé quand le prêt est refusé ? Quel problème cela détecterait-il dans le code ?</w:t>
+        <w:t xml:space="preserve">Réfléchissez : dans ce TP, vous avez mocké CreditScoringAPI et AuditLogger. Auriez-vous pu aussi mocker LoanCalculator ? Quel serait l'intérêt ou le problème ?</w:t>
       </w:r>
     </w:p>
     <w:p>
       <w:pPr>
-        <w:numPr>
-          <w:ilvl w:val="0"/>
-          <w:numId w:val="1210"/>
-        </w:numPr>
         <w:spacing w:before="0" w:after="80" w:line="240"/>
-        <w:ind w:right="0" w:left="720" w:hanging="360"/>
+        <w:ind w:right="0" w:left="0" w:firstLine="0"/>
         <w:jc w:val="left"/>
         <w:rPr>
           <w:rFonts w:ascii="Arial" w:hAnsi="Arial" w:cs="Arial" w:eastAsia="Arial"/>
-          <w:color w:val="auto"/>
+          <w:b/>
+          <w:color w:val="FF0000"/>
           <w:spacing w:val="0"/>
           <w:position w:val="0"/>
           <w:sz w:val="22"/>
@@ -32691,60 +32429,25 @@
       <w:r>
         <w:rPr>
           <w:rFonts w:ascii="Arial" w:hAnsi="Arial" w:cs="Arial" w:eastAsia="Arial"/>
-          <w:color w:val="auto"/>
+          <w:b/>
+          <w:color w:val="FF0000"/>
           <w:spacing w:val="0"/>
           <w:position w:val="0"/>
           <w:sz w:val="22"/>
           <w:shd w:fill="auto" w:val="clear"/>
         </w:rPr>
-        <w:t xml:space="preserve">Supposons qu'on veuille tester que LoanProcessor gère correctement deux approveLoan() successifs </w:t>
-      </w:r>
-      <w:r>
-        <w:rPr>
-          <w:rFonts w:ascii="Arial" w:hAnsi="Arial" w:cs="Arial" w:eastAsia="Arial"/>
-          <w:color w:val="auto"/>
-          <w:spacing w:val="0"/>
-          <w:position w:val="0"/>
-          <w:sz w:val="22"/>
-          <w:shd w:fill="auto" w:val="clear"/>
-        </w:rPr>
-        <w:t xml:space="preserve">—</w:t>
-      </w:r>
-      <w:r>
-        <w:rPr>
-          <w:rFonts w:ascii="Arial" w:hAnsi="Arial" w:cs="Arial" w:eastAsia="Arial"/>
-          <w:color w:val="auto"/>
-          <w:spacing w:val="0"/>
-          <w:position w:val="0"/>
-          <w:sz w:val="22"/>
-          <w:shd w:fill="auto" w:val="clear"/>
-        </w:rPr>
-        <w:t xml:space="preserve"> le premier approuv</w:t>
-      </w:r>
-      <w:r>
-        <w:rPr>
-          <w:rFonts w:ascii="Arial" w:hAnsi="Arial" w:cs="Arial" w:eastAsia="Arial"/>
-          <w:color w:val="auto"/>
-          <w:spacing w:val="0"/>
-          <w:position w:val="0"/>
-          <w:sz w:val="22"/>
-          <w:shd w:fill="auto" w:val="clear"/>
-        </w:rPr>
-        <w:t xml:space="preserve">é, le second refusé. Comment structurer ce test ?</w:t>
+        <w:t xml:space="preserve">Techniquement oui, mais c'aurait été une mauvaise pratique :</w:t>
       </w:r>
     </w:p>
     <w:p>
       <w:pPr>
-        <w:numPr>
-          <w:ilvl w:val="0"/>
-          <w:numId w:val="1210"/>
-        </w:numPr>
         <w:spacing w:before="0" w:after="80" w:line="240"/>
-        <w:ind w:right="0" w:left="720" w:hanging="360"/>
+        <w:ind w:right="0" w:left="0" w:firstLine="0"/>
         <w:jc w:val="left"/>
         <w:rPr>
           <w:rFonts w:ascii="Arial" w:hAnsi="Arial" w:cs="Arial" w:eastAsia="Arial"/>
-          <w:color w:val="auto"/>
+          <w:b/>
+          <w:color w:val="FF0000"/>
           <w:spacing w:val="0"/>
           <w:position w:val="0"/>
           <w:sz w:val="22"/>
@@ -32754,27 +32457,49 @@
       <w:r>
         <w:rPr>
           <w:rFonts w:ascii="Arial" w:hAnsi="Arial" w:cs="Arial" w:eastAsia="Arial"/>
-          <w:color w:val="auto"/>
+          <w:b/>
+          <w:color w:val="FF0000"/>
           <w:spacing w:val="0"/>
           <w:position w:val="0"/>
           <w:sz w:val="22"/>
           <w:shd w:fill="auto" w:val="clear"/>
         </w:rPr>
-        <w:t xml:space="preserve">Quelles sont les 3 situations dans ce TP où vous avez utilisé verify() ? Pour chacune, dites ce que vous auriez raté si vous n'aviez utilisé que des assertions sur les valeurs de retour.</w:t>
+        <w:t xml:space="preserve">LoanCalculator est simple et déterministe </w:t>
+      </w:r>
+      <w:r>
+        <w:rPr>
+          <w:rFonts w:ascii="Cambria Math" w:hAnsi="Cambria Math" w:cs="Cambria Math" w:eastAsia="Cambria Math"/>
+          <w:b/>
+          <w:color w:val="FF0000"/>
+          <w:spacing w:val="0"/>
+          <w:position w:val="0"/>
+          <w:sz w:val="22"/>
+          <w:shd w:fill="auto" w:val="clear"/>
+        </w:rPr>
+        <w:t xml:space="preserve">→</w:t>
+      </w:r>
+      <w:r>
+        <w:rPr>
+          <w:rFonts w:ascii="Arial" w:hAnsi="Arial" w:cs="Arial" w:eastAsia="Arial"/>
+          <w:b/>
+          <w:color w:val="FF0000"/>
+          <w:spacing w:val="0"/>
+          <w:position w:val="0"/>
+          <w:sz w:val="22"/>
+          <w:shd w:fill="auto" w:val="clear"/>
+        </w:rPr>
+        <w:t xml:space="preserve"> pas de dépendance externe</w:t>
       </w:r>
     </w:p>
     <w:p>
       <w:pPr>
-        <w:numPr>
-          <w:ilvl w:val="0"/>
-          <w:numId w:val="1210"/>
-        </w:numPr>
         <w:spacing w:before="0" w:after="80" w:line="240"/>
-        <w:ind w:right="0" w:left="720" w:hanging="360"/>
+        <w:ind w:right="0" w:left="0" w:firstLine="0"/>
         <w:jc w:val="left"/>
         <w:rPr>
           <w:rFonts w:ascii="Arial" w:hAnsi="Arial" w:cs="Arial" w:eastAsia="Arial"/>
-          <w:color w:val="auto"/>
+          <w:b/>
+          <w:color w:val="FF0000"/>
           <w:spacing w:val="0"/>
           <w:position w:val="0"/>
           <w:sz w:val="22"/>
@@ -32784,13 +32509,14 @@
       <w:r>
         <w:rPr>
           <w:rFonts w:ascii="Arial" w:hAnsi="Arial" w:cs="Arial" w:eastAsia="Arial"/>
-          <w:color w:val="auto"/>
+          <w:b/>
+          <w:color w:val="FF0000"/>
           <w:spacing w:val="0"/>
           <w:position w:val="0"/>
           <w:sz w:val="22"/>
           <w:shd w:fill="auto" w:val="clear"/>
         </w:rPr>
-        <w:t xml:space="preserve">Réfléchissez : dans ce TP, vous avez mocké CreditScoringAPI et AuditLogger. Auriez-vous pu aussi mocker LoanCalculator ? Quel serait l'intérêt ou le problème ?</w:t>
+        <w:t xml:space="preserve">La mocker masquerait les bugs de calcul (ex : taux mal calculé)</w:t>
       </w:r>
     </w:p>
     <w:p>
@@ -32938,7 +32664,6 @@
                 <w:spacing w:val="0"/>
                 <w:position w:val="0"/>
                 <w:sz w:val="22"/>
-                <w:shd w:fill="auto" w:val="clear"/>
               </w:rPr>
             </w:pPr>
             <w:r>
@@ -32980,7 +32705,6 @@
                 <w:spacing w:val="0"/>
                 <w:position w:val="0"/>
                 <w:sz w:val="22"/>
-                <w:shd w:fill="auto" w:val="clear"/>
               </w:rPr>
             </w:pPr>
             <w:r>
@@ -33022,7 +32746,6 @@
                 <w:spacing w:val="0"/>
                 <w:position w:val="0"/>
                 <w:sz w:val="22"/>
-                <w:shd w:fill="auto" w:val="clear"/>
               </w:rPr>
             </w:pPr>
             <w:r>
@@ -33069,7 +32792,6 @@
               <w:rPr>
                 <w:spacing w:val="0"/>
                 <w:position w:val="0"/>
-                <w:shd w:fill="auto" w:val="clear"/>
               </w:rPr>
             </w:pPr>
             <w:r>
@@ -33109,7 +32831,6 @@
               <w:rPr>
                 <w:spacing w:val="0"/>
                 <w:position w:val="0"/>
-                <w:shd w:fill="auto" w:val="clear"/>
               </w:rPr>
             </w:pPr>
             <w:r>
@@ -33149,7 +32870,6 @@
               <w:rPr>
                 <w:spacing w:val="0"/>
                 <w:position w:val="0"/>
-                <w:shd w:fill="auto" w:val="clear"/>
               </w:rPr>
             </w:pPr>
             <w:r>
@@ -33195,7 +32915,6 @@
               <w:rPr>
                 <w:spacing w:val="0"/>
                 <w:position w:val="0"/>
-                <w:shd w:fill="auto" w:val="clear"/>
               </w:rPr>
             </w:pPr>
             <w:r>
@@ -33235,7 +32954,6 @@
               <w:rPr>
                 <w:spacing w:val="0"/>
                 <w:position w:val="0"/>
-                <w:shd w:fill="auto" w:val="clear"/>
               </w:rPr>
             </w:pPr>
             <w:r>
@@ -33275,7 +32993,6 @@
               <w:rPr>
                 <w:spacing w:val="0"/>
                 <w:position w:val="0"/>
-                <w:shd w:fill="auto" w:val="clear"/>
               </w:rPr>
             </w:pPr>
             <w:r>
@@ -33343,7 +33060,6 @@
               <w:rPr>
                 <w:spacing w:val="0"/>
                 <w:position w:val="0"/>
-                <w:shd w:fill="auto" w:val="clear"/>
               </w:rPr>
             </w:pPr>
             <w:r>
@@ -33383,7 +33099,6 @@
               <w:rPr>
                 <w:spacing w:val="0"/>
                 <w:position w:val="0"/>
-                <w:shd w:fill="auto" w:val="clear"/>
               </w:rPr>
             </w:pPr>
             <w:r>
@@ -33423,7 +33138,6 @@
               <w:rPr>
                 <w:spacing w:val="0"/>
                 <w:position w:val="0"/>
-                <w:shd w:fill="auto" w:val="clear"/>
               </w:rPr>
             </w:pPr>
             <w:r>
@@ -33469,7 +33183,6 @@
               <w:rPr>
                 <w:spacing w:val="0"/>
                 <w:position w:val="0"/>
-                <w:shd w:fill="auto" w:val="clear"/>
               </w:rPr>
             </w:pPr>
             <w:r>
@@ -33509,7 +33222,6 @@
               <w:rPr>
                 <w:spacing w:val="0"/>
                 <w:position w:val="0"/>
-                <w:shd w:fill="auto" w:val="clear"/>
               </w:rPr>
             </w:pPr>
             <w:r>
@@ -33549,7 +33261,6 @@
               <w:rPr>
                 <w:spacing w:val="0"/>
                 <w:position w:val="0"/>
-                <w:shd w:fill="auto" w:val="clear"/>
               </w:rPr>
             </w:pPr>
             <w:r>
@@ -33595,7 +33306,6 @@
               <w:rPr>
                 <w:spacing w:val="0"/>
                 <w:position w:val="0"/>
-                <w:shd w:fill="auto" w:val="clear"/>
               </w:rPr>
             </w:pPr>
             <w:r>
@@ -33635,7 +33345,6 @@
               <w:rPr>
                 <w:spacing w:val="0"/>
                 <w:position w:val="0"/>
-                <w:shd w:fill="auto" w:val="clear"/>
               </w:rPr>
             </w:pPr>
             <w:r>
@@ -33675,7 +33384,6 @@
               <w:rPr>
                 <w:spacing w:val="0"/>
                 <w:position w:val="0"/>
-                <w:shd w:fill="auto" w:val="clear"/>
               </w:rPr>
             </w:pPr>
             <w:r>
@@ -33721,7 +33429,6 @@
               <w:rPr>
                 <w:spacing w:val="0"/>
                 <w:position w:val="0"/>
-                <w:shd w:fill="auto" w:val="clear"/>
               </w:rPr>
             </w:pPr>
             <w:r>
@@ -33761,7 +33468,6 @@
               <w:rPr>
                 <w:spacing w:val="0"/>
                 <w:position w:val="0"/>
-                <w:shd w:fill="auto" w:val="clear"/>
               </w:rPr>
             </w:pPr>
             <w:r>
@@ -33801,7 +33507,6 @@
               <w:rPr>
                 <w:spacing w:val="0"/>
                 <w:position w:val="0"/>
-                <w:shd w:fill="auto" w:val="clear"/>
               </w:rPr>
             </w:pPr>
             <w:r>
@@ -33847,7 +33552,6 @@
               <w:rPr>
                 <w:spacing w:val="0"/>
                 <w:position w:val="0"/>
-                <w:shd w:fill="auto" w:val="clear"/>
               </w:rPr>
             </w:pPr>
             <w:r>
@@ -33887,7 +33591,6 @@
               <w:rPr>
                 <w:spacing w:val="0"/>
                 <w:position w:val="0"/>
-                <w:shd w:fill="auto" w:val="clear"/>
               </w:rPr>
             </w:pPr>
             <w:r>
@@ -33927,7 +33630,6 @@
               <w:rPr>
                 <w:spacing w:val="0"/>
                 <w:position w:val="0"/>
-                <w:shd w:fill="auto" w:val="clear"/>
               </w:rPr>
             </w:pPr>
             <w:r>
@@ -33973,7 +33675,6 @@
               <w:rPr>
                 <w:spacing w:val="0"/>
                 <w:position w:val="0"/>
-                <w:shd w:fill="auto" w:val="clear"/>
               </w:rPr>
             </w:pPr>
             <w:r>
@@ -34013,7 +33714,6 @@
               <w:rPr>
                 <w:spacing w:val="0"/>
                 <w:position w:val="0"/>
-                <w:shd w:fill="auto" w:val="clear"/>
               </w:rPr>
             </w:pPr>
             <w:r>
@@ -34053,7 +33753,6 @@
               <w:rPr>
                 <w:spacing w:val="0"/>
                 <w:position w:val="0"/>
-                <w:shd w:fill="auto" w:val="clear"/>
               </w:rPr>
             </w:pPr>
             <w:r>
@@ -34148,7 +33847,6 @@
                 <w:spacing w:val="0"/>
                 <w:position w:val="0"/>
                 <w:sz w:val="22"/>
-                <w:shd w:fill="auto" w:val="clear"/>
               </w:rPr>
             </w:pPr>
             <w:r>
@@ -34243,7 +33941,6 @@
               <w:rPr>
                 <w:spacing w:val="0"/>
                 <w:position w:val="0"/>
-                <w:shd w:fill="auto" w:val="clear"/>
               </w:rPr>
             </w:pPr>
             <w:r>
@@ -34289,7 +33986,6 @@
               <w:rPr>
                 <w:spacing w:val="0"/>
                 <w:position w:val="0"/>
-                <w:shd w:fill="auto" w:val="clear"/>
               </w:rPr>
             </w:pPr>
             <w:r>
@@ -34335,7 +34031,6 @@
               <w:rPr>
                 <w:spacing w:val="0"/>
                 <w:position w:val="0"/>
-                <w:shd w:fill="auto" w:val="clear"/>
               </w:rPr>
             </w:pPr>
             <w:r>
@@ -34392,7 +34087,6 @@
               <w:rPr>
                 <w:spacing w:val="0"/>
                 <w:position w:val="0"/>
-                <w:shd w:fill="auto" w:val="clear"/>
               </w:rPr>
             </w:pPr>
             <w:r>
@@ -34471,7 +34165,6 @@
               <w:rPr>
                 <w:spacing w:val="0"/>
                 <w:position w:val="0"/>
-                <w:shd w:fill="auto" w:val="clear"/>
               </w:rPr>
             </w:pPr>
             <w:r>
@@ -34550,7 +34243,6 @@
               <w:rPr>
                 <w:spacing w:val="0"/>
                 <w:position w:val="0"/>
-                <w:shd w:fill="auto" w:val="clear"/>
               </w:rPr>
             </w:pPr>
             <w:r>
@@ -34629,7 +34321,6 @@
               <w:rPr>
                 <w:spacing w:val="0"/>
                 <w:position w:val="0"/>
-                <w:shd w:fill="auto" w:val="clear"/>
               </w:rPr>
             </w:pPr>
             <w:r>
@@ -34708,7 +34399,6 @@
               <w:rPr>
                 <w:spacing w:val="0"/>
                 <w:position w:val="0"/>
-                <w:shd w:fill="auto" w:val="clear"/>
               </w:rPr>
             </w:pPr>
             <w:r>
@@ -34787,7 +34477,6 @@
               <w:rPr>
                 <w:spacing w:val="0"/>
                 <w:position w:val="0"/>
-                <w:shd w:fill="auto" w:val="clear"/>
               </w:rPr>
             </w:pPr>
             <w:r>
@@ -34866,7 +34555,6 @@
               <w:rPr>
                 <w:spacing w:val="0"/>
                 <w:position w:val="0"/>
-                <w:shd w:fill="auto" w:val="clear"/>
               </w:rPr>
             </w:pPr>
             <w:r>
@@ -34945,7 +34633,6 @@
               <w:rPr>
                 <w:spacing w:val="0"/>
                 <w:position w:val="0"/>
-                <w:shd w:fill="auto" w:val="clear"/>
               </w:rPr>
             </w:pPr>
             <w:r>
@@ -34991,7 +34678,6 @@
               <w:rPr>
                 <w:spacing w:val="0"/>
                 <w:position w:val="0"/>
-                <w:shd w:fill="auto" w:val="clear"/>
               </w:rPr>
             </w:pPr>
             <w:r>
@@ -35048,7 +34734,6 @@
               <w:rPr>
                 <w:spacing w:val="0"/>
                 <w:position w:val="0"/>
-                <w:shd w:fill="auto" w:val="clear"/>
               </w:rPr>
             </w:pPr>
             <w:r>
@@ -35116,7 +34801,6 @@
               <w:rPr>
                 <w:spacing w:val="0"/>
                 <w:position w:val="0"/>
-                <w:shd w:fill="auto" w:val="clear"/>
               </w:rPr>
             </w:pPr>
             <w:r>
@@ -35184,7 +34868,6 @@
               <w:rPr>
                 <w:spacing w:val="0"/>
                 <w:position w:val="0"/>
-                <w:shd w:fill="auto" w:val="clear"/>
               </w:rPr>
             </w:pPr>
             <w:r>
@@ -35252,7 +34935,6 @@
               <w:rPr>
                 <w:spacing w:val="0"/>
                 <w:position w:val="0"/>
-                <w:shd w:fill="auto" w:val="clear"/>
               </w:rPr>
             </w:pPr>
             <w:r>
@@ -35531,85 +35213,115 @@
       <w:lvlText w:val="•"/>
     </w:lvl>
   </w:abstractNum>
+  <w:abstractNum w:abstractNumId="168">
+    <w:lvl w:ilvl="0">
+      <w:start w:val="1"/>
+      <w:numFmt w:val="bullet"/>
+      <w:lvlText w:val="•"/>
+    </w:lvl>
+  </w:abstractNum>
+  <w:abstractNum w:abstractNumId="174">
+    <w:lvl w:ilvl="0">
+      <w:start w:val="1"/>
+      <w:numFmt w:val="bullet"/>
+      <w:lvlText w:val="•"/>
+    </w:lvl>
+  </w:abstractNum>
+  <w:abstractNum w:abstractNumId="180">
+    <w:lvl w:ilvl="0">
+      <w:start w:val="1"/>
+      <w:numFmt w:val="bullet"/>
+      <w:lvlText w:val="•"/>
+    </w:lvl>
+  </w:abstractNum>
   <w:num w:numId="35">
+    <w:abstractNumId w:val="180"/>
+  </w:num>
+  <w:num w:numId="278">
+    <w:abstractNumId w:val="174"/>
+  </w:num>
+  <w:num w:numId="411">
+    <w:abstractNumId w:val="168"/>
+  </w:num>
+  <w:num w:numId="413">
     <w:abstractNumId w:val="162"/>
   </w:num>
-  <w:num w:numId="278">
+  <w:num w:numId="415">
     <w:abstractNumId w:val="156"/>
   </w:num>
-  <w:num w:numId="411">
+  <w:num w:numId="456">
     <w:abstractNumId w:val="150"/>
   </w:num>
-  <w:num w:numId="413">
+  <w:num w:numId="458">
     <w:abstractNumId w:val="144"/>
   </w:num>
-  <w:num w:numId="415">
+  <w:num w:numId="466">
     <w:abstractNumId w:val="138"/>
   </w:num>
-  <w:num w:numId="458">
+  <w:num w:numId="606">
     <w:abstractNumId w:val="132"/>
   </w:num>
-  <w:num w:numId="460">
+  <w:num w:numId="609">
     <w:abstractNumId w:val="126"/>
   </w:num>
-  <w:num w:numId="468">
+  <w:num w:numId="611">
     <w:abstractNumId w:val="120"/>
   </w:num>
-  <w:num w:numId="608">
+  <w:num w:numId="641">
     <w:abstractNumId w:val="114"/>
   </w:num>
-  <w:num w:numId="611">
+  <w:num w:numId="648">
     <w:abstractNumId w:val="108"/>
   </w:num>
-  <w:num w:numId="613">
+  <w:num w:numId="760">
     <w:abstractNumId w:val="102"/>
   </w:num>
-  <w:num w:numId="644">
+  <w:num w:numId="762">
     <w:abstractNumId w:val="96"/>
   </w:num>
-  <w:num w:numId="651">
+  <w:num w:numId="764">
     <w:abstractNumId w:val="90"/>
   </w:num>
-  <w:num w:numId="763">
+  <w:num w:numId="772">
     <w:abstractNumId w:val="84"/>
   </w:num>
-  <w:num w:numId="765">
+  <w:num w:numId="871">
     <w:abstractNumId w:val="78"/>
   </w:num>
-  <w:num w:numId="767">
+  <w:num w:numId="873">
     <w:abstractNumId w:val="72"/>
   </w:num>
-  <w:num w:numId="777">
+  <w:num w:numId="880">
     <w:abstractNumId w:val="66"/>
   </w:num>
-  <w:num w:numId="876">
+  <w:num w:numId="974">
     <w:abstractNumId w:val="60"/>
   </w:num>
-  <w:num w:numId="878">
+  <w:num w:numId="976">
     <w:abstractNumId w:val="54"/>
   </w:num>
-  <w:num w:numId="886">
+  <w:num w:numId="978">
     <w:abstractNumId w:val="48"/>
   </w:num>
-  <w:num w:numId="980">
+  <w:num w:numId="985">
     <w:abstractNumId w:val="42"/>
   </w:num>
-  <w:num w:numId="982">
+  <w:num w:numId="1073">
     <w:abstractNumId w:val="36"/>
   </w:num>
-  <w:num w:numId="984">
+  <w:num w:numId="1080">
     <w:abstractNumId w:val="30"/>
   </w:num>
-  <w:num w:numId="991">
+  <w:num w:numId="1201">
     <w:abstractNumId w:val="24"/>
   </w:num>
-  <w:num w:numId="1079">
+  <w:num w:numId="1204">
     <w:abstractNumId w:val="18"/>
   </w:num>
-  <w:num w:numId="1086">
+  <w:num w:numId="1206">
     <w:abstractNumId w:val="12"/>
   </w:num>
-  <w:num w:numId="1207">
+  <w:num w:numId="1208">
     <w:abstractNumId w:val="6"/>
   </w:num>
   <w:num w:numId="1210">
